--- a/ТЕСТ ДЛЯ КУРАТОРА/test_reduction_input.docx
+++ b/ТЕСТ ДЛЯ КУРАТОРА/test_reduction_input.docx
@@ -4,1181 +4,4212 @@
   <w:body>
     <w:p>
       <w:pPr>
+        <w:pStyle w:val="1"/>
         <w:jc w:val="center"/>
         <w:rPr>
-          <w:lang w:val="ru-RU"/>
-        </w:rPr>
-      </w:pPr>
-      <w:r>
-        <w:rPr>
-          <w:rFonts w:ascii="Arial" w:eastAsia="Arial" w:hAnsi="Arial"/>
-          <w:b/>
-          <w:sz w:val="32"/>
-          <w:lang w:val="ru-RU"/>
-        </w:rPr>
-        <w:t>Тестовый документ для проверки</w:t>
-      </w:r>
-      <w:r>
-        <w:rPr>
-          <w:rFonts w:ascii="Arial" w:eastAsia="Arial" w:hAnsi="Arial"/>
-          <w:b/>
-          <w:sz w:val="32"/>
-          <w:lang w:val="ru-RU"/>
-        </w:rPr>
-        <w:br/>
-        <w:t>алгоритма формирования списка сокращений</w:t>
-      </w:r>
-    </w:p>
-    <w:p>
-      <w:pPr>
-        <w:jc w:val="center"/>
-        <w:rPr>
-          <w:lang w:val="ru-RU"/>
-        </w:rPr>
-      </w:pPr>
-      <w:r>
-        <w:rPr>
-          <w:lang w:val="ru-RU"/>
-        </w:rPr>
-        <w:t xml:space="preserve">Файл для тестирования проекта </w:t>
-      </w:r>
-      <w:r>
-        <w:t>Team</w:t>
-      </w:r>
-      <w:r>
-        <w:rPr>
-          <w:lang w:val="ru-RU"/>
-        </w:rPr>
-        <w:t xml:space="preserve"> </w:t>
-      </w:r>
-      <w:r>
-        <w:t>Reduction</w:t>
-      </w:r>
-      <w:r>
-        <w:rPr>
-          <w:lang w:val="ru-RU"/>
-        </w:rPr>
-        <w:br/>
-        <w:t>Ориентировочный объём: 20 страниц</w:t>
-      </w:r>
-    </w:p>
-    <w:p>
-      <w:pPr>
-        <w:spacing w:after="120"/>
-        <w:ind w:firstLine="709"/>
-        <w:rPr>
-          <w:lang w:val="ru-RU"/>
-        </w:rPr>
-      </w:pPr>
-      <w:r>
-        <w:rPr>
-          <w:rFonts w:ascii="Arial" w:eastAsia="Arial" w:hAnsi="Arial"/>
-          <w:sz w:val="22"/>
-          <w:lang w:val="ru-RU"/>
-        </w:rPr>
-        <w:t xml:space="preserve">Настоящий документ подготовлен как входной файл </w:t>
-      </w:r>
-      <w:r>
-        <w:rPr>
-          <w:rFonts w:ascii="Arial" w:eastAsia="Arial" w:hAnsi="Arial"/>
-          <w:sz w:val="22"/>
-        </w:rPr>
-        <w:t>input</w:t>
-      </w:r>
-      <w:r>
-        <w:rPr>
-          <w:rFonts w:ascii="Arial" w:eastAsia="Arial" w:hAnsi="Arial"/>
-          <w:sz w:val="22"/>
-          <w:lang w:val="ru-RU"/>
-        </w:rPr>
-        <w:t>.</w:t>
-      </w:r>
-      <w:r>
-        <w:rPr>
-          <w:rFonts w:ascii="Arial" w:eastAsia="Arial" w:hAnsi="Arial"/>
-          <w:sz w:val="22"/>
-        </w:rPr>
-        <w:t>docx</w:t>
-      </w:r>
-      <w:r>
-        <w:rPr>
-          <w:rFonts w:ascii="Arial" w:eastAsia="Arial" w:hAnsi="Arial"/>
-          <w:sz w:val="22"/>
-          <w:lang w:val="ru-RU"/>
-        </w:rPr>
-        <w:t xml:space="preserve"> для комплексного тестирования алгоритма автоматизированного средства формирования списка сокращений документа в </w:t>
-      </w:r>
-      <w:r>
-        <w:rPr>
-          <w:rFonts w:ascii="Arial" w:eastAsia="Arial" w:hAnsi="Arial"/>
-          <w:sz w:val="22"/>
-        </w:rPr>
-        <w:t>Microsoft</w:t>
-      </w:r>
-      <w:r>
-        <w:rPr>
-          <w:rFonts w:ascii="Arial" w:eastAsia="Arial" w:hAnsi="Arial"/>
-          <w:sz w:val="22"/>
-          <w:lang w:val="ru-RU"/>
-        </w:rPr>
-        <w:t xml:space="preserve"> </w:t>
-      </w:r>
-      <w:r>
-        <w:rPr>
-          <w:rFonts w:ascii="Arial" w:eastAsia="Arial" w:hAnsi="Arial"/>
-          <w:sz w:val="22"/>
-        </w:rPr>
-        <w:t>Word</w:t>
-      </w:r>
-      <w:r>
-        <w:rPr>
-          <w:rFonts w:ascii="Arial" w:eastAsia="Arial" w:hAnsi="Arial"/>
-          <w:sz w:val="22"/>
-          <w:lang w:val="ru-RU"/>
-        </w:rPr>
-        <w:t>. Текст включает заголовки, основной текст, таблицы и сноски, а также сочетает уже объявленные сокращения, длинные полные формы без сокращений и случаи повторного использования расшифровок.</w:t>
-      </w:r>
-    </w:p>
-    <w:p>
-      <w:pPr>
-        <w:spacing w:after="120"/>
-        <w:ind w:firstLine="709"/>
-        <w:rPr>
-          <w:lang w:val="ru-RU"/>
-        </w:rPr>
-      </w:pPr>
-      <w:r>
-        <w:rPr>
-          <w:rFonts w:ascii="Arial" w:eastAsia="Arial" w:hAnsi="Arial"/>
-          <w:sz w:val="22"/>
-          <w:lang w:val="ru-RU"/>
-        </w:rPr>
-        <w:t>Структура документа построена так, чтобы проверить все ключевые требования проекта: анализ заголовков, основного текста и сносок; извлечение полных форм и сокращений; выявление первого упоминания; определение необходимости ввода аббревиатуры; контроль повторного использования расшифровки; подготовку данных для формирования итогового списка сокращений в алфавитном порядке.</w:t>
-      </w:r>
-    </w:p>
-    <w:p>
-      <w:pPr>
-        <w:spacing w:after="120"/>
-        <w:ind w:firstLine="709"/>
-        <w:rPr>
-          <w:lang w:val="ru-RU"/>
-        </w:rPr>
-      </w:pPr>
-    </w:p>
-    <w:p>
-      <w:pPr>
-        <w:spacing w:after="120"/>
-        <w:ind w:firstLine="709"/>
-        <w:rPr>
-          <w:lang w:val="ru-RU"/>
-        </w:rPr>
-      </w:pPr>
-    </w:p>
-    <w:p>
-      <w:pPr>
-        <w:spacing w:after="120"/>
-        <w:ind w:firstLine="709"/>
-        <w:rPr>
-          <w:lang w:val="ru-RU"/>
-        </w:rPr>
-      </w:pPr>
-    </w:p>
-    <w:p>
-      <w:pPr>
-        <w:spacing w:after="120"/>
-        <w:ind w:firstLine="709"/>
-        <w:rPr>
-          <w:lang w:val="ru-RU"/>
-        </w:rPr>
-      </w:pPr>
-    </w:p>
-    <w:p>
-      <w:pPr>
-        <w:rPr>
-          <w:lang w:val="ru-RU"/>
-        </w:rPr>
-      </w:pPr>
-      <w:r>
-        <w:rPr>
-          <w:lang w:val="ru-RU"/>
-        </w:rPr>
-        <w:br w:type="page"/>
+          <w:rFonts w:ascii="Times New Roman" w:hAnsi="Times New Roman" w:cs="Times New Roman"/>
+          <w:color w:val="000000" w:themeColor="text1"/>
+          <w:lang w:val="ru-RU"/>
+        </w:rPr>
+      </w:pPr>
+      <w:r>
+        <w:rPr>
+          <w:rFonts w:ascii="Times New Roman" w:hAnsi="Times New Roman" w:cs="Times New Roman"/>
+          <w:color w:val="000000" w:themeColor="text1"/>
+          <w:lang w:val="ru-RU"/>
+        </w:rPr>
+        <w:t>Тестовый документ для проверки алгоритма формирования списка сокращений</w:t>
+      </w:r>
+    </w:p>
+    <w:p>
+      <w:pPr>
+        <w:rPr>
+          <w:rFonts w:cs="Times New Roman"/>
+          <w:lang w:val="ru-RU"/>
+        </w:rPr>
+      </w:pPr>
+    </w:p>
+    <w:p>
+      <w:pPr>
+        <w:rPr>
+          <w:rFonts w:cs="Times New Roman"/>
+          <w:lang w:val="ru-RU"/>
+        </w:rPr>
+      </w:pPr>
+      <w:r>
+        <w:rPr>
+          <w:rFonts w:cs="Times New Roman"/>
+          <w:lang w:val="ru-RU"/>
+        </w:rPr>
+        <w:t>Настоящий документ предназначен для тестирования алгоритмов автоматического выявления сокращений. В документе намеренно используются различные типы сокращений: корректно объявленные, не объявленные, повторно расшифровываемые и конфликтующие. Также присутствуют сноски, таблицы и структурированные элементы.</w:t>
       </w:r>
     </w:p>
     <w:p>
       <w:pPr>
         <w:pStyle w:val="1"/>
-        <w:spacing w:after="120"/>
-        <w:rPr>
-          <w:lang w:val="ru-RU"/>
-        </w:rPr>
-      </w:pPr>
-      <w:r>
-        <w:rPr>
+        <w:rPr>
+          <w:rFonts w:ascii="Times New Roman" w:hAnsi="Times New Roman" w:cs="Times New Roman"/>
+          <w:color w:val="000000" w:themeColor="text1"/>
+          <w:lang w:val="ru-RU"/>
+        </w:rPr>
+      </w:pPr>
+      <w:r>
+        <w:rPr>
+          <w:rFonts w:ascii="Times New Roman" w:hAnsi="Times New Roman" w:cs="Times New Roman"/>
+          <w:color w:val="000000" w:themeColor="text1"/>
+          <w:lang w:val="ru-RU"/>
+        </w:rPr>
+        <w:t>Раздел 1. Анализ системы обработки данных</w:t>
+      </w:r>
+    </w:p>
+    <w:p>
+      <w:pPr>
+        <w:rPr>
+          <w:rFonts w:cs="Times New Roman"/>
+          <w:lang w:val="ru-RU"/>
+        </w:rPr>
+      </w:pPr>
+      <w:r>
+        <w:rPr>
+          <w:rFonts w:cs="Times New Roman"/>
+          <w:lang w:val="ru-RU"/>
+        </w:rPr>
+        <w:t xml:space="preserve">Система обработки данных (СОД) является ключевым элементом информационной инфраструктуры. В некоторых случаях система обработки данных (СОД) повторно расшифровывается, что является нарушением. Информационная система (ИС) также играет важную роль. Однако ИС иногда используется без предварительного объявления. В тексте может встречаться центральный процессор (ЦП), а иногда ЦП используется без расшифровки. Также встречается оперативная память (ОП), но далее оперативная память может снова писаться полностью. </w:t>
+      </w:r>
+    </w:p>
+    <w:p>
+      <w:pPr>
+        <w:rPr>
+          <w:rFonts w:cs="Times New Roman"/>
+          <w:lang w:val="ru-RU"/>
+        </w:rPr>
+      </w:pPr>
+      <w:r>
+        <w:rPr>
+          <w:rFonts w:cs="Times New Roman"/>
+          <w:i/>
+          <w:lang w:val="ru-RU"/>
+        </w:rPr>
+        <w:t>[Сноска 1] Дополнительное описание СОД и ИС.</w:t>
+      </w:r>
+    </w:p>
+    <w:p>
+      <w:pPr>
+        <w:rPr>
+          <w:rFonts w:cs="Times New Roman"/>
+          <w:lang w:val="ru-RU"/>
+        </w:rPr>
+      </w:pPr>
+      <w:r>
+        <w:rPr>
+          <w:rFonts w:cs="Times New Roman"/>
+          <w:lang w:val="ru-RU"/>
+        </w:rPr>
+        <w:t xml:space="preserve">Система обработки данных (СОД) является ключевым элементом информационной инфраструктуры. В некоторых случаях система обработки данных (СОД) повторно расшифровывается, что является нарушением. Информационная система (ИС) также играет важную роль. Однако ИС иногда используется без предварительного объявления. В тексте может встречаться центральный процессор (ЦП), а иногда ЦП используется без расшифровки. Также встречается оперативная память (ОП), но далее оперативная память может снова писаться полностью. </w:t>
+      </w:r>
+    </w:p>
+    <w:p>
+      <w:pPr>
+        <w:rPr>
+          <w:rFonts w:cs="Times New Roman"/>
+          <w:lang w:val="ru-RU"/>
+        </w:rPr>
+      </w:pPr>
+      <w:r>
+        <w:rPr>
+          <w:rFonts w:cs="Times New Roman"/>
+          <w:i/>
+          <w:lang w:val="ru-RU"/>
+        </w:rPr>
+        <w:t>[Сноска 1] Дополнительное описание СОД и ИС.</w:t>
+      </w:r>
+    </w:p>
+    <w:p>
+      <w:pPr>
+        <w:rPr>
+          <w:rFonts w:cs="Times New Roman"/>
+          <w:lang w:val="ru-RU"/>
+        </w:rPr>
+      </w:pPr>
+      <w:r>
+        <w:rPr>
+          <w:rFonts w:cs="Times New Roman"/>
+          <w:lang w:val="ru-RU"/>
+        </w:rPr>
+        <w:t xml:space="preserve">Система обработки данных (СОД) является ключевым элементом информационной инфраструктуры. В некоторых случаях система обработки данных (СОД) повторно расшифровывается, что является нарушением. Информационная система (ИС) также играет важную роль. Однако ИС иногда используется без предварительного объявления. В тексте может встречаться центральный процессор (ЦП), а иногда ЦП используется без расшифровки. Также встречается оперативная память (ОП), но далее оперативная память может снова писаться полностью. </w:t>
+      </w:r>
+    </w:p>
+    <w:p>
+      <w:pPr>
+        <w:rPr>
+          <w:rFonts w:cs="Times New Roman"/>
+          <w:lang w:val="ru-RU"/>
+        </w:rPr>
+      </w:pPr>
+      <w:r>
+        <w:rPr>
+          <w:rFonts w:cs="Times New Roman"/>
+          <w:i/>
+          <w:lang w:val="ru-RU"/>
+        </w:rPr>
+        <w:t>[Сноска 1] Дополнительное описание СОД и ИС.</w:t>
+      </w:r>
+    </w:p>
+    <w:p>
+      <w:pPr>
+        <w:rPr>
+          <w:rFonts w:cs="Times New Roman"/>
+          <w:lang w:val="ru-RU"/>
+        </w:rPr>
+      </w:pPr>
+      <w:r>
+        <w:rPr>
+          <w:rFonts w:cs="Times New Roman"/>
           <w:lang w:val="ru-RU"/>
         </w:rPr>
         <w:lastRenderedPageBreak/>
-        <w:t>1 Основные положения тестирования</w:t>
-      </w:r>
-    </w:p>
-    <w:p>
-      <w:pPr>
-        <w:spacing w:after="120"/>
-        <w:ind w:firstLine="709"/>
-        <w:rPr>
-          <w:lang w:val="ru-RU"/>
-        </w:rPr>
-      </w:pPr>
-      <w:r>
-        <w:rPr>
-          <w:rFonts w:ascii="Arial" w:eastAsia="Arial" w:hAnsi="Arial"/>
-          <w:sz w:val="22"/>
-          <w:lang w:val="ru-RU"/>
-        </w:rPr>
-        <w:t>В первой части документа рассматривается система управления доступом (СУД) как один из базовых примеров уже объявленного сокращения. После первого объявления сокращения в тексте далее преимущественно используется форма СУД, однако в отдельных абзацах полная форма система управления доступом намеренно повторяется повторно, чтобы проверить возможность обнаружения таких случаев и последующей замены повторных расшифровок на сокращение.</w:t>
-      </w:r>
-    </w:p>
-    <w:p>
-      <w:pPr>
-        <w:spacing w:after="120"/>
-        <w:ind w:firstLine="709"/>
-        <w:rPr>
-          <w:lang w:val="ru-RU"/>
-        </w:rPr>
-      </w:pPr>
-      <w:r>
-        <w:rPr>
-          <w:rFonts w:ascii="Arial" w:eastAsia="Arial" w:hAnsi="Arial"/>
-          <w:sz w:val="22"/>
-          <w:lang w:val="ru-RU"/>
-        </w:rPr>
-        <w:t>Система управления доступом используется для разграничения прав пользователей, контроля доступа к документам и регистрации действий операторов. В учебных и технических документах система управления доступом часто упоминается многократно, что делает её удобным объектом для проверки логики поиска первого упоминания, а также для оценки корректности повторного использования уже объявленного сокращения.</w:t>
-      </w:r>
-    </w:p>
-    <w:p>
-      <w:pPr>
-        <w:spacing w:after="120"/>
-        <w:ind w:firstLine="709"/>
-        <w:rPr>
-          <w:lang w:val="ru-RU"/>
-        </w:rPr>
-      </w:pPr>
-      <w:r>
-        <w:rPr>
-          <w:rFonts w:ascii="Arial" w:eastAsia="Arial" w:hAnsi="Arial"/>
-          <w:sz w:val="22"/>
-          <w:lang w:val="ru-RU"/>
-        </w:rPr>
-        <w:t>Дополнительно в данном разделе упоминаются такие конструкции, как журнал аудита действий пользователей, модуль проверки событий безопасности и регламент управления доступом. Эти словосочетания включены для того, чтобы алгоритм выделял не только уже объявленные сокращения, но и другие терминоподобные конструкции, потенциально поддающиеся сокращению при достаточной частоте употребления.</w:t>
-      </w:r>
-    </w:p>
-    <w:p>
-      <w:pPr>
-        <w:spacing w:after="120"/>
-        <w:ind w:firstLine="709"/>
-        <w:rPr>
-          <w:lang w:val="ru-RU"/>
-        </w:rPr>
-      </w:pPr>
-      <w:r>
-        <w:rPr>
-          <w:rFonts w:ascii="Arial" w:eastAsia="Arial" w:hAnsi="Arial"/>
-          <w:sz w:val="22"/>
-          <w:lang w:val="ru-RU"/>
-        </w:rPr>
-        <w:t>В конце страницы намеренно используется ещё одно повторное полное упоминание: система управления доступом должна быть распознана как уже имеющий объявленную аббревиатуру термин, поэтому на следующих этапах проекта не требуется ввод новой аббревиатуры для данной полной формы.</w:t>
-      </w:r>
-    </w:p>
-    <w:p>
-      <w:pPr>
-        <w:rPr>
-          <w:lang w:val="ru-RU"/>
-        </w:rPr>
-      </w:pPr>
-      <w:r>
-        <w:rPr>
-          <w:lang w:val="ru-RU"/>
-        </w:rPr>
-        <w:br w:type="page"/>
+        <w:t xml:space="preserve">Система обработки данных (СОД) является ключевым элементом информационной инфраструктуры. В некоторых случаях система обработки данных (СОД) повторно расшифровывается, что является нарушением. Информационная система (ИС) также играет важную роль. Однако ИС иногда используется без предварительного объявления. В тексте может встречаться центральный процессор (ЦП), а иногда ЦП используется без расшифровки. Также встречается оперативная память (ОП), но далее оперативная память может снова писаться полностью. </w:t>
+      </w:r>
+    </w:p>
+    <w:p>
+      <w:pPr>
+        <w:rPr>
+          <w:rFonts w:cs="Times New Roman"/>
+          <w:lang w:val="ru-RU"/>
+        </w:rPr>
+      </w:pPr>
+      <w:r>
+        <w:rPr>
+          <w:rFonts w:cs="Times New Roman"/>
+          <w:i/>
+          <w:lang w:val="ru-RU"/>
+        </w:rPr>
+        <w:t>[Сноска 1] Дополнительное описание СОД и ИС.</w:t>
+      </w:r>
+    </w:p>
+    <w:p>
+      <w:pPr>
+        <w:rPr>
+          <w:rFonts w:cs="Times New Roman"/>
+          <w:lang w:val="ru-RU"/>
+        </w:rPr>
+      </w:pPr>
+      <w:r>
+        <w:rPr>
+          <w:rFonts w:cs="Times New Roman"/>
+          <w:lang w:val="ru-RU"/>
+        </w:rPr>
+        <w:t xml:space="preserve">Система обработки данных (СОД) является ключевым элементом информационной инфраструктуры. В некоторых случаях система обработки данных (СОД) повторно расшифровывается, что является нарушением. Информационная система (ИС) также играет важную роль. Однако ИС иногда используется без предварительного объявления. В тексте может встречаться центральный процессор (ЦП), а иногда ЦП используется без расшифровки. Также встречается оперативная память (ОП), но далее оперативная память может снова писаться полностью. </w:t>
+      </w:r>
+    </w:p>
+    <w:p>
+      <w:pPr>
+        <w:rPr>
+          <w:rFonts w:cs="Times New Roman"/>
+          <w:lang w:val="ru-RU"/>
+        </w:rPr>
+      </w:pPr>
+      <w:r>
+        <w:rPr>
+          <w:rFonts w:cs="Times New Roman"/>
+          <w:i/>
+          <w:lang w:val="ru-RU"/>
+        </w:rPr>
+        <w:t>[Сноска 1] Дополнительное описание СОД и ИС.</w:t>
+      </w:r>
+    </w:p>
+    <w:p>
+      <w:pPr>
+        <w:rPr>
+          <w:rFonts w:cs="Times New Roman"/>
+          <w:lang w:val="ru-RU"/>
+        </w:rPr>
+      </w:pPr>
+      <w:r>
+        <w:rPr>
+          <w:rFonts w:cs="Times New Roman"/>
+          <w:lang w:val="ru-RU"/>
+        </w:rPr>
+        <w:t xml:space="preserve">Система обработки данных (СОД) является ключевым элементом информационной инфраструктуры. В некоторых случаях система обработки данных (СОД) повторно расшифровывается, что является нарушением. Информационная система (ИС) также играет важную роль. Однако ИС иногда используется без предварительного объявления. В тексте может встречаться центральный процессор (ЦП), а иногда ЦП используется без расшифровки. Также встречается оперативная память (ОП), но далее оперативная память может снова писаться полностью. </w:t>
+      </w:r>
+    </w:p>
+    <w:p>
+      <w:pPr>
+        <w:rPr>
+          <w:rFonts w:cs="Times New Roman"/>
+          <w:lang w:val="ru-RU"/>
+        </w:rPr>
+      </w:pPr>
+      <w:r>
+        <w:rPr>
+          <w:rFonts w:cs="Times New Roman"/>
+          <w:i/>
+          <w:lang w:val="ru-RU"/>
+        </w:rPr>
+        <w:t>[Сноска 1] Дополнительное описание СОД и ИС.</w:t>
+      </w:r>
+    </w:p>
+    <w:p>
+      <w:pPr>
+        <w:rPr>
+          <w:rFonts w:cs="Times New Roman"/>
+          <w:lang w:val="ru-RU"/>
+        </w:rPr>
+      </w:pPr>
+      <w:r>
+        <w:rPr>
+          <w:rFonts w:cs="Times New Roman"/>
+          <w:lang w:val="ru-RU"/>
+        </w:rPr>
+        <w:t xml:space="preserve">Система обработки данных (СОД) является ключевым элементом информационной инфраструктуры. В некоторых случаях система обработки данных (СОД) повторно расшифровывается, что является нарушением. Информационная система (ИС) также играет важную роль. Однако ИС иногда используется без предварительного объявления. В тексте может встречаться центральный процессор (ЦП), а иногда ЦП используется без расшифровки. Также встречается оперативная память (ОП), но далее оперативная память может снова писаться полностью. </w:t>
+      </w:r>
+    </w:p>
+    <w:p>
+      <w:pPr>
+        <w:rPr>
+          <w:rFonts w:cs="Times New Roman"/>
+          <w:lang w:val="ru-RU"/>
+        </w:rPr>
+      </w:pPr>
+      <w:r>
+        <w:rPr>
+          <w:rFonts w:cs="Times New Roman"/>
+          <w:i/>
+          <w:lang w:val="ru-RU"/>
+        </w:rPr>
+        <w:t>[Сноска 1] Дополнительное описание СОД и ИС.</w:t>
+      </w:r>
+    </w:p>
+    <w:p>
+      <w:pPr>
+        <w:rPr>
+          <w:rFonts w:cs="Times New Roman"/>
+          <w:lang w:val="ru-RU"/>
+        </w:rPr>
+      </w:pPr>
+      <w:r>
+        <w:rPr>
+          <w:rFonts w:cs="Times New Roman"/>
+          <w:lang w:val="ru-RU"/>
+        </w:rPr>
+        <w:t xml:space="preserve">Система обработки данных (СОД) является ключевым элементом информационной инфраструктуры. В некоторых случаях система обработки данных (СОД) повторно расшифровывается, что является нарушением. Информационная система (ИС) </w:t>
+      </w:r>
+      <w:r>
+        <w:rPr>
+          <w:rFonts w:cs="Times New Roman"/>
+          <w:lang w:val="ru-RU"/>
+        </w:rPr>
+        <w:lastRenderedPageBreak/>
+        <w:t xml:space="preserve">также играет важную роль. Однако ИС иногда используется без предварительного объявления. В тексте может встречаться центральный процессор (ЦП), а иногда ЦП используется без расшифровки. Также встречается оперативная память (ОП), но далее оперативная память может снова писаться полностью. </w:t>
+      </w:r>
+    </w:p>
+    <w:p>
+      <w:pPr>
+        <w:rPr>
+          <w:rFonts w:cs="Times New Roman"/>
+          <w:lang w:val="ru-RU"/>
+        </w:rPr>
+      </w:pPr>
+      <w:r>
+        <w:rPr>
+          <w:rFonts w:cs="Times New Roman"/>
+          <w:i/>
+          <w:lang w:val="ru-RU"/>
+        </w:rPr>
+        <w:t>[Сноска 1] Дополнительное описание СОД и ИС.</w:t>
       </w:r>
     </w:p>
     <w:p>
       <w:pPr>
         <w:pStyle w:val="1"/>
-        <w:spacing w:after="120"/>
-        <w:rPr>
-          <w:lang w:val="ru-RU"/>
-        </w:rPr>
-      </w:pPr>
-      <w:r>
-        <w:rPr>
+        <w:rPr>
+          <w:rFonts w:ascii="Times New Roman" w:hAnsi="Times New Roman" w:cs="Times New Roman"/>
+          <w:color w:val="000000" w:themeColor="text1"/>
+          <w:lang w:val="ru-RU"/>
+        </w:rPr>
+      </w:pPr>
+      <w:r>
+        <w:rPr>
+          <w:rFonts w:ascii="Times New Roman" w:hAnsi="Times New Roman" w:cs="Times New Roman"/>
+          <w:color w:val="000000" w:themeColor="text1"/>
+          <w:lang w:val="ru-RU"/>
+        </w:rPr>
+        <w:t>Раздел 2. Анализ системы обработки данных</w:t>
+      </w:r>
+    </w:p>
+    <w:p>
+      <w:pPr>
+        <w:rPr>
+          <w:rFonts w:cs="Times New Roman"/>
+          <w:lang w:val="ru-RU"/>
+        </w:rPr>
+      </w:pPr>
+      <w:r>
+        <w:rPr>
+          <w:rFonts w:cs="Times New Roman"/>
+          <w:lang w:val="ru-RU"/>
+        </w:rPr>
+        <w:t xml:space="preserve">Система обработки данных (СОД) является ключевым элементом информационной инфраструктуры. В некоторых случаях система обработки данных (СОД) повторно расшифровывается, что является нарушением. Информационная система (ИС) также играет важную роль. Однако ИС иногда используется без предварительного объявления. В тексте может встречаться центральный процессор (ЦП), а иногда ЦП используется без расшифровки. Также встречается оперативная память (ОП), но далее оперативная память может снова писаться полностью. </w:t>
+      </w:r>
+    </w:p>
+    <w:p>
+      <w:pPr>
+        <w:rPr>
+          <w:rFonts w:cs="Times New Roman"/>
+          <w:lang w:val="ru-RU"/>
+        </w:rPr>
+      </w:pPr>
+      <w:r>
+        <w:rPr>
+          <w:rFonts w:cs="Times New Roman"/>
+          <w:i/>
+          <w:lang w:val="ru-RU"/>
+        </w:rPr>
+        <w:t>[Сноска 2] Дополнительное описание СОД и ИС.</w:t>
+      </w:r>
+    </w:p>
+    <w:p>
+      <w:pPr>
+        <w:rPr>
+          <w:rFonts w:cs="Times New Roman"/>
+          <w:lang w:val="ru-RU"/>
+        </w:rPr>
+      </w:pPr>
+      <w:r>
+        <w:rPr>
+          <w:rFonts w:cs="Times New Roman"/>
+          <w:lang w:val="ru-RU"/>
+        </w:rPr>
+        <w:t xml:space="preserve">Система обработки данных (СОД) является ключевым элементом информационной инфраструктуры. В некоторых случаях система обработки данных (СОД) повторно расшифровывается, что является нарушением. Информационная система (ИС) также играет важную роль. Однако ИС иногда используется без предварительного объявления. В тексте может встречаться центральный процессор (ЦП), а иногда ЦП используется без расшифровки. Также встречается оперативная память (ОП), но далее оперативная память может снова писаться полностью. </w:t>
+      </w:r>
+    </w:p>
+    <w:p>
+      <w:pPr>
+        <w:rPr>
+          <w:rFonts w:cs="Times New Roman"/>
+          <w:lang w:val="ru-RU"/>
+        </w:rPr>
+      </w:pPr>
+      <w:r>
+        <w:rPr>
+          <w:rFonts w:cs="Times New Roman"/>
+          <w:i/>
+          <w:lang w:val="ru-RU"/>
+        </w:rPr>
+        <w:t>[Сноска 2] Дополнительное описание СОД и ИС.</w:t>
+      </w:r>
+    </w:p>
+    <w:p>
+      <w:pPr>
+        <w:rPr>
+          <w:rFonts w:cs="Times New Roman"/>
+          <w:lang w:val="ru-RU"/>
+        </w:rPr>
+      </w:pPr>
+      <w:r>
+        <w:rPr>
+          <w:rFonts w:cs="Times New Roman"/>
+          <w:lang w:val="ru-RU"/>
+        </w:rPr>
+        <w:t xml:space="preserve">Система обработки данных (СОД) является ключевым элементом информационной инфраструктуры. В некоторых случаях система обработки данных (СОД) повторно расшифровывается, что является нарушением. Информационная система (ИС) также играет важную роль. Однако ИС иногда используется без предварительного объявления. В тексте может встречаться центральный процессор (ЦП), а иногда ЦП используется без расшифровки. Также встречается оперативная память (ОП), но далее оперативная память может снова писаться полностью. </w:t>
+      </w:r>
+    </w:p>
+    <w:p>
+      <w:pPr>
+        <w:rPr>
+          <w:rFonts w:cs="Times New Roman"/>
+          <w:lang w:val="ru-RU"/>
+        </w:rPr>
+      </w:pPr>
+      <w:r>
+        <w:rPr>
+          <w:rFonts w:cs="Times New Roman"/>
+          <w:i/>
+          <w:lang w:val="ru-RU"/>
+        </w:rPr>
+        <w:t>[Сноска 2] Дополнительное описание СОД и ИС.</w:t>
+      </w:r>
+    </w:p>
+    <w:p>
+      <w:pPr>
+        <w:rPr>
+          <w:rFonts w:cs="Times New Roman"/>
+          <w:lang w:val="ru-RU"/>
+        </w:rPr>
+      </w:pPr>
+      <w:r>
+        <w:rPr>
+          <w:rFonts w:cs="Times New Roman"/>
+          <w:lang w:val="ru-RU"/>
+        </w:rPr>
+        <w:t xml:space="preserve">Система обработки данных (СОД) является ключевым элементом информационной инфраструктуры. В некоторых случаях система обработки данных (СОД) повторно расшифровывается, что является нарушением. Информационная система (ИС) также играет важную роль. Однако ИС иногда используется без предварительного </w:t>
+      </w:r>
+      <w:r>
+        <w:rPr>
+          <w:rFonts w:cs="Times New Roman"/>
           <w:lang w:val="ru-RU"/>
         </w:rPr>
         <w:lastRenderedPageBreak/>
-        <w:t>2 Обработка инфраструктурных сокращений</w:t>
-      </w:r>
-    </w:p>
-    <w:p>
-      <w:pPr>
-        <w:pStyle w:val="21"/>
-        <w:spacing w:after="120"/>
-        <w:rPr>
-          <w:lang w:val="ru-RU"/>
-        </w:rPr>
-      </w:pPr>
-      <w:r>
-        <w:rPr>
-          <w:lang w:val="ru-RU"/>
-        </w:rPr>
-        <w:t>Тестовый контекст и ожидаемое поведение алгоритма</w:t>
-      </w:r>
-    </w:p>
-    <w:p>
-      <w:pPr>
-        <w:spacing w:after="120"/>
-        <w:ind w:firstLine="709"/>
-        <w:rPr>
-          <w:lang w:val="ru-RU"/>
-        </w:rPr>
-      </w:pPr>
-      <w:r>
-        <w:rPr>
-          <w:rFonts w:ascii="Arial" w:eastAsia="Arial" w:hAnsi="Arial"/>
-          <w:sz w:val="22"/>
-          <w:lang w:val="ru-RU"/>
-        </w:rPr>
-        <w:t>Во втором разделе рассматривается пример центра обработки данных (ЦОД). Данное сокращение включено в документ в классической форме объявления, после чего термин ЦОД используется отдельно в нескольких предложениях. Кроме того, в одном из последующих разделов будет использован обратный формат объявления: ЦОД (центр обработки данных), чтобы проверить способность алгоритма работать с обеими схемами представления сокращений.</w:t>
-      </w:r>
-    </w:p>
-    <w:p>
-      <w:pPr>
-        <w:spacing w:after="120"/>
-        <w:ind w:firstLine="709"/>
-        <w:rPr>
-          <w:lang w:val="ru-RU"/>
-        </w:rPr>
-      </w:pPr>
-      <w:r>
-        <w:rPr>
-          <w:rFonts w:ascii="Arial" w:eastAsia="Arial" w:hAnsi="Arial"/>
-          <w:sz w:val="22"/>
-          <w:lang w:val="ru-RU"/>
-        </w:rPr>
-        <w:t>Центр обработки данных обеспечивает хранение технологической информации, резервирование вычислительных ресурсов и поддержку прикладных сервисов. В ряде абзацев полная форма центр обработки данных используется повторно специально, чтобы проверить возможность контроля повторного использования расшифровки после первого объявления сокращения.</w:t>
-      </w:r>
-    </w:p>
-    <w:p>
-      <w:pPr>
-        <w:spacing w:after="120"/>
-        <w:ind w:firstLine="709"/>
-        <w:rPr>
-          <w:lang w:val="ru-RU"/>
-        </w:rPr>
-      </w:pPr>
-      <w:r>
-        <w:rPr>
-          <w:rFonts w:ascii="Arial" w:eastAsia="Arial" w:hAnsi="Arial"/>
-          <w:sz w:val="22"/>
-          <w:lang w:val="ru-RU"/>
-        </w:rPr>
-        <w:t>Для усиления тестовой нагрузки в текст добавлены также смежные термины: модуль резервного копирования данных, канал передачи служебной информации и журнал технических инцидентов. Эти словосочетания не всегда имеют введённые аббревиатуры, однако должны рассматриваться как потенциальные кандидаты на сокращение, если алгоритм определит для них достаточную длину и частоту употребления.</w:t>
-      </w:r>
-    </w:p>
-    <w:p>
-      <w:pPr>
-        <w:spacing w:after="120"/>
-        <w:ind w:firstLine="709"/>
-        <w:rPr>
-          <w:lang w:val="ru-RU"/>
-        </w:rPr>
-      </w:pPr>
-      <w:r>
-        <w:rPr>
-          <w:rFonts w:ascii="Arial" w:eastAsia="Arial" w:hAnsi="Arial"/>
-          <w:sz w:val="22"/>
-          <w:lang w:val="ru-RU"/>
-        </w:rPr>
-        <w:t>В результате обработки ожидается, что ЦОД будет отнесён к уже имеющимся в тексте сокращениям, а центр обработки данных будет корректно сопоставлён с данной аббревиатурой независимо от формы объявления.</w:t>
-      </w:r>
-    </w:p>
-    <w:p>
-      <w:pPr>
-        <w:rPr>
-          <w:lang w:val="ru-RU"/>
-        </w:rPr>
-      </w:pPr>
-      <w:r>
-        <w:rPr>
-          <w:lang w:val="ru-RU"/>
-        </w:rPr>
-        <w:br w:type="page"/>
+        <w:t xml:space="preserve">объявления. В тексте может встречаться центральный процессор (ЦП), а иногда ЦП используется без расшифровки. Также встречается оперативная память (ОП), но далее оперативная память может снова писаться полностью. </w:t>
+      </w:r>
+    </w:p>
+    <w:p>
+      <w:pPr>
+        <w:rPr>
+          <w:rFonts w:cs="Times New Roman"/>
+          <w:lang w:val="ru-RU"/>
+        </w:rPr>
+      </w:pPr>
+      <w:r>
+        <w:rPr>
+          <w:rFonts w:cs="Times New Roman"/>
+          <w:i/>
+          <w:lang w:val="ru-RU"/>
+        </w:rPr>
+        <w:t>[Сноска 2] Дополнительное описание СОД и ИС.</w:t>
+      </w:r>
+    </w:p>
+    <w:p>
+      <w:pPr>
+        <w:rPr>
+          <w:rFonts w:cs="Times New Roman"/>
+          <w:lang w:val="ru-RU"/>
+        </w:rPr>
+      </w:pPr>
+      <w:r>
+        <w:rPr>
+          <w:rFonts w:cs="Times New Roman"/>
+          <w:lang w:val="ru-RU"/>
+        </w:rPr>
+        <w:t xml:space="preserve">Система обработки данных (СОД) является ключевым элементом информационной инфраструктуры. В некоторых случаях система обработки данных (СОД) повторно расшифровывается, что является нарушением. Информационная система (ИС) также играет важную роль. Однако ИС иногда используется без предварительного объявления. В тексте может встречаться центральный процессор (ЦП), а иногда ЦП используется без расшифровки. Также встречается оперативная память (ОП), но далее оперативная память может снова писаться полностью. </w:t>
+      </w:r>
+    </w:p>
+    <w:p>
+      <w:pPr>
+        <w:rPr>
+          <w:rFonts w:cs="Times New Roman"/>
+          <w:lang w:val="ru-RU"/>
+        </w:rPr>
+      </w:pPr>
+      <w:r>
+        <w:rPr>
+          <w:rFonts w:cs="Times New Roman"/>
+          <w:i/>
+          <w:lang w:val="ru-RU"/>
+        </w:rPr>
+        <w:t>[Сноска 2] Дополнительное описание СОД и ИС.</w:t>
+      </w:r>
+    </w:p>
+    <w:p>
+      <w:pPr>
+        <w:rPr>
+          <w:rFonts w:cs="Times New Roman"/>
+          <w:lang w:val="ru-RU"/>
+        </w:rPr>
+      </w:pPr>
+      <w:r>
+        <w:rPr>
+          <w:rFonts w:cs="Times New Roman"/>
+          <w:lang w:val="ru-RU"/>
+        </w:rPr>
+        <w:t xml:space="preserve">Система обработки данных (СОД) является ключевым элементом информационной инфраструктуры. В некоторых случаях система обработки данных (СОД) повторно расшифровывается, что является нарушением. Информационная система (ИС) также играет важную роль. Однако ИС иногда используется без предварительного объявления. В тексте может встречаться центральный процессор (ЦП), а иногда ЦП используется без расшифровки. Также встречается оперативная память (ОП), но далее оперативная память может снова писаться полностью. </w:t>
+      </w:r>
+    </w:p>
+    <w:p>
+      <w:pPr>
+        <w:rPr>
+          <w:rFonts w:cs="Times New Roman"/>
+          <w:lang w:val="ru-RU"/>
+        </w:rPr>
+      </w:pPr>
+      <w:r>
+        <w:rPr>
+          <w:rFonts w:cs="Times New Roman"/>
+          <w:i/>
+          <w:lang w:val="ru-RU"/>
+        </w:rPr>
+        <w:t>[Сноска 2] Дополнительное описание СОД и ИС.</w:t>
+      </w:r>
+    </w:p>
+    <w:p>
+      <w:pPr>
+        <w:rPr>
+          <w:rFonts w:cs="Times New Roman"/>
+          <w:lang w:val="ru-RU"/>
+        </w:rPr>
+      </w:pPr>
+      <w:r>
+        <w:rPr>
+          <w:rFonts w:cs="Times New Roman"/>
+          <w:lang w:val="ru-RU"/>
+        </w:rPr>
+        <w:t xml:space="preserve">Система обработки данных (СОД) является ключевым элементом информационной инфраструктуры. В некоторых случаях система обработки данных (СОД) повторно расшифровывается, что является нарушением. Информационная система (ИС) также играет важную роль. Однако ИС иногда используется без предварительного объявления. В тексте может встречаться центральный процессор (ЦП), а иногда ЦП используется без расшифровки. Также встречается оперативная память (ОП), но далее оперативная память может снова писаться полностью. </w:t>
+      </w:r>
+    </w:p>
+    <w:p>
+      <w:pPr>
+        <w:rPr>
+          <w:rFonts w:cs="Times New Roman"/>
+          <w:lang w:val="ru-RU"/>
+        </w:rPr>
+      </w:pPr>
+      <w:r>
+        <w:rPr>
+          <w:rFonts w:cs="Times New Roman"/>
+          <w:i/>
+          <w:lang w:val="ru-RU"/>
+        </w:rPr>
+        <w:t>[Сноска 2] Дополнительное описание СОД и ИС.</w:t>
+      </w:r>
+    </w:p>
+    <w:p>
+      <w:pPr>
+        <w:rPr>
+          <w:rFonts w:cs="Times New Roman"/>
+          <w:lang w:val="ru-RU"/>
+        </w:rPr>
+      </w:pPr>
+      <w:r>
+        <w:rPr>
+          <w:rFonts w:cs="Times New Roman"/>
+          <w:lang w:val="ru-RU"/>
+        </w:rPr>
+        <w:t xml:space="preserve">Система обработки данных (СОД) является ключевым элементом информационной инфраструктуры. В некоторых случаях система обработки данных (СОД) повторно расшифровывается, что является нарушением. Информационная система (ИС) также играет важную роль. Однако ИС иногда используется без предварительного объявления. В тексте может встречаться центральный процессор (ЦП), а иногда ЦП используется без расшифровки. Также встречается оперативная память (ОП), но далее оперативная память может снова писаться полностью. </w:t>
+      </w:r>
+    </w:p>
+    <w:p>
+      <w:pPr>
+        <w:rPr>
+          <w:rFonts w:cs="Times New Roman"/>
+          <w:lang w:val="ru-RU"/>
+        </w:rPr>
+      </w:pPr>
+      <w:r>
+        <w:rPr>
+          <w:rFonts w:cs="Times New Roman"/>
+          <w:i/>
+          <w:lang w:val="ru-RU"/>
+        </w:rPr>
+        <w:lastRenderedPageBreak/>
+        <w:t>[Сноска 2] Дополнительное описание СОД и ИС.</w:t>
       </w:r>
     </w:p>
     <w:p>
       <w:pPr>
         <w:pStyle w:val="1"/>
-        <w:spacing w:after="120"/>
-        <w:rPr>
-          <w:lang w:val="ru-RU"/>
-        </w:rPr>
-      </w:pPr>
-      <w:r>
-        <w:rPr>
+        <w:rPr>
+          <w:rFonts w:ascii="Times New Roman" w:hAnsi="Times New Roman" w:cs="Times New Roman"/>
+          <w:color w:val="000000" w:themeColor="text1"/>
+          <w:lang w:val="ru-RU"/>
+        </w:rPr>
+      </w:pPr>
+      <w:r>
+        <w:rPr>
+          <w:rFonts w:ascii="Times New Roman" w:hAnsi="Times New Roman" w:cs="Times New Roman"/>
+          <w:color w:val="000000" w:themeColor="text1"/>
+          <w:lang w:val="ru-RU"/>
+        </w:rPr>
+        <w:t>Раздел 3. Анализ системы обработки данных</w:t>
+      </w:r>
+    </w:p>
+    <w:p>
+      <w:pPr>
+        <w:rPr>
+          <w:rFonts w:cs="Times New Roman"/>
+          <w:lang w:val="ru-RU"/>
+        </w:rPr>
+      </w:pPr>
+      <w:r>
+        <w:rPr>
+          <w:rFonts w:cs="Times New Roman"/>
+          <w:lang w:val="ru-RU"/>
+        </w:rPr>
+        <w:t xml:space="preserve">Система обработки данных (СОД) является ключевым элементом информационной инфраструктуры. В некоторых случаях система обработки данных (СОД) повторно расшифровывается, что является нарушением. Информационная система (ИС) также играет важную роль. Однако ИС иногда используется без предварительного объявления. В тексте может встречаться центральный процессор (ЦП), а иногда ЦП используется без расшифровки. Также встречается оперативная память (ОП), но далее оперативная память может снова писаться полностью. </w:t>
+      </w:r>
+    </w:p>
+    <w:p>
+      <w:pPr>
+        <w:rPr>
+          <w:rFonts w:cs="Times New Roman"/>
+          <w:lang w:val="ru-RU"/>
+        </w:rPr>
+      </w:pPr>
+      <w:r>
+        <w:rPr>
+          <w:rFonts w:cs="Times New Roman"/>
+          <w:i/>
+          <w:lang w:val="ru-RU"/>
+        </w:rPr>
+        <w:t>[Сноска 3] Дополнительное описание СОД и ИС.</w:t>
+      </w:r>
+    </w:p>
+    <w:p>
+      <w:pPr>
+        <w:rPr>
+          <w:rFonts w:cs="Times New Roman"/>
+          <w:lang w:val="ru-RU"/>
+        </w:rPr>
+      </w:pPr>
+      <w:r>
+        <w:rPr>
+          <w:rFonts w:cs="Times New Roman"/>
+          <w:lang w:val="ru-RU"/>
+        </w:rPr>
+        <w:t xml:space="preserve">Система обработки данных (СОД) является ключевым элементом информационной инфраструктуры. В некоторых случаях система обработки данных (СОД) повторно расшифровывается, что является нарушением. Информационная система (ИС) также играет важную роль. Однако ИС иногда используется без предварительного объявления. В тексте может встречаться центральный процессор (ЦП), а иногда ЦП используется без расшифровки. Также встречается оперативная память (ОП), но далее оперативная память может снова писаться полностью. </w:t>
+      </w:r>
+    </w:p>
+    <w:p>
+      <w:pPr>
+        <w:rPr>
+          <w:rFonts w:cs="Times New Roman"/>
+          <w:lang w:val="ru-RU"/>
+        </w:rPr>
+      </w:pPr>
+      <w:r>
+        <w:rPr>
+          <w:rFonts w:cs="Times New Roman"/>
+          <w:i/>
+          <w:lang w:val="ru-RU"/>
+        </w:rPr>
+        <w:t>[Сноска 3] Дополнительное описание СОД и ИС.</w:t>
+      </w:r>
+    </w:p>
+    <w:p>
+      <w:pPr>
+        <w:rPr>
+          <w:rFonts w:cs="Times New Roman"/>
+          <w:lang w:val="ru-RU"/>
+        </w:rPr>
+      </w:pPr>
+      <w:r>
+        <w:rPr>
+          <w:rFonts w:cs="Times New Roman"/>
+          <w:lang w:val="ru-RU"/>
+        </w:rPr>
+        <w:t xml:space="preserve">Система обработки данных (СОД) является ключевым элементом информационной инфраструктуры. В некоторых случаях система обработки данных (СОД) повторно расшифровывается, что является нарушением. Информационная система (ИС) также играет важную роль. Однако ИС иногда используется без предварительного объявления. В тексте может встречаться центральный процессор (ЦП), а иногда ЦП используется без расшифровки. Также встречается оперативная память (ОП), но далее оперативная память может снова писаться полностью. </w:t>
+      </w:r>
+    </w:p>
+    <w:p>
+      <w:pPr>
+        <w:rPr>
+          <w:rFonts w:cs="Times New Roman"/>
+          <w:lang w:val="ru-RU"/>
+        </w:rPr>
+      </w:pPr>
+      <w:r>
+        <w:rPr>
+          <w:rFonts w:cs="Times New Roman"/>
+          <w:i/>
+          <w:lang w:val="ru-RU"/>
+        </w:rPr>
+        <w:t>[Сноска 3] Дополнительное описание СОД и ИС.</w:t>
+      </w:r>
+    </w:p>
+    <w:p>
+      <w:pPr>
+        <w:rPr>
+          <w:rFonts w:cs="Times New Roman"/>
+          <w:lang w:val="ru-RU"/>
+        </w:rPr>
+      </w:pPr>
+      <w:r>
+        <w:rPr>
+          <w:rFonts w:cs="Times New Roman"/>
+          <w:lang w:val="ru-RU"/>
+        </w:rPr>
+        <w:t xml:space="preserve">Система обработки данных (СОД) является ключевым элементом информационной инфраструктуры. В некоторых случаях система обработки данных (СОД) повторно расшифровывается, что является нарушением. Информационная система (ИС) также играет важную роль. Однако ИС иногда используется без предварительного объявления. В тексте может встречаться центральный процессор (ЦП), а иногда ЦП используется без расшифровки. Также встречается оперативная память (ОП), но далее оперативная память может снова писаться полностью. </w:t>
+      </w:r>
+    </w:p>
+    <w:p>
+      <w:pPr>
+        <w:rPr>
+          <w:rFonts w:cs="Times New Roman"/>
+          <w:lang w:val="ru-RU"/>
+        </w:rPr>
+      </w:pPr>
+      <w:r>
+        <w:rPr>
+          <w:rFonts w:cs="Times New Roman"/>
+          <w:i/>
+          <w:lang w:val="ru-RU"/>
+        </w:rPr>
+        <w:t>[Сноска 3] Дополнительное описание СОД и ИС.</w:t>
+      </w:r>
+    </w:p>
+    <w:p>
+      <w:pPr>
+        <w:rPr>
+          <w:rFonts w:cs="Times New Roman"/>
+          <w:lang w:val="ru-RU"/>
+        </w:rPr>
+      </w:pPr>
+      <w:r>
+        <w:rPr>
+          <w:rFonts w:cs="Times New Roman"/>
           <w:lang w:val="ru-RU"/>
         </w:rPr>
         <w:lastRenderedPageBreak/>
-        <w:t>3 Термины без введённого сокращения</w:t>
-      </w:r>
-    </w:p>
-    <w:p>
-      <w:pPr>
-        <w:spacing w:after="120"/>
-        <w:ind w:firstLine="709"/>
-        <w:rPr>
-          <w:lang w:val="ru-RU"/>
-        </w:rPr>
-      </w:pPr>
-      <w:r>
-        <w:rPr>
-          <w:rFonts w:ascii="Arial" w:eastAsia="Arial" w:hAnsi="Arial"/>
-          <w:sz w:val="22"/>
-          <w:lang w:val="ru-RU"/>
-        </w:rPr>
-        <w:t>В данном разделе вводится длинная терминологическая конструкция автоматизированная система мониторинга событий. На текущем этапе документа сокращение для неё намеренно не вводится, чтобы алгоритм мог определить необходимость его ввода по совокупности признаков: длина полной формы, количество слов и частота повторения в тексте.</w:t>
-      </w:r>
-    </w:p>
-    <w:p>
-      <w:pPr>
-        <w:spacing w:after="120"/>
-        <w:ind w:firstLine="709"/>
-        <w:rPr>
-          <w:lang w:val="ru-RU"/>
-        </w:rPr>
-      </w:pPr>
-      <w:r>
-        <w:rPr>
-          <w:rFonts w:ascii="Arial" w:eastAsia="Arial" w:hAnsi="Arial"/>
-          <w:sz w:val="22"/>
-          <w:lang w:val="ru-RU"/>
-        </w:rPr>
-        <w:t>Автоматизированная система мониторинга событий применяется для анализа потоков служебных сообщений, выделения событий безопасности и формирования уведомлений о потенциальных нарушениях. Далее в документе автоматизированная система мониторинга событий будет повторяться в других разделах и таблицах, что должно увеличить итоговую оценку целесообразности ввода сокращения.</w:t>
-      </w:r>
-    </w:p>
-    <w:p>
-      <w:pPr>
-        <w:spacing w:after="120"/>
-        <w:ind w:firstLine="709"/>
-        <w:rPr>
-          <w:lang w:val="ru-RU"/>
-        </w:rPr>
-      </w:pPr>
-      <w:r>
-        <w:rPr>
-          <w:rFonts w:ascii="Arial" w:eastAsia="Arial" w:hAnsi="Arial"/>
-          <w:sz w:val="22"/>
-          <w:lang w:val="ru-RU"/>
-        </w:rPr>
-        <w:t>Помимо указанной конструкции, в тексте встречаются словосочетания распределённая база пользовательских профилей и модуль анализа текстовых документов. Они также не имеют изначально введённых сокращений и включены в документ для проверки логики выделения словоформ, поддающихся сокращению, а также для формирования рекомендаций по целесообразности ввода аббревиатур.</w:t>
-      </w:r>
-    </w:p>
-    <w:p>
-      <w:pPr>
-        <w:spacing w:after="120"/>
-        <w:ind w:firstLine="709"/>
-        <w:rPr>
-          <w:lang w:val="ru-RU"/>
-        </w:rPr>
-      </w:pPr>
-      <w:r>
-        <w:rPr>
-          <w:rFonts w:ascii="Arial" w:eastAsia="Arial" w:hAnsi="Arial"/>
-          <w:sz w:val="22"/>
-          <w:lang w:val="ru-RU"/>
-        </w:rPr>
-        <w:t>Ожидается, что на третьем этапе проекта автоматизированная система мониторинга событий будет отнесена к категории терминов, для которых введение сокращения рекомендуется.</w:t>
-      </w:r>
-    </w:p>
-    <w:p>
-      <w:pPr>
-        <w:rPr>
-          <w:lang w:val="ru-RU"/>
-        </w:rPr>
-      </w:pPr>
-      <w:r>
-        <w:rPr>
-          <w:lang w:val="ru-RU"/>
-        </w:rPr>
-        <w:br w:type="page"/>
+        <w:t xml:space="preserve">Система обработки данных (СОД) является ключевым элементом информационной инфраструктуры. В некоторых случаях система обработки данных (СОД) повторно расшифровывается, что является нарушением. Информационная система (ИС) также играет важную роль. Однако ИС иногда используется без предварительного объявления. В тексте может встречаться центральный процессор (ЦП), а иногда ЦП используется без расшифровки. Также встречается оперативная память (ОП), но далее оперативная память может снова писаться полностью. </w:t>
+      </w:r>
+    </w:p>
+    <w:p>
+      <w:pPr>
+        <w:rPr>
+          <w:rFonts w:cs="Times New Roman"/>
+          <w:lang w:val="ru-RU"/>
+        </w:rPr>
+      </w:pPr>
+      <w:r>
+        <w:rPr>
+          <w:rFonts w:cs="Times New Roman"/>
+          <w:i/>
+          <w:lang w:val="ru-RU"/>
+        </w:rPr>
+        <w:t>[Сноска 3] Дополнительное описание СОД и ИС.</w:t>
+      </w:r>
+    </w:p>
+    <w:p>
+      <w:pPr>
+        <w:rPr>
+          <w:rFonts w:cs="Times New Roman"/>
+          <w:lang w:val="ru-RU"/>
+        </w:rPr>
+      </w:pPr>
+      <w:r>
+        <w:rPr>
+          <w:rFonts w:cs="Times New Roman"/>
+          <w:lang w:val="ru-RU"/>
+        </w:rPr>
+        <w:t xml:space="preserve">Система обработки данных (СОД) является ключевым элементом информационной инфраструктуры. В некоторых случаях система обработки данных (СОД) повторно расшифровывается, что является нарушением. Информационная система (ИС) также играет важную роль. Однако ИС иногда используется без предварительного объявления. В тексте может встречаться центральный процессор (ЦП), а иногда ЦП используется без расшифровки. Также встречается оперативная память (ОП), но далее оперативная память может снова писаться полностью. </w:t>
+      </w:r>
+    </w:p>
+    <w:p>
+      <w:pPr>
+        <w:rPr>
+          <w:rFonts w:cs="Times New Roman"/>
+          <w:lang w:val="ru-RU"/>
+        </w:rPr>
+      </w:pPr>
+      <w:r>
+        <w:rPr>
+          <w:rFonts w:cs="Times New Roman"/>
+          <w:i/>
+          <w:lang w:val="ru-RU"/>
+        </w:rPr>
+        <w:t>[Сноска 3] Дополнительное описание СОД и ИС.</w:t>
+      </w:r>
+    </w:p>
+    <w:p>
+      <w:pPr>
+        <w:rPr>
+          <w:rFonts w:cs="Times New Roman"/>
+          <w:lang w:val="ru-RU"/>
+        </w:rPr>
+      </w:pPr>
+      <w:r>
+        <w:rPr>
+          <w:rFonts w:cs="Times New Roman"/>
+          <w:lang w:val="ru-RU"/>
+        </w:rPr>
+        <w:t xml:space="preserve">Система обработки данных (СОД) является ключевым элементом информационной инфраструктуры. В некоторых случаях система обработки данных (СОД) повторно расшифровывается, что является нарушением. Информационная система (ИС) также играет важную роль. Однако ИС иногда используется без предварительного объявления. В тексте может встречаться центральный процессор (ЦП), а иногда ЦП используется без расшифровки. Также встречается оперативная память (ОП), но далее оперативная память может снова писаться полностью. </w:t>
+      </w:r>
+    </w:p>
+    <w:p>
+      <w:pPr>
+        <w:rPr>
+          <w:rFonts w:cs="Times New Roman"/>
+          <w:lang w:val="ru-RU"/>
+        </w:rPr>
+      </w:pPr>
+      <w:r>
+        <w:rPr>
+          <w:rFonts w:cs="Times New Roman"/>
+          <w:i/>
+          <w:lang w:val="ru-RU"/>
+        </w:rPr>
+        <w:t>[Сноска 3] Дополнительное описание СОД и ИС.</w:t>
+      </w:r>
+    </w:p>
+    <w:p>
+      <w:pPr>
+        <w:rPr>
+          <w:rFonts w:cs="Times New Roman"/>
+          <w:lang w:val="ru-RU"/>
+        </w:rPr>
+      </w:pPr>
+      <w:r>
+        <w:rPr>
+          <w:rFonts w:cs="Times New Roman"/>
+          <w:lang w:val="ru-RU"/>
+        </w:rPr>
+        <w:t xml:space="preserve">Система обработки данных (СОД) является ключевым элементом информационной инфраструктуры. В некоторых случаях система обработки данных (СОД) повторно расшифровывается, что является нарушением. Информационная система (ИС) также играет важную роль. Однако ИС иногда используется без предварительного объявления. В тексте может встречаться центральный процессор (ЦП), а иногда ЦП используется без расшифровки. Также встречается оперативная память (ОП), но далее оперативная память может снова писаться полностью. </w:t>
+      </w:r>
+    </w:p>
+    <w:p>
+      <w:pPr>
+        <w:rPr>
+          <w:rFonts w:cs="Times New Roman"/>
+          <w:lang w:val="ru-RU"/>
+        </w:rPr>
+      </w:pPr>
+      <w:r>
+        <w:rPr>
+          <w:rFonts w:cs="Times New Roman"/>
+          <w:i/>
+          <w:lang w:val="ru-RU"/>
+        </w:rPr>
+        <w:t>[Сноска 3] Дополнительное описание СОД и ИС.</w:t>
       </w:r>
     </w:p>
     <w:p>
       <w:pPr>
         <w:pStyle w:val="1"/>
-        <w:spacing w:after="120"/>
-        <w:rPr>
-          <w:lang w:val="ru-RU"/>
-        </w:rPr>
-      </w:pPr>
-      <w:r>
-        <w:rPr>
+        <w:rPr>
+          <w:rFonts w:ascii="Times New Roman" w:hAnsi="Times New Roman" w:cs="Times New Roman"/>
+          <w:color w:val="000000" w:themeColor="text1"/>
+          <w:lang w:val="ru-RU"/>
+        </w:rPr>
+      </w:pPr>
+      <w:r>
+        <w:rPr>
+          <w:rFonts w:ascii="Times New Roman" w:hAnsi="Times New Roman" w:cs="Times New Roman"/>
+          <w:color w:val="000000" w:themeColor="text1"/>
           <w:lang w:val="ru-RU"/>
         </w:rPr>
         <w:lastRenderedPageBreak/>
-        <w:t>4 Работа с пользовательскими профилями</w:t>
-      </w:r>
-    </w:p>
-    <w:p>
-      <w:pPr>
-        <w:spacing w:after="120"/>
-        <w:ind w:firstLine="709"/>
-        <w:rPr>
-          <w:lang w:val="ru-RU"/>
-        </w:rPr>
-      </w:pPr>
-      <w:r>
-        <w:rPr>
-          <w:rFonts w:ascii="Arial" w:eastAsia="Arial" w:hAnsi="Arial"/>
-          <w:sz w:val="22"/>
-          <w:lang w:val="ru-RU"/>
-        </w:rPr>
-        <w:t>Следующий раздел посвящён конструкции распределённая база пользовательских профилей. Данная полная форма преднамеренно используется в нескольких предложениях без объявления аббревиатуры, чтобы оценить, будет ли алгоритм рекомендовать её сокращение на третьем этапе обработки.</w:t>
-      </w:r>
-    </w:p>
-    <w:p>
-      <w:pPr>
-        <w:spacing w:after="120"/>
-        <w:ind w:firstLine="709"/>
-        <w:rPr>
-          <w:lang w:val="ru-RU"/>
-        </w:rPr>
-      </w:pPr>
-      <w:r>
-        <w:rPr>
-          <w:rFonts w:ascii="Arial" w:eastAsia="Arial" w:hAnsi="Arial"/>
-          <w:sz w:val="22"/>
-          <w:lang w:val="ru-RU"/>
-        </w:rPr>
-        <w:t>Распределённая база пользовательских профилей применяется для хранения учётных сведений, параметров доступа, настроек авторизации и признаков принадлежности пользователя к определённой группе. В ряде технических сценариев распределённая база пользовательских профилей взаимодействует с системой управления доступом и журналом аудита действий пользователей.</w:t>
-      </w:r>
-    </w:p>
-    <w:p>
-      <w:pPr>
-        <w:spacing w:after="120"/>
-        <w:ind w:firstLine="709"/>
-        <w:rPr>
-          <w:lang w:val="ru-RU"/>
-        </w:rPr>
-      </w:pPr>
-      <w:r>
-        <w:rPr>
-          <w:rFonts w:ascii="Arial" w:eastAsia="Arial" w:hAnsi="Arial"/>
-          <w:sz w:val="22"/>
-          <w:lang w:val="ru-RU"/>
-        </w:rPr>
-        <w:t>Дополнительно в текст включены близкие по смыслу конструкции: механизм синхронизации учётных записей, модуль верификации профилей и подсистема контроля целостности. Эти словосочетания могут быть полезны для тестирования точности морфологического анализа и фильтрации терминных кандидатов.</w:t>
-      </w:r>
-    </w:p>
-    <w:p>
-      <w:pPr>
-        <w:spacing w:after="120"/>
-        <w:ind w:firstLine="709"/>
-        <w:rPr>
-          <w:lang w:val="ru-RU"/>
-        </w:rPr>
-      </w:pPr>
-      <w:r>
-        <w:rPr>
-          <w:rFonts w:ascii="Arial" w:eastAsia="Arial" w:hAnsi="Arial"/>
-          <w:sz w:val="22"/>
-          <w:lang w:val="ru-RU"/>
-        </w:rPr>
-        <w:t>Если алгоритм корректно выделяет полные формы и учитывает частоту употребления, то распределённая база пользовательских профилей должна быть определена как термин, для которого целесообразно введение аббревиатуры.</w:t>
-      </w:r>
-    </w:p>
-    <w:p>
-      <w:pPr>
-        <w:rPr>
-          <w:lang w:val="ru-RU"/>
-        </w:rPr>
-      </w:pPr>
-      <w:r>
-        <w:rPr>
-          <w:lang w:val="ru-RU"/>
-        </w:rPr>
-        <w:br w:type="page"/>
+        <w:t>Раздел 4. Анализ системы обработки данных</w:t>
+      </w:r>
+    </w:p>
+    <w:p>
+      <w:pPr>
+        <w:rPr>
+          <w:rFonts w:cs="Times New Roman"/>
+          <w:lang w:val="ru-RU"/>
+        </w:rPr>
+      </w:pPr>
+      <w:r>
+        <w:rPr>
+          <w:rFonts w:cs="Times New Roman"/>
+          <w:lang w:val="ru-RU"/>
+        </w:rPr>
+        <w:t xml:space="preserve">Система обработки данных (СОД) является ключевым элементом информационной инфраструктуры. В некоторых случаях система обработки данных (СОД) повторно расшифровывается, что является нарушением. Информационная система (ИС) также играет важную роль. Однако ИС иногда используется без предварительного объявления. В тексте может встречаться центральный процессор (ЦП), а иногда ЦП используется без расшифровки. Также встречается оперативная память (ОП), но далее оперативная память может снова писаться полностью. </w:t>
+      </w:r>
+    </w:p>
+    <w:p>
+      <w:pPr>
+        <w:rPr>
+          <w:rFonts w:cs="Times New Roman"/>
+          <w:lang w:val="ru-RU"/>
+        </w:rPr>
+      </w:pPr>
+      <w:r>
+        <w:rPr>
+          <w:rFonts w:cs="Times New Roman"/>
+          <w:i/>
+          <w:lang w:val="ru-RU"/>
+        </w:rPr>
+        <w:t>[Сноска 4] Дополнительное описание СОД и ИС.</w:t>
+      </w:r>
+    </w:p>
+    <w:p>
+      <w:pPr>
+        <w:rPr>
+          <w:rFonts w:cs="Times New Roman"/>
+          <w:lang w:val="ru-RU"/>
+        </w:rPr>
+      </w:pPr>
+      <w:r>
+        <w:rPr>
+          <w:rFonts w:cs="Times New Roman"/>
+          <w:lang w:val="ru-RU"/>
+        </w:rPr>
+        <w:t xml:space="preserve">Система обработки данных (СОД) является ключевым элементом информационной инфраструктуры. В некоторых случаях система обработки данных (СОД) повторно расшифровывается, что является нарушением. Информационная система (ИС) также играет важную роль. Однако ИС иногда используется без предварительного объявления. В тексте может встречаться центральный процессор (ЦП), а иногда ЦП используется без расшифровки. Также встречается оперативная память (ОП), но далее оперативная память может снова писаться полностью. </w:t>
+      </w:r>
+    </w:p>
+    <w:p>
+      <w:pPr>
+        <w:rPr>
+          <w:rFonts w:cs="Times New Roman"/>
+          <w:lang w:val="ru-RU"/>
+        </w:rPr>
+      </w:pPr>
+      <w:r>
+        <w:rPr>
+          <w:rFonts w:cs="Times New Roman"/>
+          <w:i/>
+          <w:lang w:val="ru-RU"/>
+        </w:rPr>
+        <w:t>[Сноска 4] Дополнительное описание СОД и ИС.</w:t>
+      </w:r>
+    </w:p>
+    <w:p>
+      <w:pPr>
+        <w:rPr>
+          <w:rFonts w:cs="Times New Roman"/>
+          <w:lang w:val="ru-RU"/>
+        </w:rPr>
+      </w:pPr>
+      <w:r>
+        <w:rPr>
+          <w:rFonts w:cs="Times New Roman"/>
+          <w:lang w:val="ru-RU"/>
+        </w:rPr>
+        <w:t xml:space="preserve">Система обработки данных (СОД) является ключевым элементом информационной инфраструктуры. В некоторых случаях система обработки данных (СОД) повторно расшифровывается, что является нарушением. Информационная система (ИС) также играет важную роль. Однако ИС иногда используется без предварительного объявления. В тексте может встречаться центральный процессор (ЦП), а иногда ЦП используется без расшифровки. Также встречается оперативная память (ОП), но далее оперативная память может снова писаться полностью. </w:t>
+      </w:r>
+    </w:p>
+    <w:p>
+      <w:pPr>
+        <w:rPr>
+          <w:rFonts w:cs="Times New Roman"/>
+          <w:lang w:val="ru-RU"/>
+        </w:rPr>
+      </w:pPr>
+      <w:r>
+        <w:rPr>
+          <w:rFonts w:cs="Times New Roman"/>
+          <w:i/>
+          <w:lang w:val="ru-RU"/>
+        </w:rPr>
+        <w:t>[Сноска 4] Дополнительное описание СОД и ИС.</w:t>
+      </w:r>
+    </w:p>
+    <w:p>
+      <w:pPr>
+        <w:rPr>
+          <w:rFonts w:cs="Times New Roman"/>
+          <w:lang w:val="ru-RU"/>
+        </w:rPr>
+      </w:pPr>
+      <w:r>
+        <w:rPr>
+          <w:rFonts w:cs="Times New Roman"/>
+          <w:lang w:val="ru-RU"/>
+        </w:rPr>
+        <w:t xml:space="preserve">Система обработки данных (СОД) является ключевым элементом информационной инфраструктуры. В некоторых случаях система обработки данных (СОД) повторно расшифровывается, что является нарушением. Информационная система (ИС) также играет важную роль. Однако ИС иногда используется без предварительного объявления. В тексте может встречаться центральный процессор (ЦП), а иногда ЦП используется без расшифровки. Также встречается оперативная память (ОП), но далее оперативная память может снова писаться полностью. </w:t>
+      </w:r>
+    </w:p>
+    <w:p>
+      <w:pPr>
+        <w:rPr>
+          <w:rFonts w:cs="Times New Roman"/>
+          <w:lang w:val="ru-RU"/>
+        </w:rPr>
+      </w:pPr>
+      <w:r>
+        <w:rPr>
+          <w:rFonts w:cs="Times New Roman"/>
+          <w:i/>
+          <w:lang w:val="ru-RU"/>
+        </w:rPr>
+        <w:t>[Сноска 4] Дополнительное описание СОД и ИС.</w:t>
+      </w:r>
+    </w:p>
+    <w:p>
+      <w:pPr>
+        <w:rPr>
+          <w:rFonts w:cs="Times New Roman"/>
+          <w:lang w:val="ru-RU"/>
+        </w:rPr>
+      </w:pPr>
+      <w:r>
+        <w:rPr>
+          <w:rFonts w:cs="Times New Roman"/>
+          <w:lang w:val="ru-RU"/>
+        </w:rPr>
+        <w:t xml:space="preserve">Система обработки данных (СОД) является ключевым элементом информационной инфраструктуры. В некоторых случаях система обработки данных (СОД) повторно </w:t>
+      </w:r>
+      <w:r>
+        <w:rPr>
+          <w:rFonts w:cs="Times New Roman"/>
+          <w:lang w:val="ru-RU"/>
+        </w:rPr>
+        <w:lastRenderedPageBreak/>
+        <w:t xml:space="preserve">расшифровывается, что является нарушением. Информационная система (ИС) также играет важную роль. Однако ИС иногда используется без предварительного объявления. В тексте может встречаться центральный процессор (ЦП), а иногда ЦП используется без расшифровки. Также встречается оперативная память (ОП), но далее оперативная память может снова писаться полностью. </w:t>
+      </w:r>
+    </w:p>
+    <w:p>
+      <w:pPr>
+        <w:rPr>
+          <w:rFonts w:cs="Times New Roman"/>
+          <w:lang w:val="ru-RU"/>
+        </w:rPr>
+      </w:pPr>
+      <w:r>
+        <w:rPr>
+          <w:rFonts w:cs="Times New Roman"/>
+          <w:i/>
+          <w:lang w:val="ru-RU"/>
+        </w:rPr>
+        <w:t>[Сноска 4] Дополнительное описание СОД и ИС.</w:t>
+      </w:r>
+    </w:p>
+    <w:p>
+      <w:pPr>
+        <w:rPr>
+          <w:rFonts w:cs="Times New Roman"/>
+          <w:lang w:val="ru-RU"/>
+        </w:rPr>
+      </w:pPr>
+      <w:r>
+        <w:rPr>
+          <w:rFonts w:cs="Times New Roman"/>
+          <w:lang w:val="ru-RU"/>
+        </w:rPr>
+        <w:t xml:space="preserve">Система обработки данных (СОД) является ключевым элементом информационной инфраструктуры. В некоторых случаях система обработки данных (СОД) повторно расшифровывается, что является нарушением. Информационная система (ИС) также играет важную роль. Однако ИС иногда используется без предварительного объявления. В тексте может встречаться центральный процессор (ЦП), а иногда ЦП используется без расшифровки. Также встречается оперативная память (ОП), но далее оперативная память может снова писаться полностью. </w:t>
+      </w:r>
+    </w:p>
+    <w:p>
+      <w:pPr>
+        <w:rPr>
+          <w:rFonts w:cs="Times New Roman"/>
+          <w:lang w:val="ru-RU"/>
+        </w:rPr>
+      </w:pPr>
+      <w:r>
+        <w:rPr>
+          <w:rFonts w:cs="Times New Roman"/>
+          <w:i/>
+          <w:lang w:val="ru-RU"/>
+        </w:rPr>
+        <w:t>[Сноска 4] Дополнительное описание СОД и ИС.</w:t>
+      </w:r>
+    </w:p>
+    <w:p>
+      <w:pPr>
+        <w:rPr>
+          <w:rFonts w:cs="Times New Roman"/>
+          <w:lang w:val="ru-RU"/>
+        </w:rPr>
+      </w:pPr>
+      <w:r>
+        <w:rPr>
+          <w:rFonts w:cs="Times New Roman"/>
+          <w:lang w:val="ru-RU"/>
+        </w:rPr>
+        <w:t xml:space="preserve">Система обработки данных (СОД) является ключевым элементом информационной инфраструктуры. В некоторых случаях система обработки данных (СОД) повторно расшифровывается, что является нарушением. Информационная система (ИС) также играет важную роль. Однако ИС иногда используется без предварительного объявления. В тексте может встречаться центральный процессор (ЦП), а иногда ЦП используется без расшифровки. Также встречается оперативная память (ОП), но далее оперативная память может снова писаться полностью. </w:t>
+      </w:r>
+    </w:p>
+    <w:p>
+      <w:pPr>
+        <w:rPr>
+          <w:rFonts w:cs="Times New Roman"/>
+          <w:lang w:val="ru-RU"/>
+        </w:rPr>
+      </w:pPr>
+      <w:r>
+        <w:rPr>
+          <w:rFonts w:cs="Times New Roman"/>
+          <w:i/>
+          <w:lang w:val="ru-RU"/>
+        </w:rPr>
+        <w:t>[Сноска 4] Дополнительное описание СОД и ИС.</w:t>
+      </w:r>
+    </w:p>
+    <w:p>
+      <w:pPr>
+        <w:rPr>
+          <w:rFonts w:cs="Times New Roman"/>
+          <w:lang w:val="ru-RU"/>
+        </w:rPr>
+      </w:pPr>
+      <w:r>
+        <w:rPr>
+          <w:rFonts w:cs="Times New Roman"/>
+          <w:lang w:val="ru-RU"/>
+        </w:rPr>
+        <w:t xml:space="preserve">Система обработки данных (СОД) является ключевым элементом информационной инфраструктуры. В некоторых случаях система обработки данных (СОД) повторно расшифровывается, что является нарушением. Информационная система (ИС) также играет важную роль. Однако ИС иногда используется без предварительного объявления. В тексте может встречаться центральный процессор (ЦП), а иногда ЦП используется без расшифровки. Также встречается оперативная память (ОП), но далее оперативная память может снова писаться полностью. </w:t>
+      </w:r>
+    </w:p>
+    <w:p>
+      <w:pPr>
+        <w:rPr>
+          <w:rFonts w:cs="Times New Roman"/>
+          <w:lang w:val="ru-RU"/>
+        </w:rPr>
+      </w:pPr>
+      <w:r>
+        <w:rPr>
+          <w:rFonts w:cs="Times New Roman"/>
+          <w:i/>
+          <w:lang w:val="ru-RU"/>
+        </w:rPr>
+        <w:t>[Сноска 4] Дополнительное описание СОД и ИС.</w:t>
       </w:r>
     </w:p>
     <w:p>
       <w:pPr>
         <w:pStyle w:val="1"/>
-        <w:spacing w:after="120"/>
-        <w:rPr>
-          <w:lang w:val="ru-RU"/>
-        </w:rPr>
-      </w:pPr>
-      <w:r>
-        <w:rPr>
+        <w:rPr>
+          <w:rFonts w:ascii="Times New Roman" w:hAnsi="Times New Roman" w:cs="Times New Roman"/>
+          <w:color w:val="000000" w:themeColor="text1"/>
+          <w:lang w:val="ru-RU"/>
+        </w:rPr>
+      </w:pPr>
+      <w:r>
+        <w:rPr>
+          <w:rFonts w:ascii="Times New Roman" w:hAnsi="Times New Roman" w:cs="Times New Roman"/>
+          <w:color w:val="000000" w:themeColor="text1"/>
+          <w:lang w:val="ru-RU"/>
+        </w:rPr>
+        <w:t>Раздел 5. Анализ системы обработки данных</w:t>
+      </w:r>
+    </w:p>
+    <w:p>
+      <w:pPr>
+        <w:rPr>
+          <w:rFonts w:cs="Times New Roman"/>
+          <w:lang w:val="ru-RU"/>
+        </w:rPr>
+      </w:pPr>
+      <w:r>
+        <w:rPr>
+          <w:rFonts w:cs="Times New Roman"/>
+          <w:lang w:val="ru-RU"/>
+        </w:rPr>
+        <w:t xml:space="preserve">Система обработки данных (СОД) является ключевым элементом информационной инфраструктуры. В некоторых случаях система обработки данных (СОД) повторно расшифровывается, что является нарушением. Информационная система (ИС) </w:t>
+      </w:r>
+      <w:r>
+        <w:rPr>
+          <w:rFonts w:cs="Times New Roman"/>
           <w:lang w:val="ru-RU"/>
         </w:rPr>
         <w:lastRenderedPageBreak/>
-        <w:t>5 Анализ текстовых документов</w:t>
-      </w:r>
-    </w:p>
-    <w:p>
-      <w:pPr>
-        <w:spacing w:after="120"/>
-        <w:ind w:firstLine="709"/>
-        <w:rPr>
-          <w:lang w:val="ru-RU"/>
-        </w:rPr>
-      </w:pPr>
-      <w:r>
-        <w:rPr>
-          <w:rFonts w:ascii="Arial" w:eastAsia="Arial" w:hAnsi="Arial"/>
-          <w:sz w:val="22"/>
-          <w:lang w:val="ru-RU"/>
-        </w:rPr>
-        <w:t>В данном разделе намеренно многократно используется полная форма модуль анализа текстовых документов. Сокращение для неё не вводится, чтобы проверить устойчивость алгоритма при распознавании многословных терминов и при вычислении рекомендации о необходимости ввода аббревиатуры.</w:t>
-      </w:r>
-    </w:p>
-    <w:p>
-      <w:pPr>
-        <w:spacing w:after="120"/>
-        <w:ind w:firstLine="709"/>
-        <w:rPr>
-          <w:lang w:val="ru-RU"/>
-        </w:rPr>
-      </w:pPr>
-      <w:r>
-        <w:rPr>
-          <w:rFonts w:ascii="Arial" w:eastAsia="Arial" w:hAnsi="Arial"/>
-          <w:sz w:val="22"/>
-          <w:lang w:val="ru-RU"/>
-        </w:rPr>
-        <w:t>Модуль анализа текстовых документов выполняет сегментацию текста, морфологический анализ, выделение терминных цепочек и поиск шаблонов объявления сокращений. Внутри проекта модуль анализа текстовых документов логически связан с обработкой основного текста, заголовков, таблиц и сносок.</w:t>
-      </w:r>
-    </w:p>
-    <w:p>
-      <w:pPr>
-        <w:spacing w:after="120"/>
-        <w:ind w:firstLine="709"/>
-        <w:rPr>
-          <w:lang w:val="ru-RU"/>
-        </w:rPr>
-      </w:pPr>
-      <w:r>
-        <w:rPr>
-          <w:rFonts w:ascii="Arial" w:eastAsia="Arial" w:hAnsi="Arial"/>
-          <w:sz w:val="22"/>
-          <w:lang w:val="ru-RU"/>
-        </w:rPr>
-        <w:t>Отдельно упоминаются конструкции таблица соответствий терминов и сокращений, подсистема формирования итоговых рекомендаций и механизм постобработки кандидатов. Эти словосочетания могут быть выделены как дополнительные терминные конструкции, однако часть из них алгоритм должен отфильтровать как менее значимые по сравнению с основными тестовыми терминами.</w:t>
-      </w:r>
-    </w:p>
-    <w:p>
-      <w:pPr>
-        <w:spacing w:after="120"/>
-        <w:ind w:firstLine="709"/>
-        <w:rPr>
-          <w:lang w:val="ru-RU"/>
-        </w:rPr>
-      </w:pPr>
-      <w:r>
-        <w:rPr>
-          <w:rFonts w:ascii="Arial" w:eastAsia="Arial" w:hAnsi="Arial"/>
-          <w:sz w:val="22"/>
-          <w:lang w:val="ru-RU"/>
-        </w:rPr>
-        <w:t>Содержимое страницы специально ориентировано на проверку случаев, когда длинная полная форма повторяется более одного раза, но сокращение в документе отсутствует.</w:t>
-      </w:r>
-    </w:p>
-    <w:p>
-      <w:pPr>
-        <w:rPr>
-          <w:lang w:val="ru-RU"/>
-        </w:rPr>
-      </w:pPr>
-      <w:r>
-        <w:rPr>
-          <w:lang w:val="ru-RU"/>
-        </w:rPr>
-        <w:br w:type="page"/>
+        <w:t xml:space="preserve">также играет важную роль. Однако ИС иногда используется без предварительного объявления. В тексте может встречаться центральный процессор (ЦП), а иногда ЦП используется без расшифровки. Также встречается оперативная память (ОП), но далее оперативная память может снова писаться полностью. </w:t>
+      </w:r>
+    </w:p>
+    <w:p>
+      <w:pPr>
+        <w:rPr>
+          <w:rFonts w:cs="Times New Roman"/>
+          <w:lang w:val="ru-RU"/>
+        </w:rPr>
+      </w:pPr>
+      <w:r>
+        <w:rPr>
+          <w:rFonts w:cs="Times New Roman"/>
+          <w:i/>
+          <w:lang w:val="ru-RU"/>
+        </w:rPr>
+        <w:t>[Сноска 5] Дополнительное описание СОД и ИС.</w:t>
+      </w:r>
+    </w:p>
+    <w:p>
+      <w:pPr>
+        <w:rPr>
+          <w:rFonts w:cs="Times New Roman"/>
+          <w:lang w:val="ru-RU"/>
+        </w:rPr>
+      </w:pPr>
+      <w:r>
+        <w:rPr>
+          <w:rFonts w:cs="Times New Roman"/>
+          <w:lang w:val="ru-RU"/>
+        </w:rPr>
+        <w:t xml:space="preserve">Система обработки данных (СОД) является ключевым элементом информационной инфраструктуры. В некоторых случаях система обработки данных (СОД) повторно расшифровывается, что является нарушением. Информационная система (ИС) также играет важную роль. Однако ИС иногда используется без предварительного объявления. В тексте может встречаться центральный процессор (ЦП), а иногда ЦП используется без расшифровки. Также встречается оперативная память (ОП), но далее оперативная память может снова писаться полностью. </w:t>
+      </w:r>
+    </w:p>
+    <w:p>
+      <w:pPr>
+        <w:rPr>
+          <w:rFonts w:cs="Times New Roman"/>
+          <w:lang w:val="ru-RU"/>
+        </w:rPr>
+      </w:pPr>
+      <w:r>
+        <w:rPr>
+          <w:rFonts w:cs="Times New Roman"/>
+          <w:i/>
+          <w:lang w:val="ru-RU"/>
+        </w:rPr>
+        <w:t>[Сноска 5] Дополнительное описание СОД и ИС.</w:t>
+      </w:r>
+    </w:p>
+    <w:p>
+      <w:pPr>
+        <w:rPr>
+          <w:rFonts w:cs="Times New Roman"/>
+          <w:lang w:val="ru-RU"/>
+        </w:rPr>
+      </w:pPr>
+      <w:r>
+        <w:rPr>
+          <w:rFonts w:cs="Times New Roman"/>
+          <w:lang w:val="ru-RU"/>
+        </w:rPr>
+        <w:t xml:space="preserve">Система обработки данных (СОД) является ключевым элементом информационной инфраструктуры. В некоторых случаях система обработки данных (СОД) повторно расшифровывается, что является нарушением. Информационная система (ИС) также играет важную роль. Однако ИС иногда используется без предварительного объявления. В тексте может встречаться центральный процессор (ЦП), а иногда ЦП используется без расшифровки. Также встречается оперативная память (ОП), но далее оперативная память может снова писаться полностью. </w:t>
+      </w:r>
+    </w:p>
+    <w:p>
+      <w:pPr>
+        <w:rPr>
+          <w:rFonts w:cs="Times New Roman"/>
+          <w:lang w:val="ru-RU"/>
+        </w:rPr>
+      </w:pPr>
+      <w:r>
+        <w:rPr>
+          <w:rFonts w:cs="Times New Roman"/>
+          <w:i/>
+          <w:lang w:val="ru-RU"/>
+        </w:rPr>
+        <w:t>[Сноска 5] Дополнительное описание СОД и ИС.</w:t>
+      </w:r>
+    </w:p>
+    <w:p>
+      <w:pPr>
+        <w:rPr>
+          <w:rFonts w:cs="Times New Roman"/>
+          <w:lang w:val="ru-RU"/>
+        </w:rPr>
+      </w:pPr>
+      <w:r>
+        <w:rPr>
+          <w:rFonts w:cs="Times New Roman"/>
+          <w:lang w:val="ru-RU"/>
+        </w:rPr>
+        <w:t xml:space="preserve">Система обработки данных (СОД) является ключевым элементом информационной инфраструктуры. В некоторых случаях система обработки данных (СОД) повторно расшифровывается, что является нарушением. Информационная система (ИС) также играет важную роль. Однако ИС иногда используется без предварительного объявления. В тексте может встречаться центральный процессор (ЦП), а иногда ЦП используется без расшифровки. Также встречается оперативная память (ОП), но далее оперативная память может снова писаться полностью. </w:t>
+      </w:r>
+    </w:p>
+    <w:p>
+      <w:pPr>
+        <w:rPr>
+          <w:rFonts w:cs="Times New Roman"/>
+          <w:lang w:val="ru-RU"/>
+        </w:rPr>
+      </w:pPr>
+      <w:r>
+        <w:rPr>
+          <w:rFonts w:cs="Times New Roman"/>
+          <w:i/>
+          <w:lang w:val="ru-RU"/>
+        </w:rPr>
+        <w:t>[Сноска 5] Дополнительное описание СОД и ИС.</w:t>
+      </w:r>
+    </w:p>
+    <w:p>
+      <w:pPr>
+        <w:rPr>
+          <w:rFonts w:cs="Times New Roman"/>
+          <w:lang w:val="ru-RU"/>
+        </w:rPr>
+      </w:pPr>
+      <w:r>
+        <w:rPr>
+          <w:rFonts w:cs="Times New Roman"/>
+          <w:lang w:val="ru-RU"/>
+        </w:rPr>
+        <w:t xml:space="preserve">Система обработки данных (СОД) является ключевым элементом информационной инфраструктуры. В некоторых случаях система обработки данных (СОД) повторно расшифровывается, что является нарушением. Информационная система (ИС) также играет важную роль. Однако ИС иногда используется без предварительного объявления. В тексте может встречаться центральный процессор (ЦП), а иногда ЦП </w:t>
+      </w:r>
+      <w:r>
+        <w:rPr>
+          <w:rFonts w:cs="Times New Roman"/>
+          <w:lang w:val="ru-RU"/>
+        </w:rPr>
+        <w:lastRenderedPageBreak/>
+        <w:t xml:space="preserve">используется без расшифровки. Также встречается оперативная память (ОП), но далее оперативная память может снова писаться полностью. </w:t>
+      </w:r>
+    </w:p>
+    <w:p>
+      <w:pPr>
+        <w:rPr>
+          <w:rFonts w:cs="Times New Roman"/>
+          <w:lang w:val="ru-RU"/>
+        </w:rPr>
+      </w:pPr>
+      <w:r>
+        <w:rPr>
+          <w:rFonts w:cs="Times New Roman"/>
+          <w:i/>
+          <w:lang w:val="ru-RU"/>
+        </w:rPr>
+        <w:t>[Сноска 5] Дополнительное описание СОД и ИС.</w:t>
+      </w:r>
+    </w:p>
+    <w:p>
+      <w:pPr>
+        <w:rPr>
+          <w:rFonts w:cs="Times New Roman"/>
+          <w:lang w:val="ru-RU"/>
+        </w:rPr>
+      </w:pPr>
+      <w:r>
+        <w:rPr>
+          <w:rFonts w:cs="Times New Roman"/>
+          <w:lang w:val="ru-RU"/>
+        </w:rPr>
+        <w:t xml:space="preserve">Система обработки данных (СОД) является ключевым элементом информационной инфраструктуры. В некоторых случаях система обработки данных (СОД) повторно расшифровывается, что является нарушением. Информационная система (ИС) также играет важную роль. Однако ИС иногда используется без предварительного объявления. В тексте может встречаться центральный процессор (ЦП), а иногда ЦП используется без расшифровки. Также встречается оперативная память (ОП), но далее оперативная память может снова писаться полностью. </w:t>
+      </w:r>
+    </w:p>
+    <w:p>
+      <w:pPr>
+        <w:rPr>
+          <w:rFonts w:cs="Times New Roman"/>
+          <w:lang w:val="ru-RU"/>
+        </w:rPr>
+      </w:pPr>
+      <w:r>
+        <w:rPr>
+          <w:rFonts w:cs="Times New Roman"/>
+          <w:i/>
+          <w:lang w:val="ru-RU"/>
+        </w:rPr>
+        <w:t>[Сноска 5] Дополнительное описание СОД и ИС.</w:t>
+      </w:r>
+    </w:p>
+    <w:p>
+      <w:pPr>
+        <w:rPr>
+          <w:rFonts w:cs="Times New Roman"/>
+          <w:lang w:val="ru-RU"/>
+        </w:rPr>
+      </w:pPr>
+      <w:r>
+        <w:rPr>
+          <w:rFonts w:cs="Times New Roman"/>
+          <w:lang w:val="ru-RU"/>
+        </w:rPr>
+        <w:t xml:space="preserve">Система обработки данных (СОД) является ключевым элементом информационной инфраструктуры. В некоторых случаях система обработки данных (СОД) повторно расшифровывается, что является нарушением. Информационная система (ИС) также играет важную роль. Однако ИС иногда используется без предварительного объявления. В тексте может встречаться центральный процессор (ЦП), а иногда ЦП используется без расшифровки. Также встречается оперативная память (ОП), но далее оперативная память может снова писаться полностью. </w:t>
+      </w:r>
+    </w:p>
+    <w:p>
+      <w:pPr>
+        <w:rPr>
+          <w:rFonts w:cs="Times New Roman"/>
+          <w:lang w:val="ru-RU"/>
+        </w:rPr>
+      </w:pPr>
+      <w:r>
+        <w:rPr>
+          <w:rFonts w:cs="Times New Roman"/>
+          <w:i/>
+          <w:lang w:val="ru-RU"/>
+        </w:rPr>
+        <w:t>[Сноска 5] Дополнительное описание СОД и ИС.</w:t>
+      </w:r>
+    </w:p>
+    <w:p>
+      <w:pPr>
+        <w:rPr>
+          <w:rFonts w:cs="Times New Roman"/>
+          <w:lang w:val="ru-RU"/>
+        </w:rPr>
+      </w:pPr>
+      <w:r>
+        <w:rPr>
+          <w:rFonts w:cs="Times New Roman"/>
+          <w:lang w:val="ru-RU"/>
+        </w:rPr>
+        <w:t xml:space="preserve">Система обработки данных (СОД) является ключевым элементом информационной инфраструктуры. В некоторых случаях система обработки данных (СОД) повторно расшифровывается, что является нарушением. Информационная система (ИС) также играет важную роль. Однако ИС иногда используется без предварительного объявления. В тексте может встречаться центральный процессор (ЦП), а иногда ЦП используется без расшифровки. Также встречается оперативная память (ОП), но далее оперативная память может снова писаться полностью. </w:t>
+      </w:r>
+    </w:p>
+    <w:p>
+      <w:pPr>
+        <w:rPr>
+          <w:rFonts w:cs="Times New Roman"/>
+          <w:lang w:val="ru-RU"/>
+        </w:rPr>
+      </w:pPr>
+      <w:r>
+        <w:rPr>
+          <w:rFonts w:cs="Times New Roman"/>
+          <w:i/>
+          <w:lang w:val="ru-RU"/>
+        </w:rPr>
+        <w:t>[Сноска 5] Дополнительное описание СОД и ИС.</w:t>
       </w:r>
     </w:p>
     <w:p>
       <w:pPr>
         <w:pStyle w:val="1"/>
-        <w:spacing w:after="120"/>
-        <w:rPr>
-          <w:lang w:val="ru-RU"/>
-        </w:rPr>
-      </w:pPr>
-      <w:r>
-        <w:rPr>
+        <w:rPr>
+          <w:rFonts w:ascii="Times New Roman" w:hAnsi="Times New Roman" w:cs="Times New Roman"/>
+          <w:color w:val="000000" w:themeColor="text1"/>
+          <w:lang w:val="ru-RU"/>
+        </w:rPr>
+      </w:pPr>
+      <w:r>
+        <w:rPr>
+          <w:rFonts w:ascii="Times New Roman" w:hAnsi="Times New Roman" w:cs="Times New Roman"/>
+          <w:color w:val="000000" w:themeColor="text1"/>
+          <w:lang w:val="ru-RU"/>
+        </w:rPr>
+        <w:t>Раздел 6. Анализ системы обработки данных</w:t>
+      </w:r>
+    </w:p>
+    <w:p>
+      <w:pPr>
+        <w:rPr>
+          <w:rFonts w:cs="Times New Roman"/>
+          <w:lang w:val="ru-RU"/>
+        </w:rPr>
+      </w:pPr>
+      <w:r>
+        <w:rPr>
+          <w:rFonts w:cs="Times New Roman"/>
+          <w:lang w:val="ru-RU"/>
+        </w:rPr>
+        <w:t xml:space="preserve">Система обработки данных (СОД) является ключевым элементом информационной инфраструктуры. В некоторых случаях система обработки данных (СОД) повторно расшифровывается, что является нарушением. Информационная система (ИС) также играет важную роль. Однако ИС иногда используется без предварительного объявления. В тексте может встречаться центральный процессор (ЦП), а иногда ЦП </w:t>
+      </w:r>
+      <w:r>
+        <w:rPr>
+          <w:rFonts w:cs="Times New Roman"/>
           <w:lang w:val="ru-RU"/>
         </w:rPr>
         <w:lastRenderedPageBreak/>
-        <w:t>6 Обратный формат объявления сокращений</w:t>
-      </w:r>
-    </w:p>
-    <w:p>
-      <w:pPr>
-        <w:spacing w:after="120"/>
-        <w:ind w:firstLine="709"/>
-        <w:rPr>
-          <w:lang w:val="ru-RU"/>
-        </w:rPr>
-      </w:pPr>
-      <w:r>
-        <w:rPr>
-          <w:rFonts w:ascii="Arial" w:eastAsia="Arial" w:hAnsi="Arial"/>
-          <w:sz w:val="22"/>
-          <w:lang w:val="ru-RU"/>
-        </w:rPr>
-        <w:t>В данном разделе используется обратный формат объявления сокращения: ЦОД (центр обработки данных). Такая запись позволяет проверить, сможет ли алгоритм распознать сокращение, если сначала дана аббревиатура, а затем в скобках указана полная форма. После объявления аббревиатура ЦОД дополнительно повторяется в нескольких предложениях без повторного раскрытия.</w:t>
-      </w:r>
-    </w:p>
-    <w:p>
-      <w:pPr>
-        <w:spacing w:after="120"/>
-        <w:ind w:firstLine="709"/>
-        <w:rPr>
-          <w:lang w:val="ru-RU"/>
-        </w:rPr>
-      </w:pPr>
-      <w:r>
-        <w:rPr>
-          <w:rFonts w:ascii="Arial" w:eastAsia="Arial" w:hAnsi="Arial"/>
-          <w:sz w:val="22"/>
-          <w:lang w:val="ru-RU"/>
-        </w:rPr>
-        <w:t>ЦОД применяется для размещения прикладных сервисов, маршрутизации запросов и хранения архивных материалов. В рамках тестового документа ЦОД должен сопоставляться с полной формой центр обработки данных как в случае прямого объявления, так и при обратной записи.</w:t>
-      </w:r>
-    </w:p>
-    <w:p>
-      <w:pPr>
-        <w:spacing w:after="120"/>
-        <w:ind w:firstLine="709"/>
-        <w:rPr>
-          <w:lang w:val="ru-RU"/>
-        </w:rPr>
-      </w:pPr>
-      <w:r>
-        <w:rPr>
-          <w:rFonts w:ascii="Arial" w:eastAsia="Arial" w:hAnsi="Arial"/>
-          <w:sz w:val="22"/>
-          <w:lang w:val="ru-RU"/>
-        </w:rPr>
-        <w:t>В этом же разделе приводятся конструкции журнал обработки запросов, модуль регистрации обращений и подсистема резервирования сервисов. Они расширяют набор терминов и создают дополнительную нагрузку на этап фильтрации словоформ, доступных к сокращению.</w:t>
-      </w:r>
-    </w:p>
-    <w:p>
-      <w:pPr>
-        <w:spacing w:after="120"/>
-        <w:ind w:firstLine="709"/>
-        <w:rPr>
-          <w:lang w:val="ru-RU"/>
-        </w:rPr>
-      </w:pPr>
-      <w:r>
-        <w:rPr>
-          <w:rFonts w:ascii="Arial" w:eastAsia="Arial" w:hAnsi="Arial"/>
-          <w:sz w:val="22"/>
-          <w:lang w:val="ru-RU"/>
-        </w:rPr>
-        <w:t>Отдельно повторяется полная форма центр обработки данных, чтобы проверить контроль повторной расшифровки после объявления сокращения.</w:t>
-      </w:r>
-    </w:p>
-    <w:p>
-      <w:pPr>
-        <w:rPr>
-          <w:lang w:val="ru-RU"/>
-        </w:rPr>
-      </w:pPr>
-      <w:r>
-        <w:rPr>
-          <w:lang w:val="ru-RU"/>
-        </w:rPr>
-        <w:br w:type="page"/>
+        <w:t xml:space="preserve">используется без расшифровки. Также встречается оперативная память (ОП), но далее оперативная память может снова писаться полностью. </w:t>
+      </w:r>
+    </w:p>
+    <w:p>
+      <w:pPr>
+        <w:rPr>
+          <w:rFonts w:cs="Times New Roman"/>
+          <w:lang w:val="ru-RU"/>
+        </w:rPr>
+      </w:pPr>
+      <w:r>
+        <w:rPr>
+          <w:rFonts w:cs="Times New Roman"/>
+          <w:i/>
+          <w:lang w:val="ru-RU"/>
+        </w:rPr>
+        <w:t>[Сноска 6] Дополнительное описание СОД и ИС.</w:t>
+      </w:r>
+    </w:p>
+    <w:p>
+      <w:pPr>
+        <w:rPr>
+          <w:rFonts w:cs="Times New Roman"/>
+          <w:lang w:val="ru-RU"/>
+        </w:rPr>
+      </w:pPr>
+      <w:r>
+        <w:rPr>
+          <w:rFonts w:cs="Times New Roman"/>
+          <w:lang w:val="ru-RU"/>
+        </w:rPr>
+        <w:t xml:space="preserve">Система обработки данных (СОД) является ключевым элементом информационной инфраструктуры. В некоторых случаях система обработки данных (СОД) повторно расшифровывается, что является нарушением. Информационная система (ИС) также играет важную роль. Однако ИС иногда используется без предварительного объявления. В тексте может встречаться центральный процессор (ЦП), а иногда ЦП используется без расшифровки. Также встречается оперативная память (ОП), но далее оперативная память может снова писаться полностью. </w:t>
+      </w:r>
+    </w:p>
+    <w:p>
+      <w:pPr>
+        <w:rPr>
+          <w:rFonts w:cs="Times New Roman"/>
+          <w:lang w:val="ru-RU"/>
+        </w:rPr>
+      </w:pPr>
+      <w:r>
+        <w:rPr>
+          <w:rFonts w:cs="Times New Roman"/>
+          <w:i/>
+          <w:lang w:val="ru-RU"/>
+        </w:rPr>
+        <w:t>[Сноска 6] Дополнительное описание СОД и ИС.</w:t>
+      </w:r>
+    </w:p>
+    <w:p>
+      <w:pPr>
+        <w:rPr>
+          <w:rFonts w:cs="Times New Roman"/>
+          <w:lang w:val="ru-RU"/>
+        </w:rPr>
+      </w:pPr>
+      <w:r>
+        <w:rPr>
+          <w:rFonts w:cs="Times New Roman"/>
+          <w:lang w:val="ru-RU"/>
+        </w:rPr>
+        <w:t xml:space="preserve">Система обработки данных (СОД) является ключевым элементом информационной инфраструктуры. В некоторых случаях система обработки данных (СОД) повторно расшифровывается, что является нарушением. Информационная система (ИС) также играет важную роль. Однако ИС иногда используется без предварительного объявления. В тексте может встречаться центральный процессор (ЦП), а иногда ЦП используется без расшифровки. Также встречается оперативная память (ОП), но далее оперативная память может снова писаться полностью. </w:t>
+      </w:r>
+    </w:p>
+    <w:p>
+      <w:pPr>
+        <w:rPr>
+          <w:rFonts w:cs="Times New Roman"/>
+          <w:lang w:val="ru-RU"/>
+        </w:rPr>
+      </w:pPr>
+      <w:r>
+        <w:rPr>
+          <w:rFonts w:cs="Times New Roman"/>
+          <w:i/>
+          <w:lang w:val="ru-RU"/>
+        </w:rPr>
+        <w:t>[Сноска 6] Дополнительное описание СОД и ИС.</w:t>
+      </w:r>
+    </w:p>
+    <w:p>
+      <w:pPr>
+        <w:rPr>
+          <w:rFonts w:cs="Times New Roman"/>
+          <w:lang w:val="ru-RU"/>
+        </w:rPr>
+      </w:pPr>
+      <w:r>
+        <w:rPr>
+          <w:rFonts w:cs="Times New Roman"/>
+          <w:lang w:val="ru-RU"/>
+        </w:rPr>
+        <w:t xml:space="preserve">Система обработки данных (СОД) является ключевым элементом информационной инфраструктуры. В некоторых случаях система обработки данных (СОД) повторно расшифровывается, что является нарушением. Информационная система (ИС) также играет важную роль. Однако ИС иногда используется без предварительного объявления. В тексте может встречаться центральный процессор (ЦП), а иногда ЦП используется без расшифровки. Также встречается оперативная память (ОП), но далее оперативная память может снова писаться полностью. </w:t>
+      </w:r>
+    </w:p>
+    <w:p>
+      <w:pPr>
+        <w:rPr>
+          <w:rFonts w:cs="Times New Roman"/>
+          <w:lang w:val="ru-RU"/>
+        </w:rPr>
+      </w:pPr>
+      <w:r>
+        <w:rPr>
+          <w:rFonts w:cs="Times New Roman"/>
+          <w:i/>
+          <w:lang w:val="ru-RU"/>
+        </w:rPr>
+        <w:t>[Сноска 6] Дополнительное описание СОД и ИС.</w:t>
+      </w:r>
+    </w:p>
+    <w:p>
+      <w:pPr>
+        <w:rPr>
+          <w:rFonts w:cs="Times New Roman"/>
+          <w:lang w:val="ru-RU"/>
+        </w:rPr>
+      </w:pPr>
+      <w:r>
+        <w:rPr>
+          <w:rFonts w:cs="Times New Roman"/>
+          <w:lang w:val="ru-RU"/>
+        </w:rPr>
+        <w:t xml:space="preserve">Система обработки данных (СОД) является ключевым элементом информационной инфраструктуры. В некоторых случаях система обработки данных (СОД) повторно расшифровывается, что является нарушением. Информационная система (ИС) также играет важную роль. Однако ИС иногда используется без предварительного объявления. В тексте может встречаться центральный процессор (ЦП), а иногда ЦП используется без расшифровки. Также встречается оперативная память (ОП), но далее оперативная память может снова писаться полностью. </w:t>
+      </w:r>
+    </w:p>
+    <w:p>
+      <w:pPr>
+        <w:rPr>
+          <w:rFonts w:cs="Times New Roman"/>
+          <w:lang w:val="ru-RU"/>
+        </w:rPr>
+      </w:pPr>
+      <w:r>
+        <w:rPr>
+          <w:rFonts w:cs="Times New Roman"/>
+          <w:i/>
+          <w:lang w:val="ru-RU"/>
+        </w:rPr>
+        <w:t>[Сноска 6] Дополнительное описание СОД и ИС.</w:t>
+      </w:r>
+    </w:p>
+    <w:p>
+      <w:pPr>
+        <w:rPr>
+          <w:rFonts w:cs="Times New Roman"/>
+          <w:lang w:val="ru-RU"/>
+        </w:rPr>
+      </w:pPr>
+      <w:r>
+        <w:rPr>
+          <w:rFonts w:cs="Times New Roman"/>
+          <w:lang w:val="ru-RU"/>
+        </w:rPr>
+        <w:lastRenderedPageBreak/>
+        <w:t xml:space="preserve">Система обработки данных (СОД) является ключевым элементом информационной инфраструктуры. В некоторых случаях система обработки данных (СОД) повторно расшифровывается, что является нарушением. Информационная система (ИС) также играет важную роль. Однако ИС иногда используется без предварительного объявления. В тексте может встречаться центральный процессор (ЦП), а иногда ЦП используется без расшифровки. Также встречается оперативная память (ОП), но далее оперативная память может снова писаться полностью. </w:t>
+      </w:r>
+    </w:p>
+    <w:p>
+      <w:pPr>
+        <w:rPr>
+          <w:rFonts w:cs="Times New Roman"/>
+          <w:lang w:val="ru-RU"/>
+        </w:rPr>
+      </w:pPr>
+      <w:r>
+        <w:rPr>
+          <w:rFonts w:cs="Times New Roman"/>
+          <w:i/>
+          <w:lang w:val="ru-RU"/>
+        </w:rPr>
+        <w:t>[Сноска 6] Дополнительное описание СОД и ИС.</w:t>
+      </w:r>
+    </w:p>
+    <w:p>
+      <w:pPr>
+        <w:rPr>
+          <w:rFonts w:cs="Times New Roman"/>
+          <w:lang w:val="ru-RU"/>
+        </w:rPr>
+      </w:pPr>
+      <w:r>
+        <w:rPr>
+          <w:rFonts w:cs="Times New Roman"/>
+          <w:lang w:val="ru-RU"/>
+        </w:rPr>
+        <w:t xml:space="preserve">Система обработки данных (СОД) является ключевым элементом информационной инфраструктуры. В некоторых случаях система обработки данных (СОД) повторно расшифровывается, что является нарушением. Информационная система (ИС) также играет важную роль. Однако ИС иногда используется без предварительного объявления. В тексте может встречаться центральный процессор (ЦП), а иногда ЦП используется без расшифровки. Также встречается оперативная память (ОП), но далее оперативная память может снова писаться полностью. </w:t>
+      </w:r>
+    </w:p>
+    <w:p>
+      <w:pPr>
+        <w:rPr>
+          <w:rFonts w:cs="Times New Roman"/>
+          <w:lang w:val="ru-RU"/>
+        </w:rPr>
+      </w:pPr>
+      <w:r>
+        <w:rPr>
+          <w:rFonts w:cs="Times New Roman"/>
+          <w:i/>
+          <w:lang w:val="ru-RU"/>
+        </w:rPr>
+        <w:t>[Сноска 6] Дополнительное описание СОД и ИС.</w:t>
+      </w:r>
+    </w:p>
+    <w:p>
+      <w:pPr>
+        <w:rPr>
+          <w:rFonts w:cs="Times New Roman"/>
+          <w:lang w:val="ru-RU"/>
+        </w:rPr>
+      </w:pPr>
+      <w:r>
+        <w:rPr>
+          <w:rFonts w:cs="Times New Roman"/>
+          <w:lang w:val="ru-RU"/>
+        </w:rPr>
+        <w:t xml:space="preserve">Система обработки данных (СОД) является ключевым элементом информационной инфраструктуры. В некоторых случаях система обработки данных (СОД) повторно расшифровывается, что является нарушением. Информационная система (ИС) также играет важную роль. Однако ИС иногда используется без предварительного объявления. В тексте может встречаться центральный процессор (ЦП), а иногда ЦП используется без расшифровки. Также встречается оперативная память (ОП), но далее оперативная память может снова писаться полностью. </w:t>
+      </w:r>
+    </w:p>
+    <w:p>
+      <w:pPr>
+        <w:rPr>
+          <w:rFonts w:cs="Times New Roman"/>
+          <w:lang w:val="ru-RU"/>
+        </w:rPr>
+      </w:pPr>
+      <w:r>
+        <w:rPr>
+          <w:rFonts w:cs="Times New Roman"/>
+          <w:i/>
+          <w:lang w:val="ru-RU"/>
+        </w:rPr>
+        <w:t>[Сноска 6] Дополнительное описание СОД и ИС.</w:t>
       </w:r>
     </w:p>
     <w:p>
       <w:pPr>
         <w:pStyle w:val="1"/>
-        <w:spacing w:after="120"/>
-        <w:rPr>
-          <w:lang w:val="ru-RU"/>
-        </w:rPr>
-      </w:pPr>
-      <w:r>
-        <w:rPr>
+        <w:rPr>
+          <w:rFonts w:ascii="Times New Roman" w:hAnsi="Times New Roman" w:cs="Times New Roman"/>
+          <w:color w:val="000000" w:themeColor="text1"/>
+          <w:lang w:val="ru-RU"/>
+        </w:rPr>
+      </w:pPr>
+      <w:r>
+        <w:rPr>
+          <w:rFonts w:ascii="Times New Roman" w:hAnsi="Times New Roman" w:cs="Times New Roman"/>
+          <w:color w:val="000000" w:themeColor="text1"/>
+          <w:lang w:val="ru-RU"/>
+        </w:rPr>
+        <w:t>Раздел 7. Анализ системы обработки данных</w:t>
+      </w:r>
+    </w:p>
+    <w:p>
+      <w:pPr>
+        <w:rPr>
+          <w:rFonts w:cs="Times New Roman"/>
+          <w:lang w:val="ru-RU"/>
+        </w:rPr>
+      </w:pPr>
+      <w:r>
+        <w:rPr>
+          <w:rFonts w:cs="Times New Roman"/>
+          <w:lang w:val="ru-RU"/>
+        </w:rPr>
+        <w:t xml:space="preserve">Система обработки данных (СОД) является ключевым элементом информационной инфраструктуры. В некоторых случаях система обработки данных (СОД) повторно расшифровывается, что является нарушением. Информационная система (ИС) также играет важную роль. Однако ИС иногда используется без предварительного объявления. В тексте может встречаться центральный процессор (ЦП), а иногда ЦП используется без расшифровки. Также встречается оперативная память (ОП), но далее оперативная память может снова писаться полностью. </w:t>
+      </w:r>
+    </w:p>
+    <w:p>
+      <w:pPr>
+        <w:rPr>
+          <w:rFonts w:cs="Times New Roman"/>
+          <w:lang w:val="ru-RU"/>
+        </w:rPr>
+      </w:pPr>
+      <w:r>
+        <w:rPr>
+          <w:rFonts w:cs="Times New Roman"/>
+          <w:i/>
+          <w:lang w:val="ru-RU"/>
+        </w:rPr>
+        <w:t>[Сноска 7] Дополнительное описание СОД и ИС.</w:t>
+      </w:r>
+    </w:p>
+    <w:p>
+      <w:pPr>
+        <w:rPr>
+          <w:rFonts w:cs="Times New Roman"/>
+          <w:lang w:val="ru-RU"/>
+        </w:rPr>
+      </w:pPr>
+      <w:r>
+        <w:rPr>
+          <w:rFonts w:cs="Times New Roman"/>
           <w:lang w:val="ru-RU"/>
         </w:rPr>
         <w:lastRenderedPageBreak/>
-        <w:t>7 Табличное представление терминов и сокращений</w:t>
-      </w:r>
-    </w:p>
-    <w:p>
-      <w:pPr>
-        <w:pStyle w:val="21"/>
-        <w:spacing w:after="120"/>
-        <w:rPr>
-          <w:lang w:val="ru-RU"/>
-        </w:rPr>
-      </w:pPr>
-      <w:r>
-        <w:rPr>
-          <w:lang w:val="ru-RU"/>
-        </w:rPr>
-        <w:t>Тестовый контекст и ожидаемое поведение алгоритма</w:t>
-      </w:r>
-    </w:p>
-    <w:p>
-      <w:pPr>
-        <w:spacing w:after="120"/>
-        <w:ind w:firstLine="709"/>
-        <w:rPr>
-          <w:lang w:val="ru-RU"/>
-        </w:rPr>
-      </w:pPr>
-      <w:r>
-        <w:rPr>
-          <w:rFonts w:ascii="Arial" w:eastAsia="Arial" w:hAnsi="Arial"/>
-          <w:sz w:val="22"/>
-          <w:lang w:val="ru-RU"/>
-        </w:rPr>
-        <w:t>Ниже приводится таблица, содержащая примеры терминов, уже существующих аббревиатур и полных форм без введённого сокращения. Табличные данные должны быть включены в анализ наравне с основным текстом, поскольку требования проекта предполагают обработку структурированных элементов документа.</w:t>
-      </w:r>
-    </w:p>
-    <w:p>
-      <w:pPr>
-        <w:spacing w:after="120"/>
-        <w:ind w:firstLine="709"/>
-        <w:rPr>
-          <w:lang w:val="ru-RU"/>
-        </w:rPr>
-      </w:pPr>
-      <w:r>
-        <w:rPr>
-          <w:rFonts w:ascii="Arial" w:eastAsia="Arial" w:hAnsi="Arial"/>
-          <w:sz w:val="22"/>
-          <w:lang w:val="ru-RU"/>
-        </w:rPr>
-        <w:t>После таблицы приводится дополнительный абзац, в котором повторяются отдельные полные формы и сокращения, чтобы проверить согласованность результатов, извлечённых из основного текста и из ячеек таблицы.</w:t>
+        <w:t xml:space="preserve">Система обработки данных (СОД) является ключевым элементом информационной инфраструктуры. В некоторых случаях система обработки данных (СОД) повторно расшифровывается, что является нарушением. Информационная система (ИС) также играет важную роль. Однако ИС иногда используется без предварительного объявления. В тексте может встречаться центральный процессор (ЦП), а иногда ЦП используется без расшифровки. Также встречается оперативная память (ОП), но далее оперативная память может снова писаться полностью. </w:t>
+      </w:r>
+    </w:p>
+    <w:p>
+      <w:pPr>
+        <w:rPr>
+          <w:rFonts w:cs="Times New Roman"/>
+          <w:lang w:val="ru-RU"/>
+        </w:rPr>
+      </w:pPr>
+      <w:r>
+        <w:rPr>
+          <w:rFonts w:cs="Times New Roman"/>
+          <w:i/>
+          <w:lang w:val="ru-RU"/>
+        </w:rPr>
+        <w:t>[Сноска 7] Дополнительное описание СОД и ИС.</w:t>
+      </w:r>
+    </w:p>
+    <w:p>
+      <w:pPr>
+        <w:rPr>
+          <w:rFonts w:cs="Times New Roman"/>
+          <w:lang w:val="ru-RU"/>
+        </w:rPr>
+      </w:pPr>
+      <w:r>
+        <w:rPr>
+          <w:rFonts w:cs="Times New Roman"/>
+          <w:lang w:val="ru-RU"/>
+        </w:rPr>
+        <w:t xml:space="preserve">Система обработки данных (СОД) является ключевым элементом информационной инфраструктуры. В некоторых случаях система обработки данных (СОД) повторно расшифровывается, что является нарушением. Информационная система (ИС) также играет важную роль. Однако ИС иногда используется без предварительного объявления. В тексте может встречаться центральный процессор (ЦП), а иногда ЦП используется без расшифровки. Также встречается оперативная память (ОП), но далее оперативная память может снова писаться полностью. </w:t>
+      </w:r>
+    </w:p>
+    <w:p>
+      <w:pPr>
+        <w:rPr>
+          <w:rFonts w:cs="Times New Roman"/>
+          <w:lang w:val="ru-RU"/>
+        </w:rPr>
+      </w:pPr>
+      <w:r>
+        <w:rPr>
+          <w:rFonts w:cs="Times New Roman"/>
+          <w:i/>
+          <w:lang w:val="ru-RU"/>
+        </w:rPr>
+        <w:t>[Сноска 7] Дополнительное описание СОД и ИС.</w:t>
+      </w:r>
+    </w:p>
+    <w:p>
+      <w:pPr>
+        <w:rPr>
+          <w:rFonts w:cs="Times New Roman"/>
+          <w:lang w:val="ru-RU"/>
+        </w:rPr>
+      </w:pPr>
+      <w:r>
+        <w:rPr>
+          <w:rFonts w:cs="Times New Roman"/>
+          <w:lang w:val="ru-RU"/>
+        </w:rPr>
+        <w:t xml:space="preserve">Система обработки данных (СОД) является ключевым элементом информационной инфраструктуры. В некоторых случаях система обработки данных (СОД) повторно расшифровывается, что является нарушением. Информационная система (ИС) также играет важную роль. Однако ИС иногда используется без предварительного объявления. В тексте может встречаться центральный процессор (ЦП), а иногда ЦП используется без расшифровки. Также встречается оперативная память (ОП), но далее оперативная память может снова писаться полностью. </w:t>
+      </w:r>
+    </w:p>
+    <w:p>
+      <w:pPr>
+        <w:rPr>
+          <w:rFonts w:cs="Times New Roman"/>
+          <w:lang w:val="ru-RU"/>
+        </w:rPr>
+      </w:pPr>
+      <w:r>
+        <w:rPr>
+          <w:rFonts w:cs="Times New Roman"/>
+          <w:i/>
+          <w:lang w:val="ru-RU"/>
+        </w:rPr>
+        <w:t>[Сноска 7] Дополнительное описание СОД и ИС.</w:t>
+      </w:r>
+    </w:p>
+    <w:p>
+      <w:pPr>
+        <w:rPr>
+          <w:rFonts w:cs="Times New Roman"/>
+          <w:lang w:val="ru-RU"/>
+        </w:rPr>
+      </w:pPr>
+      <w:r>
+        <w:rPr>
+          <w:rFonts w:cs="Times New Roman"/>
+          <w:lang w:val="ru-RU"/>
+        </w:rPr>
+        <w:t xml:space="preserve">Система обработки данных (СОД) является ключевым элементом информационной инфраструктуры. В некоторых случаях система обработки данных (СОД) повторно расшифровывается, что является нарушением. Информационная система (ИС) также играет важную роль. Однако ИС иногда используется без предварительного объявления. В тексте может встречаться центральный процессор (ЦП), а иногда ЦП используется без расшифровки. Также встречается оперативная память (ОП), но далее оперативная память может снова писаться полностью. </w:t>
+      </w:r>
+    </w:p>
+    <w:p>
+      <w:pPr>
+        <w:rPr>
+          <w:rFonts w:cs="Times New Roman"/>
+          <w:lang w:val="ru-RU"/>
+        </w:rPr>
+      </w:pPr>
+      <w:r>
+        <w:rPr>
+          <w:rFonts w:cs="Times New Roman"/>
+          <w:i/>
+          <w:lang w:val="ru-RU"/>
+        </w:rPr>
+        <w:t>[Сноска 7] Дополнительное описание СОД и ИС.</w:t>
+      </w:r>
+    </w:p>
+    <w:p>
+      <w:pPr>
+        <w:rPr>
+          <w:rFonts w:cs="Times New Roman"/>
+          <w:lang w:val="ru-RU"/>
+        </w:rPr>
+      </w:pPr>
+      <w:r>
+        <w:rPr>
+          <w:rFonts w:cs="Times New Roman"/>
+          <w:lang w:val="ru-RU"/>
+        </w:rPr>
+        <w:t xml:space="preserve">Система обработки данных (СОД) является ключевым элементом информационной инфраструктуры. В некоторых случаях система обработки данных (СОД) повторно расшифровывается, что является нарушением. Информационная система (ИС) </w:t>
+      </w:r>
+      <w:r>
+        <w:rPr>
+          <w:rFonts w:cs="Times New Roman"/>
+          <w:lang w:val="ru-RU"/>
+        </w:rPr>
+        <w:lastRenderedPageBreak/>
+        <w:t xml:space="preserve">также играет важную роль. Однако ИС иногда используется без предварительного объявления. В тексте может встречаться центральный процессор (ЦП), а иногда ЦП используется без расшифровки. Также встречается оперативная память (ОП), но далее оперативная память может снова писаться полностью. </w:t>
+      </w:r>
+    </w:p>
+    <w:p>
+      <w:pPr>
+        <w:rPr>
+          <w:rFonts w:cs="Times New Roman"/>
+          <w:lang w:val="ru-RU"/>
+        </w:rPr>
+      </w:pPr>
+      <w:r>
+        <w:rPr>
+          <w:rFonts w:cs="Times New Roman"/>
+          <w:i/>
+          <w:lang w:val="ru-RU"/>
+        </w:rPr>
+        <w:t>[Сноска 7] Дополнительное описание СОД и ИС.</w:t>
+      </w:r>
+    </w:p>
+    <w:p>
+      <w:pPr>
+        <w:rPr>
+          <w:rFonts w:cs="Times New Roman"/>
+          <w:lang w:val="ru-RU"/>
+        </w:rPr>
+      </w:pPr>
+      <w:r>
+        <w:rPr>
+          <w:rFonts w:cs="Times New Roman"/>
+          <w:lang w:val="ru-RU"/>
+        </w:rPr>
+        <w:t xml:space="preserve">Система обработки данных (СОД) является ключевым элементом информационной инфраструктуры. В некоторых случаях система обработки данных (СОД) повторно расшифровывается, что является нарушением. Информационная система (ИС) также играет важную роль. Однако ИС иногда используется без предварительного объявления. В тексте может встречаться центральный процессор (ЦП), а иногда ЦП используется без расшифровки. Также встречается оперативная память (ОП), но далее оперативная память может снова писаться полностью. </w:t>
+      </w:r>
+    </w:p>
+    <w:p>
+      <w:pPr>
+        <w:rPr>
+          <w:rFonts w:cs="Times New Roman"/>
+          <w:lang w:val="ru-RU"/>
+        </w:rPr>
+      </w:pPr>
+      <w:r>
+        <w:rPr>
+          <w:rFonts w:cs="Times New Roman"/>
+          <w:i/>
+          <w:lang w:val="ru-RU"/>
+        </w:rPr>
+        <w:t>[Сноска 7] Дополнительное описание СОД и ИС.</w:t>
+      </w:r>
+    </w:p>
+    <w:p>
+      <w:pPr>
+        <w:rPr>
+          <w:rFonts w:cs="Times New Roman"/>
+          <w:lang w:val="ru-RU"/>
+        </w:rPr>
+      </w:pPr>
+      <w:r>
+        <w:rPr>
+          <w:rFonts w:cs="Times New Roman"/>
+          <w:lang w:val="ru-RU"/>
+        </w:rPr>
+        <w:t xml:space="preserve">Система обработки данных (СОД) является ключевым элементом информационной инфраструктуры. В некоторых случаях система обработки данных (СОД) повторно расшифровывается, что является нарушением. Информационная система (ИС) также играет важную роль. Однако ИС иногда используется без предварительного объявления. В тексте может встречаться центральный процессор (ЦП), а иногда ЦП используется без расшифровки. Также встречается оперативная память (ОП), но далее оперативная память может снова писаться полностью. </w:t>
+      </w:r>
+    </w:p>
+    <w:p>
+      <w:pPr>
+        <w:rPr>
+          <w:rFonts w:cs="Times New Roman"/>
+          <w:lang w:val="ru-RU"/>
+        </w:rPr>
+      </w:pPr>
+      <w:r>
+        <w:rPr>
+          <w:rFonts w:cs="Times New Roman"/>
+          <w:i/>
+          <w:lang w:val="ru-RU"/>
+        </w:rPr>
+        <w:t>[Сноска 7] Дополнительное описание СОД и ИС.</w:t>
+      </w:r>
+    </w:p>
+    <w:p>
+      <w:pPr>
+        <w:pStyle w:val="1"/>
+        <w:rPr>
+          <w:rFonts w:ascii="Times New Roman" w:hAnsi="Times New Roman" w:cs="Times New Roman"/>
+          <w:color w:val="000000" w:themeColor="text1"/>
+          <w:lang w:val="ru-RU"/>
+        </w:rPr>
+      </w:pPr>
+      <w:r>
+        <w:rPr>
+          <w:rFonts w:ascii="Times New Roman" w:hAnsi="Times New Roman" w:cs="Times New Roman"/>
+          <w:color w:val="000000" w:themeColor="text1"/>
+          <w:lang w:val="ru-RU"/>
+        </w:rPr>
+        <w:t>Раздел 8. Анализ системы обработки данных</w:t>
+      </w:r>
+    </w:p>
+    <w:p>
+      <w:pPr>
+        <w:rPr>
+          <w:rFonts w:cs="Times New Roman"/>
+          <w:lang w:val="ru-RU"/>
+        </w:rPr>
+      </w:pPr>
+      <w:r>
+        <w:rPr>
+          <w:rFonts w:cs="Times New Roman"/>
+          <w:lang w:val="ru-RU"/>
+        </w:rPr>
+        <w:t xml:space="preserve">Система обработки данных (СОД) является ключевым элементом информационной инфраструктуры. В некоторых случаях система обработки данных (СОД) повторно расшифровывается, что является нарушением. Информационная система (ИС) также играет важную роль. Однако ИС иногда используется без предварительного объявления. В тексте может встречаться центральный процессор (ЦП), а иногда ЦП используется без расшифровки. Также встречается оперативная память (ОП), но далее оперативная память может снова писаться полностью. </w:t>
+      </w:r>
+    </w:p>
+    <w:p>
+      <w:pPr>
+        <w:rPr>
+          <w:rFonts w:cs="Times New Roman"/>
+          <w:lang w:val="ru-RU"/>
+        </w:rPr>
+      </w:pPr>
+      <w:r>
+        <w:rPr>
+          <w:rFonts w:cs="Times New Roman"/>
+          <w:i/>
+          <w:lang w:val="ru-RU"/>
+        </w:rPr>
+        <w:t>[Сноска 8] Дополнительное описание СОД и ИС.</w:t>
+      </w:r>
+    </w:p>
+    <w:p>
+      <w:pPr>
+        <w:rPr>
+          <w:rFonts w:cs="Times New Roman"/>
+          <w:lang w:val="ru-RU"/>
+        </w:rPr>
+      </w:pPr>
+      <w:r>
+        <w:rPr>
+          <w:rFonts w:cs="Times New Roman"/>
+          <w:lang w:val="ru-RU"/>
+        </w:rPr>
+        <w:t xml:space="preserve">Система обработки данных (СОД) является ключевым элементом информационной инфраструктуры. В некоторых случаях система обработки данных (СОД) повторно расшифровывается, что является нарушением. Информационная система (ИС) также играет важную роль. Однако ИС иногда используется без предварительного </w:t>
+      </w:r>
+      <w:r>
+        <w:rPr>
+          <w:rFonts w:cs="Times New Roman"/>
+          <w:lang w:val="ru-RU"/>
+        </w:rPr>
+        <w:lastRenderedPageBreak/>
+        <w:t xml:space="preserve">объявления. В тексте может встречаться центральный процессор (ЦП), а иногда ЦП используется без расшифровки. Также встречается оперативная память (ОП), но далее оперативная память может снова писаться полностью. </w:t>
+      </w:r>
+    </w:p>
+    <w:p>
+      <w:pPr>
+        <w:rPr>
+          <w:rFonts w:cs="Times New Roman"/>
+          <w:lang w:val="ru-RU"/>
+        </w:rPr>
+      </w:pPr>
+      <w:r>
+        <w:rPr>
+          <w:rFonts w:cs="Times New Roman"/>
+          <w:i/>
+          <w:lang w:val="ru-RU"/>
+        </w:rPr>
+        <w:t>[Сноска 8] Дополнительное описание СОД и ИС.</w:t>
+      </w:r>
+    </w:p>
+    <w:p>
+      <w:pPr>
+        <w:rPr>
+          <w:rFonts w:cs="Times New Roman"/>
+          <w:lang w:val="ru-RU"/>
+        </w:rPr>
+      </w:pPr>
+      <w:r>
+        <w:rPr>
+          <w:rFonts w:cs="Times New Roman"/>
+          <w:lang w:val="ru-RU"/>
+        </w:rPr>
+        <w:t xml:space="preserve">Система обработки данных (СОД) является ключевым элементом информационной инфраструктуры. В некоторых случаях система обработки данных (СОД) повторно расшифровывается, что является нарушением. Информационная система (ИС) также играет важную роль. Однако ИС иногда используется без предварительного объявления. В тексте может встречаться центральный процессор (ЦП), а иногда ЦП используется без расшифровки. Также встречается оперативная память (ОП), но далее оперативная память может снова писаться полностью. </w:t>
+      </w:r>
+    </w:p>
+    <w:p>
+      <w:pPr>
+        <w:rPr>
+          <w:rFonts w:cs="Times New Roman"/>
+          <w:lang w:val="ru-RU"/>
+        </w:rPr>
+      </w:pPr>
+      <w:r>
+        <w:rPr>
+          <w:rFonts w:cs="Times New Roman"/>
+          <w:i/>
+          <w:lang w:val="ru-RU"/>
+        </w:rPr>
+        <w:t>[Сноска 8] Дополнительное описание СОД и ИС.</w:t>
+      </w:r>
+    </w:p>
+    <w:p>
+      <w:pPr>
+        <w:rPr>
+          <w:rFonts w:cs="Times New Roman"/>
+          <w:lang w:val="ru-RU"/>
+        </w:rPr>
+      </w:pPr>
+      <w:r>
+        <w:rPr>
+          <w:rFonts w:cs="Times New Roman"/>
+          <w:lang w:val="ru-RU"/>
+        </w:rPr>
+        <w:t xml:space="preserve">Система обработки данных (СОД) является ключевым элементом информационной инфраструктуры. В некоторых случаях система обработки данных (СОД) повторно расшифровывается, что является нарушением. Информационная система (ИС) также играет важную роль. Однако ИС иногда используется без предварительного объявления. В тексте может встречаться центральный процессор (ЦП), а иногда ЦП используется без расшифровки. Также встречается оперативная память (ОП), но далее оперативная память может снова писаться полностью. </w:t>
+      </w:r>
+    </w:p>
+    <w:p>
+      <w:pPr>
+        <w:rPr>
+          <w:rFonts w:cs="Times New Roman"/>
+          <w:lang w:val="ru-RU"/>
+        </w:rPr>
+      </w:pPr>
+      <w:r>
+        <w:rPr>
+          <w:rFonts w:cs="Times New Roman"/>
+          <w:i/>
+          <w:lang w:val="ru-RU"/>
+        </w:rPr>
+        <w:t>[Сноска 8] Дополнительное описание СОД и ИС.</w:t>
+      </w:r>
+    </w:p>
+    <w:p>
+      <w:pPr>
+        <w:rPr>
+          <w:rFonts w:cs="Times New Roman"/>
+          <w:lang w:val="ru-RU"/>
+        </w:rPr>
+      </w:pPr>
+      <w:r>
+        <w:rPr>
+          <w:rFonts w:cs="Times New Roman"/>
+          <w:lang w:val="ru-RU"/>
+        </w:rPr>
+        <w:t xml:space="preserve">Система обработки данных (СОД) является ключевым элементом информационной инфраструктуры. В некоторых случаях система обработки данных (СОД) повторно расшифровывается, что является нарушением. Информационная система (ИС) также играет важную роль. Однако ИС иногда используется без предварительного объявления. В тексте может встречаться центральный процессор (ЦП), а иногда ЦП используется без расшифровки. Также встречается оперативная память (ОП), но далее оперативная память может снова писаться полностью. </w:t>
+      </w:r>
+    </w:p>
+    <w:p>
+      <w:pPr>
+        <w:rPr>
+          <w:rFonts w:cs="Times New Roman"/>
+          <w:lang w:val="ru-RU"/>
+        </w:rPr>
+      </w:pPr>
+      <w:r>
+        <w:rPr>
+          <w:rFonts w:cs="Times New Roman"/>
+          <w:i/>
+          <w:lang w:val="ru-RU"/>
+        </w:rPr>
+        <w:t>[Сноска 8] Дополнительное описание СОД и ИС.</w:t>
+      </w:r>
+    </w:p>
+    <w:p>
+      <w:pPr>
+        <w:rPr>
+          <w:rFonts w:cs="Times New Roman"/>
+          <w:lang w:val="ru-RU"/>
+        </w:rPr>
+      </w:pPr>
+      <w:r>
+        <w:rPr>
+          <w:rFonts w:cs="Times New Roman"/>
+          <w:lang w:val="ru-RU"/>
+        </w:rPr>
+        <w:t xml:space="preserve">Система обработки данных (СОД) является ключевым элементом информационной инфраструктуры. В некоторых случаях система обработки данных (СОД) повторно расшифровывается, что является нарушением. Информационная система (ИС) также играет важную роль. Однако ИС иногда используется без предварительного объявления. В тексте может встречаться центральный процессор (ЦП), а иногда ЦП используется без расшифровки. Также встречается оперативная память (ОП), но далее оперативная память может снова писаться полностью. </w:t>
+      </w:r>
+    </w:p>
+    <w:p>
+      <w:pPr>
+        <w:rPr>
+          <w:rFonts w:cs="Times New Roman"/>
+          <w:lang w:val="ru-RU"/>
+        </w:rPr>
+      </w:pPr>
+      <w:r>
+        <w:rPr>
+          <w:rFonts w:cs="Times New Roman"/>
+          <w:i/>
+          <w:lang w:val="ru-RU"/>
+        </w:rPr>
+        <w:lastRenderedPageBreak/>
+        <w:t>[Сноска 8] Дополнительное описание СОД и ИС.</w:t>
+      </w:r>
+    </w:p>
+    <w:p>
+      <w:pPr>
+        <w:rPr>
+          <w:rFonts w:cs="Times New Roman"/>
+          <w:lang w:val="ru-RU"/>
+        </w:rPr>
+      </w:pPr>
+      <w:r>
+        <w:rPr>
+          <w:rFonts w:cs="Times New Roman"/>
+          <w:lang w:val="ru-RU"/>
+        </w:rPr>
+        <w:t xml:space="preserve">Система обработки данных (СОД) является ключевым элементом информационной инфраструктуры. В некоторых случаях система обработки данных (СОД) повторно расшифровывается, что является нарушением. Информационная система (ИС) также играет важную роль. Однако ИС иногда используется без предварительного объявления. В тексте может встречаться центральный процессор (ЦП), а иногда ЦП используется без расшифровки. Также встречается оперативная память (ОП), но далее оперативная память может снова писаться полностью. </w:t>
+      </w:r>
+    </w:p>
+    <w:p>
+      <w:pPr>
+        <w:rPr>
+          <w:rFonts w:cs="Times New Roman"/>
+          <w:lang w:val="ru-RU"/>
+        </w:rPr>
+      </w:pPr>
+      <w:r>
+        <w:rPr>
+          <w:rFonts w:cs="Times New Roman"/>
+          <w:i/>
+          <w:lang w:val="ru-RU"/>
+        </w:rPr>
+        <w:t>[Сноска 8] Дополнительное описание СОД и ИС.</w:t>
+      </w:r>
+    </w:p>
+    <w:p>
+      <w:pPr>
+        <w:rPr>
+          <w:rFonts w:cs="Times New Roman"/>
+          <w:lang w:val="ru-RU"/>
+        </w:rPr>
+      </w:pPr>
+      <w:r>
+        <w:rPr>
+          <w:rFonts w:cs="Times New Roman"/>
+          <w:lang w:val="ru-RU"/>
+        </w:rPr>
+        <w:t xml:space="preserve">Система обработки данных (СОД) является ключевым элементом информационной инфраструктуры. В некоторых случаях система обработки данных (СОД) повторно расшифровывается, что является нарушением. Информационная система (ИС) также играет важную роль. Однако ИС иногда используется без предварительного объявления. В тексте может встречаться центральный процессор (ЦП), а иногда ЦП используется без расшифровки. Также встречается оперативная память (ОП), но далее оперативная память может снова писаться полностью. </w:t>
+      </w:r>
+    </w:p>
+    <w:p>
+      <w:pPr>
+        <w:rPr>
+          <w:rFonts w:cs="Times New Roman"/>
+          <w:lang w:val="ru-RU"/>
+        </w:rPr>
+      </w:pPr>
+      <w:r>
+        <w:rPr>
+          <w:rFonts w:cs="Times New Roman"/>
+          <w:i/>
+          <w:lang w:val="ru-RU"/>
+        </w:rPr>
+        <w:t>[Сноска 8] Дополнительное описание СОД и ИС.</w:t>
+      </w:r>
+    </w:p>
+    <w:p>
+      <w:pPr>
+        <w:pStyle w:val="1"/>
+        <w:rPr>
+          <w:rFonts w:ascii="Times New Roman" w:hAnsi="Times New Roman" w:cs="Times New Roman"/>
+          <w:color w:val="000000" w:themeColor="text1"/>
+          <w:lang w:val="ru-RU"/>
+        </w:rPr>
+      </w:pPr>
+      <w:r>
+        <w:rPr>
+          <w:rFonts w:ascii="Times New Roman" w:hAnsi="Times New Roman" w:cs="Times New Roman"/>
+          <w:color w:val="000000" w:themeColor="text1"/>
+          <w:lang w:val="ru-RU"/>
+        </w:rPr>
+        <w:t>Раздел 9. Анализ системы обработки данных</w:t>
+      </w:r>
+    </w:p>
+    <w:p>
+      <w:pPr>
+        <w:rPr>
+          <w:rFonts w:cs="Times New Roman"/>
+          <w:lang w:val="ru-RU"/>
+        </w:rPr>
+      </w:pPr>
+      <w:r>
+        <w:rPr>
+          <w:rFonts w:cs="Times New Roman"/>
+          <w:lang w:val="ru-RU"/>
+        </w:rPr>
+        <w:t xml:space="preserve">Система обработки данных (СОД) является ключевым элементом информационной инфраструктуры. В некоторых случаях система обработки данных (СОД) повторно расшифровывается, что является нарушением. Информационная система (ИС) также играет важную роль. Однако ИС иногда используется без предварительного объявления. В тексте может встречаться центральный процессор (ЦП), а иногда ЦП используется без расшифровки. Также встречается оперативная память (ОП), но далее оперативная память может снова писаться полностью. </w:t>
+      </w:r>
+    </w:p>
+    <w:p>
+      <w:pPr>
+        <w:rPr>
+          <w:rFonts w:cs="Times New Roman"/>
+          <w:lang w:val="ru-RU"/>
+        </w:rPr>
+      </w:pPr>
+      <w:r>
+        <w:rPr>
+          <w:rFonts w:cs="Times New Roman"/>
+          <w:i/>
+          <w:lang w:val="ru-RU"/>
+        </w:rPr>
+        <w:t>[Сноска 9] Дополнительное описание СОД и ИС.</w:t>
+      </w:r>
+    </w:p>
+    <w:p>
+      <w:pPr>
+        <w:rPr>
+          <w:rFonts w:cs="Times New Roman"/>
+          <w:lang w:val="ru-RU"/>
+        </w:rPr>
+      </w:pPr>
+      <w:r>
+        <w:rPr>
+          <w:rFonts w:cs="Times New Roman"/>
+          <w:lang w:val="ru-RU"/>
+        </w:rPr>
+        <w:t xml:space="preserve">Система обработки данных (СОД) является ключевым элементом информационной инфраструктуры. В некоторых случаях система обработки данных (СОД) повторно расшифровывается, что является нарушением. Информационная система (ИС) также играет важную роль. Однако ИС иногда используется без предварительного объявления. В тексте может встречаться центральный процессор (ЦП), а иногда ЦП используется без расшифровки. Также встречается оперативная память (ОП), но далее оперативная память может снова писаться полностью. </w:t>
+      </w:r>
+    </w:p>
+    <w:p>
+      <w:pPr>
+        <w:rPr>
+          <w:rFonts w:cs="Times New Roman"/>
+          <w:lang w:val="ru-RU"/>
+        </w:rPr>
+      </w:pPr>
+      <w:r>
+        <w:rPr>
+          <w:rFonts w:cs="Times New Roman"/>
+          <w:i/>
+          <w:lang w:val="ru-RU"/>
+        </w:rPr>
+        <w:t>[Сноска 9] Дополнительное описание СОД и ИС.</w:t>
+      </w:r>
+    </w:p>
+    <w:p>
+      <w:pPr>
+        <w:rPr>
+          <w:rFonts w:cs="Times New Roman"/>
+          <w:lang w:val="ru-RU"/>
+        </w:rPr>
+      </w:pPr>
+      <w:r>
+        <w:rPr>
+          <w:rFonts w:cs="Times New Roman"/>
+          <w:lang w:val="ru-RU"/>
+        </w:rPr>
+        <w:lastRenderedPageBreak/>
+        <w:t xml:space="preserve">Система обработки данных (СОД) является ключевым элементом информационной инфраструктуры. В некоторых случаях система обработки данных (СОД) повторно расшифровывается, что является нарушением. Информационная система (ИС) также играет важную роль. Однако ИС иногда используется без предварительного объявления. В тексте может встречаться центральный процессор (ЦП), а иногда ЦП используется без расшифровки. Также встречается оперативная память (ОП), но далее оперативная память может снова писаться полностью. </w:t>
+      </w:r>
+    </w:p>
+    <w:p>
+      <w:pPr>
+        <w:rPr>
+          <w:rFonts w:cs="Times New Roman"/>
+          <w:lang w:val="ru-RU"/>
+        </w:rPr>
+      </w:pPr>
+      <w:r>
+        <w:rPr>
+          <w:rFonts w:cs="Times New Roman"/>
+          <w:i/>
+          <w:lang w:val="ru-RU"/>
+        </w:rPr>
+        <w:t>[Сноска 9] Дополнительное описание СОД и ИС.</w:t>
+      </w:r>
+    </w:p>
+    <w:p>
+      <w:pPr>
+        <w:rPr>
+          <w:rFonts w:cs="Times New Roman"/>
+          <w:lang w:val="ru-RU"/>
+        </w:rPr>
+      </w:pPr>
+      <w:r>
+        <w:rPr>
+          <w:rFonts w:cs="Times New Roman"/>
+          <w:lang w:val="ru-RU"/>
+        </w:rPr>
+        <w:t xml:space="preserve">Система обработки данных (СОД) является ключевым элементом информационной инфраструктуры. В некоторых случаях система обработки данных (СОД) повторно расшифровывается, что является нарушением. Информационная система (ИС) также играет важную роль. Однако ИС иногда используется без предварительного объявления. В тексте может встречаться центральный процессор (ЦП), а иногда ЦП используется без расшифровки. Также встречается оперативная память (ОП), но далее оперативная память может снова писаться полностью. </w:t>
+      </w:r>
+    </w:p>
+    <w:p>
+      <w:pPr>
+        <w:rPr>
+          <w:rFonts w:cs="Times New Roman"/>
+          <w:lang w:val="ru-RU"/>
+        </w:rPr>
+      </w:pPr>
+      <w:r>
+        <w:rPr>
+          <w:rFonts w:cs="Times New Roman"/>
+          <w:i/>
+          <w:lang w:val="ru-RU"/>
+        </w:rPr>
+        <w:t>[Сноска 9] Дополнительное описание СОД и ИС.</w:t>
+      </w:r>
+    </w:p>
+    <w:p>
+      <w:pPr>
+        <w:rPr>
+          <w:rFonts w:cs="Times New Roman"/>
+          <w:lang w:val="ru-RU"/>
+        </w:rPr>
+      </w:pPr>
+      <w:r>
+        <w:rPr>
+          <w:rFonts w:cs="Times New Roman"/>
+          <w:lang w:val="ru-RU"/>
+        </w:rPr>
+        <w:t xml:space="preserve">Система обработки данных (СОД) является ключевым элементом информационной инфраструктуры. В некоторых случаях система обработки данных (СОД) повторно расшифровывается, что является нарушением. Информационная система (ИС) также играет важную роль. Однако ИС иногда используется без предварительного объявления. В тексте может встречаться центральный процессор (ЦП), а иногда ЦП используется без расшифровки. Также встречается оперативная память (ОП), но далее оперативная память может снова писаться полностью. </w:t>
+      </w:r>
+    </w:p>
+    <w:p>
+      <w:pPr>
+        <w:rPr>
+          <w:rFonts w:cs="Times New Roman"/>
+          <w:lang w:val="ru-RU"/>
+        </w:rPr>
+      </w:pPr>
+      <w:r>
+        <w:rPr>
+          <w:rFonts w:cs="Times New Roman"/>
+          <w:i/>
+          <w:lang w:val="ru-RU"/>
+        </w:rPr>
+        <w:t>[Сноска 9] Дополнительное описание СОД и ИС.</w:t>
+      </w:r>
+    </w:p>
+    <w:p>
+      <w:pPr>
+        <w:rPr>
+          <w:rFonts w:cs="Times New Roman"/>
+          <w:lang w:val="ru-RU"/>
+        </w:rPr>
+      </w:pPr>
+      <w:r>
+        <w:rPr>
+          <w:rFonts w:cs="Times New Roman"/>
+          <w:lang w:val="ru-RU"/>
+        </w:rPr>
+        <w:t xml:space="preserve">Система обработки данных (СОД) является ключевым элементом информационной инфраструктуры. В некоторых случаях система обработки данных (СОД) повторно расшифровывается, что является нарушением. Информационная система (ИС) также играет важную роль. Однако ИС иногда используется без предварительного объявления. В тексте может встречаться центральный процессор (ЦП), а иногда ЦП используется без расшифровки. Также встречается оперативная память (ОП), но далее оперативная память может снова писаться полностью. </w:t>
+      </w:r>
+    </w:p>
+    <w:p>
+      <w:pPr>
+        <w:rPr>
+          <w:rFonts w:cs="Times New Roman"/>
+          <w:lang w:val="ru-RU"/>
+        </w:rPr>
+      </w:pPr>
+      <w:r>
+        <w:rPr>
+          <w:rFonts w:cs="Times New Roman"/>
+          <w:i/>
+          <w:lang w:val="ru-RU"/>
+        </w:rPr>
+        <w:t>[Сноска 9] Дополнительное описание СОД и ИС.</w:t>
+      </w:r>
+    </w:p>
+    <w:p>
+      <w:pPr>
+        <w:rPr>
+          <w:rFonts w:cs="Times New Roman"/>
+          <w:lang w:val="ru-RU"/>
+        </w:rPr>
+      </w:pPr>
+      <w:r>
+        <w:rPr>
+          <w:rFonts w:cs="Times New Roman"/>
+          <w:lang w:val="ru-RU"/>
+        </w:rPr>
+        <w:t xml:space="preserve">Система обработки данных (СОД) является ключевым элементом информационной инфраструктуры. В некоторых случаях система обработки данных (СОД) повторно расшифровывается, что является нарушением. Информационная система (ИС) </w:t>
+      </w:r>
+      <w:r>
+        <w:rPr>
+          <w:rFonts w:cs="Times New Roman"/>
+          <w:lang w:val="ru-RU"/>
+        </w:rPr>
+        <w:lastRenderedPageBreak/>
+        <w:t xml:space="preserve">также играет важную роль. Однако ИС иногда используется без предварительного объявления. В тексте может встречаться центральный процессор (ЦП), а иногда ЦП используется без расшифровки. Также встречается оперативная память (ОП), но далее оперативная память может снова писаться полностью. </w:t>
+      </w:r>
+    </w:p>
+    <w:p>
+      <w:pPr>
+        <w:rPr>
+          <w:rFonts w:cs="Times New Roman"/>
+          <w:lang w:val="ru-RU"/>
+        </w:rPr>
+      </w:pPr>
+      <w:r>
+        <w:rPr>
+          <w:rFonts w:cs="Times New Roman"/>
+          <w:i/>
+          <w:lang w:val="ru-RU"/>
+        </w:rPr>
+        <w:t>[Сноска 9] Дополнительное описание СОД и ИС.</w:t>
+      </w:r>
+    </w:p>
+    <w:p>
+      <w:pPr>
+        <w:rPr>
+          <w:rFonts w:cs="Times New Roman"/>
+          <w:lang w:val="ru-RU"/>
+        </w:rPr>
+      </w:pPr>
+      <w:r>
+        <w:rPr>
+          <w:rFonts w:cs="Times New Roman"/>
+          <w:lang w:val="ru-RU"/>
+        </w:rPr>
+        <w:t xml:space="preserve">Система обработки данных (СОД) является ключевым элементом информационной инфраструктуры. В некоторых случаях система обработки данных (СОД) повторно расшифровывается, что является нарушением. Информационная система (ИС) также играет важную роль. Однако ИС иногда используется без предварительного объявления. В тексте может встречаться центральный процессор (ЦП), а иногда ЦП используется без расшифровки. Также встречается оперативная память (ОП), но далее оперативная память может снова писаться полностью. </w:t>
+      </w:r>
+    </w:p>
+    <w:p>
+      <w:pPr>
+        <w:rPr>
+          <w:rFonts w:cs="Times New Roman"/>
+          <w:lang w:val="ru-RU"/>
+        </w:rPr>
+      </w:pPr>
+      <w:r>
+        <w:rPr>
+          <w:rFonts w:cs="Times New Roman"/>
+          <w:i/>
+          <w:lang w:val="ru-RU"/>
+        </w:rPr>
+        <w:t>[Сноска 9] Дополнительное описание СОД и ИС.</w:t>
+      </w:r>
+    </w:p>
+    <w:p>
+      <w:pPr>
+        <w:pStyle w:val="1"/>
+        <w:rPr>
+          <w:rFonts w:ascii="Times New Roman" w:hAnsi="Times New Roman" w:cs="Times New Roman"/>
+          <w:color w:val="000000" w:themeColor="text1"/>
+          <w:lang w:val="ru-RU"/>
+        </w:rPr>
+      </w:pPr>
+      <w:r>
+        <w:rPr>
+          <w:rFonts w:ascii="Times New Roman" w:hAnsi="Times New Roman" w:cs="Times New Roman"/>
+          <w:color w:val="000000" w:themeColor="text1"/>
+          <w:lang w:val="ru-RU"/>
+        </w:rPr>
+        <w:t>Раздел 10. Анализ системы обработки данных</w:t>
+      </w:r>
+    </w:p>
+    <w:p>
+      <w:pPr>
+        <w:rPr>
+          <w:rFonts w:cs="Times New Roman"/>
+          <w:lang w:val="ru-RU"/>
+        </w:rPr>
+      </w:pPr>
+      <w:r>
+        <w:rPr>
+          <w:rFonts w:cs="Times New Roman"/>
+          <w:lang w:val="ru-RU"/>
+        </w:rPr>
+        <w:t xml:space="preserve">Система обработки данных (СОД) является ключевым элементом информационной инфраструктуры. В некоторых случаях система обработки данных (СОД) повторно расшифровывается, что является нарушением. Информационная система (ИС) также играет важную роль. Однако ИС иногда используется без предварительного объявления. В тексте может встречаться центральный процессор (ЦП), а иногда ЦП используется без расшифровки. Также встречается оперативная память (ОП), но далее оперативная память может снова писаться полностью. </w:t>
+      </w:r>
+    </w:p>
+    <w:p>
+      <w:pPr>
+        <w:rPr>
+          <w:rFonts w:cs="Times New Roman"/>
+          <w:lang w:val="ru-RU"/>
+        </w:rPr>
+      </w:pPr>
+      <w:r>
+        <w:rPr>
+          <w:rFonts w:cs="Times New Roman"/>
+          <w:i/>
+          <w:lang w:val="ru-RU"/>
+        </w:rPr>
+        <w:t>[Сноска 10] Дополнительное описание СОД и ИС.</w:t>
+      </w:r>
+    </w:p>
+    <w:p>
+      <w:pPr>
+        <w:rPr>
+          <w:rFonts w:cs="Times New Roman"/>
+          <w:lang w:val="ru-RU"/>
+        </w:rPr>
+      </w:pPr>
+      <w:r>
+        <w:rPr>
+          <w:rFonts w:cs="Times New Roman"/>
+          <w:lang w:val="ru-RU"/>
+        </w:rPr>
+        <w:t xml:space="preserve">Система обработки данных (СОД) является ключевым элементом информационной инфраструктуры. В некоторых случаях система обработки данных (СОД) повторно расшифровывается, что является нарушением. Информационная система (ИС) также играет важную роль. Однако ИС иногда используется без предварительного объявления. В тексте может встречаться центральный процессор (ЦП), а иногда ЦП используется без расшифровки. Также встречается оперативная память (ОП), но далее оперативная память может снова писаться полностью. </w:t>
+      </w:r>
+    </w:p>
+    <w:p>
+      <w:pPr>
+        <w:rPr>
+          <w:rFonts w:cs="Times New Roman"/>
+          <w:lang w:val="ru-RU"/>
+        </w:rPr>
+      </w:pPr>
+      <w:r>
+        <w:rPr>
+          <w:rFonts w:cs="Times New Roman"/>
+          <w:i/>
+          <w:lang w:val="ru-RU"/>
+        </w:rPr>
+        <w:t>[Сноска 10] Дополнительное описание СОД и ИС.</w:t>
+      </w:r>
+    </w:p>
+    <w:p>
+      <w:pPr>
+        <w:rPr>
+          <w:rFonts w:cs="Times New Roman"/>
+          <w:lang w:val="ru-RU"/>
+        </w:rPr>
+      </w:pPr>
+      <w:r>
+        <w:rPr>
+          <w:rFonts w:cs="Times New Roman"/>
+          <w:lang w:val="ru-RU"/>
+        </w:rPr>
+        <w:t xml:space="preserve">Система обработки данных (СОД) является ключевым элементом информационной инфраструктуры. В некоторых случаях система обработки данных (СОД) повторно расшифровывается, что является нарушением. Информационная система (ИС) также играет важную роль. Однако ИС иногда используется без предварительного </w:t>
+      </w:r>
+      <w:r>
+        <w:rPr>
+          <w:rFonts w:cs="Times New Roman"/>
+          <w:lang w:val="ru-RU"/>
+        </w:rPr>
+        <w:lastRenderedPageBreak/>
+        <w:t xml:space="preserve">объявления. В тексте может встречаться центральный процессор (ЦП), а иногда ЦП используется без расшифровки. Также встречается оперативная память (ОП), но далее оперативная память может снова писаться полностью. </w:t>
+      </w:r>
+    </w:p>
+    <w:p>
+      <w:pPr>
+        <w:rPr>
+          <w:rFonts w:cs="Times New Roman"/>
+          <w:lang w:val="ru-RU"/>
+        </w:rPr>
+      </w:pPr>
+      <w:r>
+        <w:rPr>
+          <w:rFonts w:cs="Times New Roman"/>
+          <w:i/>
+          <w:lang w:val="ru-RU"/>
+        </w:rPr>
+        <w:t>[Сноска 10] Дополнительное описание СОД и ИС.</w:t>
+      </w:r>
+    </w:p>
+    <w:p>
+      <w:pPr>
+        <w:rPr>
+          <w:rFonts w:cs="Times New Roman"/>
+          <w:lang w:val="ru-RU"/>
+        </w:rPr>
+      </w:pPr>
+      <w:r>
+        <w:rPr>
+          <w:rFonts w:cs="Times New Roman"/>
+          <w:lang w:val="ru-RU"/>
+        </w:rPr>
+        <w:t xml:space="preserve">Система обработки данных (СОД) является ключевым элементом информационной инфраструктуры. В некоторых случаях система обработки данных (СОД) повторно расшифровывается, что является нарушением. Информационная система (ИС) также играет важную роль. Однако ИС иногда используется без предварительного объявления. В тексте может встречаться центральный процессор (ЦП), а иногда ЦП используется без расшифровки. Также встречается оперативная память (ОП), но далее оперативная память может снова писаться полностью. </w:t>
+      </w:r>
+    </w:p>
+    <w:p>
+      <w:pPr>
+        <w:rPr>
+          <w:rFonts w:cs="Times New Roman"/>
+          <w:lang w:val="ru-RU"/>
+        </w:rPr>
+      </w:pPr>
+      <w:r>
+        <w:rPr>
+          <w:rFonts w:cs="Times New Roman"/>
+          <w:i/>
+          <w:lang w:val="ru-RU"/>
+        </w:rPr>
+        <w:t>[Сноска 10] Дополнительное описание СОД и ИС.</w:t>
+      </w:r>
+    </w:p>
+    <w:p>
+      <w:pPr>
+        <w:rPr>
+          <w:rFonts w:cs="Times New Roman"/>
+          <w:lang w:val="ru-RU"/>
+        </w:rPr>
+      </w:pPr>
+      <w:r>
+        <w:rPr>
+          <w:rFonts w:cs="Times New Roman"/>
+          <w:lang w:val="ru-RU"/>
+        </w:rPr>
+        <w:t xml:space="preserve">Система обработки данных (СОД) является ключевым элементом информационной инфраструктуры. В некоторых случаях система обработки данных (СОД) повторно расшифровывается, что является нарушением. Информационная система (ИС) также играет важную роль. Однако ИС иногда используется без предварительного объявления. В тексте может встречаться центральный процессор (ЦП), а иногда ЦП используется без расшифровки. Также встречается оперативная память (ОП), но далее оперативная память может снова писаться полностью. </w:t>
+      </w:r>
+    </w:p>
+    <w:p>
+      <w:pPr>
+        <w:rPr>
+          <w:rFonts w:cs="Times New Roman"/>
+          <w:lang w:val="ru-RU"/>
+        </w:rPr>
+      </w:pPr>
+      <w:r>
+        <w:rPr>
+          <w:rFonts w:cs="Times New Roman"/>
+          <w:i/>
+          <w:lang w:val="ru-RU"/>
+        </w:rPr>
+        <w:t>[Сноска 10] Дополнительное описание СОД и ИС.</w:t>
+      </w:r>
+    </w:p>
+    <w:p>
+      <w:pPr>
+        <w:rPr>
+          <w:rFonts w:cs="Times New Roman"/>
+          <w:lang w:val="ru-RU"/>
+        </w:rPr>
+      </w:pPr>
+      <w:r>
+        <w:rPr>
+          <w:rFonts w:cs="Times New Roman"/>
+          <w:lang w:val="ru-RU"/>
+        </w:rPr>
+        <w:t xml:space="preserve">Система обработки данных (СОД) является ключевым элементом информационной инфраструктуры. В некоторых случаях система обработки данных (СОД) повторно расшифровывается, что является нарушением. Информационная система (ИС) также играет важную роль. Однако ИС иногда используется без предварительного объявления. В тексте может встречаться центральный процессор (ЦП), а иногда ЦП используется без расшифровки. Также встречается оперативная память (ОП), но далее оперативная память может снова писаться полностью. </w:t>
+      </w:r>
+    </w:p>
+    <w:p>
+      <w:pPr>
+        <w:rPr>
+          <w:rFonts w:cs="Times New Roman"/>
+          <w:lang w:val="ru-RU"/>
+        </w:rPr>
+      </w:pPr>
+      <w:r>
+        <w:rPr>
+          <w:rFonts w:cs="Times New Roman"/>
+          <w:i/>
+          <w:lang w:val="ru-RU"/>
+        </w:rPr>
+        <w:t>[Сноска 10] Дополнительное описание СОД и ИС.</w:t>
+      </w:r>
+    </w:p>
+    <w:p>
+      <w:pPr>
+        <w:rPr>
+          <w:rFonts w:cs="Times New Roman"/>
+          <w:lang w:val="ru-RU"/>
+        </w:rPr>
+      </w:pPr>
+      <w:r>
+        <w:rPr>
+          <w:rFonts w:cs="Times New Roman"/>
+          <w:lang w:val="ru-RU"/>
+        </w:rPr>
+        <w:t xml:space="preserve">Система обработки данных (СОД) является ключевым элементом информационной инфраструктуры. В некоторых случаях система обработки данных (СОД) повторно расшифровывается, что является нарушением. Информационная система (ИС) также играет важную роль. Однако ИС иногда используется без предварительного объявления. В тексте может встречаться центральный процессор (ЦП), а иногда ЦП используется без расшифровки. Также встречается оперативная память (ОП), но далее оперативная память может снова писаться полностью. </w:t>
+      </w:r>
+    </w:p>
+    <w:p>
+      <w:pPr>
+        <w:rPr>
+          <w:rFonts w:cs="Times New Roman"/>
+          <w:lang w:val="ru-RU"/>
+        </w:rPr>
+      </w:pPr>
+      <w:r>
+        <w:rPr>
+          <w:rFonts w:cs="Times New Roman"/>
+          <w:i/>
+          <w:lang w:val="ru-RU"/>
+        </w:rPr>
+        <w:lastRenderedPageBreak/>
+        <w:t>[Сноска 10] Дополнительное описание СОД и ИС.</w:t>
+      </w:r>
+    </w:p>
+    <w:p>
+      <w:pPr>
+        <w:rPr>
+          <w:rFonts w:cs="Times New Roman"/>
+          <w:lang w:val="ru-RU"/>
+        </w:rPr>
+      </w:pPr>
+      <w:r>
+        <w:rPr>
+          <w:rFonts w:cs="Times New Roman"/>
+          <w:lang w:val="ru-RU"/>
+        </w:rPr>
+        <w:t xml:space="preserve">Система обработки данных (СОД) является ключевым элементом информационной инфраструктуры. В некоторых случаях система обработки данных (СОД) повторно расшифровывается, что является нарушением. Информационная система (ИС) также играет важную роль. Однако ИС иногда используется без предварительного объявления. В тексте может встречаться центральный процессор (ЦП), а иногда ЦП используется без расшифровки. Также встречается оперативная память (ОП), но далее оперативная память может снова писаться полностью. </w:t>
+      </w:r>
+    </w:p>
+    <w:p>
+      <w:pPr>
+        <w:rPr>
+          <w:rFonts w:cs="Times New Roman"/>
+          <w:lang w:val="ru-RU"/>
+        </w:rPr>
+      </w:pPr>
+      <w:r>
+        <w:rPr>
+          <w:rFonts w:cs="Times New Roman"/>
+          <w:i/>
+          <w:lang w:val="ru-RU"/>
+        </w:rPr>
+        <w:t>[Сноска 10] Дополнительное описание СОД и ИС.</w:t>
+      </w:r>
+    </w:p>
+    <w:p>
+      <w:pPr>
+        <w:pStyle w:val="1"/>
+        <w:rPr>
+          <w:rFonts w:ascii="Times New Roman" w:hAnsi="Times New Roman" w:cs="Times New Roman"/>
+          <w:color w:val="000000" w:themeColor="text1"/>
+          <w:lang w:val="ru-RU"/>
+        </w:rPr>
+      </w:pPr>
+      <w:r>
+        <w:rPr>
+          <w:rFonts w:ascii="Times New Roman" w:hAnsi="Times New Roman" w:cs="Times New Roman"/>
+          <w:color w:val="000000" w:themeColor="text1"/>
+          <w:lang w:val="ru-RU"/>
+        </w:rPr>
+        <w:t>Раздел 11. Анализ системы обработки данных</w:t>
+      </w:r>
+    </w:p>
+    <w:p>
+      <w:pPr>
+        <w:rPr>
+          <w:rFonts w:cs="Times New Roman"/>
+          <w:lang w:val="ru-RU"/>
+        </w:rPr>
+      </w:pPr>
+      <w:r>
+        <w:rPr>
+          <w:rFonts w:cs="Times New Roman"/>
+          <w:lang w:val="ru-RU"/>
+        </w:rPr>
+        <w:t xml:space="preserve">Система обработки данных (СОД) является ключевым элементом информационной инфраструктуры. В некоторых случаях система обработки данных (СОД) повторно расшифровывается, что является нарушением. Информационная система (ИС) также играет важную роль. Однако ИС иногда используется без предварительного объявления. В тексте может встречаться центральный процессор (ЦП), а иногда ЦП используется без расшифровки. Также встречается оперативная память (ОП), но далее оперативная память может снова писаться полностью. </w:t>
+      </w:r>
+    </w:p>
+    <w:p>
+      <w:pPr>
+        <w:rPr>
+          <w:rFonts w:cs="Times New Roman"/>
+          <w:lang w:val="ru-RU"/>
+        </w:rPr>
+      </w:pPr>
+      <w:r>
+        <w:rPr>
+          <w:rFonts w:cs="Times New Roman"/>
+          <w:i/>
+          <w:lang w:val="ru-RU"/>
+        </w:rPr>
+        <w:t>[Сноска 11] Дополнительное описание СОД и ИС.</w:t>
+      </w:r>
+    </w:p>
+    <w:p>
+      <w:pPr>
+        <w:rPr>
+          <w:rFonts w:cs="Times New Roman"/>
+          <w:lang w:val="ru-RU"/>
+        </w:rPr>
+      </w:pPr>
+      <w:r>
+        <w:rPr>
+          <w:rFonts w:cs="Times New Roman"/>
+          <w:lang w:val="ru-RU"/>
+        </w:rPr>
+        <w:t xml:space="preserve">Система обработки данных (СОД) является ключевым элементом информационной инфраструктуры. В некоторых случаях система обработки данных (СОД) повторно расшифровывается, что является нарушением. Информационная система (ИС) также играет важную роль. Однако ИС иногда используется без предварительного объявления. В тексте может встречаться центральный процессор (ЦП), а иногда ЦП используется без расшифровки. Также встречается оперативная память (ОП), но далее оперативная память может снова писаться полностью. </w:t>
+      </w:r>
+    </w:p>
+    <w:p>
+      <w:pPr>
+        <w:rPr>
+          <w:rFonts w:cs="Times New Roman"/>
+          <w:lang w:val="ru-RU"/>
+        </w:rPr>
+      </w:pPr>
+      <w:r>
+        <w:rPr>
+          <w:rFonts w:cs="Times New Roman"/>
+          <w:i/>
+          <w:lang w:val="ru-RU"/>
+        </w:rPr>
+        <w:t>[Сноска 11] Дополнительное описание СОД и ИС.</w:t>
+      </w:r>
+    </w:p>
+    <w:p>
+      <w:pPr>
+        <w:rPr>
+          <w:rFonts w:cs="Times New Roman"/>
+          <w:lang w:val="ru-RU"/>
+        </w:rPr>
+      </w:pPr>
+      <w:r>
+        <w:rPr>
+          <w:rFonts w:cs="Times New Roman"/>
+          <w:lang w:val="ru-RU"/>
+        </w:rPr>
+        <w:t xml:space="preserve">Система обработки данных (СОД) является ключевым элементом информационной инфраструктуры. В некоторых случаях система обработки данных (СОД) повторно расшифровывается, что является нарушением. Информационная система (ИС) также играет важную роль. Однако ИС иногда используется без предварительного объявления. В тексте может встречаться центральный процессор (ЦП), а иногда ЦП используется без расшифровки. Также встречается оперативная память (ОП), но далее оперативная память может снова писаться полностью. </w:t>
+      </w:r>
+    </w:p>
+    <w:p>
+      <w:pPr>
+        <w:rPr>
+          <w:rFonts w:cs="Times New Roman"/>
+          <w:lang w:val="ru-RU"/>
+        </w:rPr>
+      </w:pPr>
+      <w:r>
+        <w:rPr>
+          <w:rFonts w:cs="Times New Roman"/>
+          <w:i/>
+          <w:lang w:val="ru-RU"/>
+        </w:rPr>
+        <w:t>[Сноска 11] Дополнительное описание СОД и ИС.</w:t>
+      </w:r>
+    </w:p>
+    <w:p>
+      <w:pPr>
+        <w:rPr>
+          <w:rFonts w:cs="Times New Roman"/>
+          <w:lang w:val="ru-RU"/>
+        </w:rPr>
+      </w:pPr>
+      <w:r>
+        <w:rPr>
+          <w:rFonts w:cs="Times New Roman"/>
+          <w:lang w:val="ru-RU"/>
+        </w:rPr>
+        <w:lastRenderedPageBreak/>
+        <w:t xml:space="preserve">Система обработки данных (СОД) является ключевым элементом информационной инфраструктуры. В некоторых случаях система обработки данных (СОД) повторно расшифровывается, что является нарушением. Информационная система (ИС) также играет важную роль. Однако ИС иногда используется без предварительного объявления. В тексте может встречаться центральный процессор (ЦП), а иногда ЦП используется без расшифровки. Также встречается оперативная память (ОП), но далее оперативная память может снова писаться полностью. </w:t>
+      </w:r>
+    </w:p>
+    <w:p>
+      <w:pPr>
+        <w:rPr>
+          <w:rFonts w:cs="Times New Roman"/>
+          <w:lang w:val="ru-RU"/>
+        </w:rPr>
+      </w:pPr>
+      <w:r>
+        <w:rPr>
+          <w:rFonts w:cs="Times New Roman"/>
+          <w:i/>
+          <w:lang w:val="ru-RU"/>
+        </w:rPr>
+        <w:t>[Сноска 11] Дополнительное описание СОД и ИС.</w:t>
+      </w:r>
+    </w:p>
+    <w:p>
+      <w:pPr>
+        <w:rPr>
+          <w:rFonts w:cs="Times New Roman"/>
+          <w:lang w:val="ru-RU"/>
+        </w:rPr>
+      </w:pPr>
+      <w:r>
+        <w:rPr>
+          <w:rFonts w:cs="Times New Roman"/>
+          <w:lang w:val="ru-RU"/>
+        </w:rPr>
+        <w:t xml:space="preserve">Система обработки данных (СОД) является ключевым элементом информационной инфраструктуры. В некоторых случаях система обработки данных (СОД) повторно расшифровывается, что является нарушением. Информационная система (ИС) также играет важную роль. Однако ИС иногда используется без предварительного объявления. В тексте может встречаться центральный процессор (ЦП), а иногда ЦП используется без расшифровки. Также встречается оперативная память (ОП), но далее оперативная память может снова писаться полностью. </w:t>
+      </w:r>
+    </w:p>
+    <w:p>
+      <w:pPr>
+        <w:rPr>
+          <w:rFonts w:cs="Times New Roman"/>
+          <w:lang w:val="ru-RU"/>
+        </w:rPr>
+      </w:pPr>
+      <w:r>
+        <w:rPr>
+          <w:rFonts w:cs="Times New Roman"/>
+          <w:i/>
+          <w:lang w:val="ru-RU"/>
+        </w:rPr>
+        <w:t>[Сноска 11] Дополнительное описание СОД и ИС.</w:t>
+      </w:r>
+    </w:p>
+    <w:p>
+      <w:pPr>
+        <w:rPr>
+          <w:rFonts w:cs="Times New Roman"/>
+          <w:lang w:val="ru-RU"/>
+        </w:rPr>
+      </w:pPr>
+      <w:r>
+        <w:rPr>
+          <w:rFonts w:cs="Times New Roman"/>
+          <w:lang w:val="ru-RU"/>
+        </w:rPr>
+        <w:t xml:space="preserve">Система обработки данных (СОД) является ключевым элементом информационной инфраструктуры. В некоторых случаях система обработки данных (СОД) повторно расшифровывается, что является нарушением. Информационная система (ИС) также играет важную роль. Однако ИС иногда используется без предварительного объявления. В тексте может встречаться центральный процессор (ЦП), а иногда ЦП используется без расшифровки. Также встречается оперативная память (ОП), но далее оперативная память может снова писаться полностью. </w:t>
+      </w:r>
+    </w:p>
+    <w:p>
+      <w:pPr>
+        <w:rPr>
+          <w:rFonts w:cs="Times New Roman"/>
+          <w:lang w:val="ru-RU"/>
+        </w:rPr>
+      </w:pPr>
+      <w:r>
+        <w:rPr>
+          <w:rFonts w:cs="Times New Roman"/>
+          <w:i/>
+          <w:lang w:val="ru-RU"/>
+        </w:rPr>
+        <w:t>[Сноска 11] Дополнительное описание СОД и ИС.</w:t>
+      </w:r>
+    </w:p>
+    <w:p>
+      <w:pPr>
+        <w:rPr>
+          <w:rFonts w:cs="Times New Roman"/>
+          <w:lang w:val="ru-RU"/>
+        </w:rPr>
+      </w:pPr>
+      <w:r>
+        <w:rPr>
+          <w:rFonts w:cs="Times New Roman"/>
+          <w:lang w:val="ru-RU"/>
+        </w:rPr>
+        <w:t xml:space="preserve">Система обработки данных (СОД) является ключевым элементом информационной инфраструктуры. В некоторых случаях система обработки данных (СОД) повторно расшифровывается, что является нарушением. Информационная система (ИС) также играет важную роль. Однако ИС иногда используется без предварительного объявления. В тексте может встречаться центральный процессор (ЦП), а иногда ЦП используется без расшифровки. Также встречается оперативная память (ОП), но далее оперативная память может снова писаться полностью. </w:t>
+      </w:r>
+    </w:p>
+    <w:p>
+      <w:pPr>
+        <w:rPr>
+          <w:rFonts w:cs="Times New Roman"/>
+          <w:lang w:val="ru-RU"/>
+        </w:rPr>
+      </w:pPr>
+      <w:r>
+        <w:rPr>
+          <w:rFonts w:cs="Times New Roman"/>
+          <w:i/>
+          <w:lang w:val="ru-RU"/>
+        </w:rPr>
+        <w:t>[Сноска 11] Дополнительное описание СОД и ИС.</w:t>
+      </w:r>
+    </w:p>
+    <w:p>
+      <w:pPr>
+        <w:rPr>
+          <w:rFonts w:cs="Times New Roman"/>
+          <w:lang w:val="ru-RU"/>
+        </w:rPr>
+      </w:pPr>
+      <w:r>
+        <w:rPr>
+          <w:rFonts w:cs="Times New Roman"/>
+          <w:lang w:val="ru-RU"/>
+        </w:rPr>
+        <w:t xml:space="preserve">Система обработки данных (СОД) является ключевым элементом информационной инфраструктуры. В некоторых случаях система обработки данных (СОД) повторно расшифровывается, что является нарушением. Информационная система (ИС) </w:t>
+      </w:r>
+      <w:r>
+        <w:rPr>
+          <w:rFonts w:cs="Times New Roman"/>
+          <w:lang w:val="ru-RU"/>
+        </w:rPr>
+        <w:lastRenderedPageBreak/>
+        <w:t xml:space="preserve">также играет важную роль. Однако ИС иногда используется без предварительного объявления. В тексте может встречаться центральный процессор (ЦП), а иногда ЦП используется без расшифровки. Также встречается оперативная память (ОП), но далее оперативная память может снова писаться полностью. </w:t>
+      </w:r>
+    </w:p>
+    <w:p>
+      <w:pPr>
+        <w:rPr>
+          <w:rFonts w:cs="Times New Roman"/>
+          <w:lang w:val="ru-RU"/>
+        </w:rPr>
+      </w:pPr>
+      <w:r>
+        <w:rPr>
+          <w:rFonts w:cs="Times New Roman"/>
+          <w:i/>
+          <w:lang w:val="ru-RU"/>
+        </w:rPr>
+        <w:t>[Сноска 11] Дополнительное описание СОД и ИС.</w:t>
+      </w:r>
+    </w:p>
+    <w:p>
+      <w:pPr>
+        <w:pStyle w:val="1"/>
+        <w:rPr>
+          <w:rFonts w:ascii="Times New Roman" w:hAnsi="Times New Roman" w:cs="Times New Roman"/>
+          <w:color w:val="000000" w:themeColor="text1"/>
+          <w:lang w:val="ru-RU"/>
+        </w:rPr>
+      </w:pPr>
+      <w:r>
+        <w:rPr>
+          <w:rFonts w:ascii="Times New Roman" w:hAnsi="Times New Roman" w:cs="Times New Roman"/>
+          <w:color w:val="000000" w:themeColor="text1"/>
+          <w:lang w:val="ru-RU"/>
+        </w:rPr>
+        <w:t>Раздел 12. Анализ системы обработки данных</w:t>
+      </w:r>
+    </w:p>
+    <w:p>
+      <w:pPr>
+        <w:rPr>
+          <w:rFonts w:cs="Times New Roman"/>
+          <w:lang w:val="ru-RU"/>
+        </w:rPr>
+      </w:pPr>
+      <w:r>
+        <w:rPr>
+          <w:rFonts w:cs="Times New Roman"/>
+          <w:lang w:val="ru-RU"/>
+        </w:rPr>
+        <w:t xml:space="preserve">Система обработки данных (СОД) является ключевым элементом информационной инфраструктуры. В некоторых случаях система обработки данных (СОД) повторно расшифровывается, что является нарушением. Информационная система (ИС) также играет важную роль. Однако ИС иногда используется без предварительного объявления. В тексте может встречаться центральный процессор (ЦП), а иногда ЦП используется без расшифровки. Также встречается оперативная память (ОП), но далее оперативная память может снова писаться полностью. </w:t>
+      </w:r>
+    </w:p>
+    <w:p>
+      <w:pPr>
+        <w:rPr>
+          <w:rFonts w:cs="Times New Roman"/>
+          <w:lang w:val="ru-RU"/>
+        </w:rPr>
+      </w:pPr>
+      <w:r>
+        <w:rPr>
+          <w:rFonts w:cs="Times New Roman"/>
+          <w:i/>
+          <w:lang w:val="ru-RU"/>
+        </w:rPr>
+        <w:t>[Сноска 12] Дополнительное описание СОД и ИС.</w:t>
+      </w:r>
+    </w:p>
+    <w:p>
+      <w:pPr>
+        <w:rPr>
+          <w:rFonts w:cs="Times New Roman"/>
+          <w:lang w:val="ru-RU"/>
+        </w:rPr>
+      </w:pPr>
+      <w:r>
+        <w:rPr>
+          <w:rFonts w:cs="Times New Roman"/>
+          <w:lang w:val="ru-RU"/>
+        </w:rPr>
+        <w:t xml:space="preserve">Система обработки данных (СОД) является ключевым элементом информационной инфраструктуры. В некоторых случаях система обработки данных (СОД) повторно расшифровывается, что является нарушением. Информационная система (ИС) также играет важную роль. Однако ИС иногда используется без предварительного объявления. В тексте может встречаться центральный процессор (ЦП), а иногда ЦП используется без расшифровки. Также встречается оперативная память (ОП), но далее оперативная память может снова писаться полностью. </w:t>
+      </w:r>
+    </w:p>
+    <w:p>
+      <w:pPr>
+        <w:rPr>
+          <w:rFonts w:cs="Times New Roman"/>
+          <w:lang w:val="ru-RU"/>
+        </w:rPr>
+      </w:pPr>
+      <w:r>
+        <w:rPr>
+          <w:rFonts w:cs="Times New Roman"/>
+          <w:i/>
+          <w:lang w:val="ru-RU"/>
+        </w:rPr>
+        <w:t>[Сноска 12] Дополнительное описание СОД и ИС.</w:t>
+      </w:r>
+    </w:p>
+    <w:p>
+      <w:pPr>
+        <w:rPr>
+          <w:rFonts w:cs="Times New Roman"/>
+          <w:lang w:val="ru-RU"/>
+        </w:rPr>
+      </w:pPr>
+      <w:r>
+        <w:rPr>
+          <w:rFonts w:cs="Times New Roman"/>
+          <w:lang w:val="ru-RU"/>
+        </w:rPr>
+        <w:t xml:space="preserve">Система обработки данных (СОД) является ключевым элементом информационной инфраструктуры. В некоторых случаях система обработки данных (СОД) повторно расшифровывается, что является нарушением. Информационная система (ИС) также играет важную роль. Однако ИС иногда используется без предварительного объявления. В тексте может встречаться центральный процессор (ЦП), а иногда ЦП используется без расшифровки. Также встречается оперативная память (ОП), но далее оперативная память может снова писаться полностью. </w:t>
+      </w:r>
+    </w:p>
+    <w:p>
+      <w:pPr>
+        <w:rPr>
+          <w:rFonts w:cs="Times New Roman"/>
+          <w:lang w:val="ru-RU"/>
+        </w:rPr>
+      </w:pPr>
+      <w:r>
+        <w:rPr>
+          <w:rFonts w:cs="Times New Roman"/>
+          <w:i/>
+          <w:lang w:val="ru-RU"/>
+        </w:rPr>
+        <w:t>[Сноска 12] Дополнительное описание СОД и ИС.</w:t>
+      </w:r>
+    </w:p>
+    <w:p>
+      <w:pPr>
+        <w:rPr>
+          <w:rFonts w:cs="Times New Roman"/>
+          <w:lang w:val="ru-RU"/>
+        </w:rPr>
+      </w:pPr>
+      <w:r>
+        <w:rPr>
+          <w:rFonts w:cs="Times New Roman"/>
+          <w:lang w:val="ru-RU"/>
+        </w:rPr>
+        <w:t xml:space="preserve">Система обработки данных (СОД) является ключевым элементом информационной инфраструктуры. В некоторых случаях система обработки данных (СОД) повторно расшифровывается, что является нарушением. Информационная система (ИС) также играет важную роль. Однако ИС иногда используется без предварительного </w:t>
+      </w:r>
+      <w:r>
+        <w:rPr>
+          <w:rFonts w:cs="Times New Roman"/>
+          <w:lang w:val="ru-RU"/>
+        </w:rPr>
+        <w:lastRenderedPageBreak/>
+        <w:t xml:space="preserve">объявления. В тексте может встречаться центральный процессор (ЦП), а иногда ЦП используется без расшифровки. Также встречается оперативная память (ОП), но далее оперативная память может снова писаться полностью. </w:t>
+      </w:r>
+    </w:p>
+    <w:p>
+      <w:pPr>
+        <w:rPr>
+          <w:rFonts w:cs="Times New Roman"/>
+          <w:lang w:val="ru-RU"/>
+        </w:rPr>
+      </w:pPr>
+      <w:r>
+        <w:rPr>
+          <w:rFonts w:cs="Times New Roman"/>
+          <w:i/>
+          <w:lang w:val="ru-RU"/>
+        </w:rPr>
+        <w:t>[Сноска 12] Дополнительное описание СОД и ИС.</w:t>
+      </w:r>
+    </w:p>
+    <w:p>
+      <w:pPr>
+        <w:rPr>
+          <w:rFonts w:cs="Times New Roman"/>
+          <w:lang w:val="ru-RU"/>
+        </w:rPr>
+      </w:pPr>
+      <w:r>
+        <w:rPr>
+          <w:rFonts w:cs="Times New Roman"/>
+          <w:lang w:val="ru-RU"/>
+        </w:rPr>
+        <w:t xml:space="preserve">Система обработки данных (СОД) является ключевым элементом информационной инфраструктуры. В некоторых случаях система обработки данных (СОД) повторно расшифровывается, что является нарушением. Информационная система (ИС) также играет важную роль. Однако ИС иногда используется без предварительного объявления. В тексте может встречаться центральный процессор (ЦП), а иногда ЦП используется без расшифровки. Также встречается оперативная память (ОП), но далее оперативная память может снова писаться полностью. </w:t>
+      </w:r>
+    </w:p>
+    <w:p>
+      <w:pPr>
+        <w:rPr>
+          <w:rFonts w:cs="Times New Roman"/>
+          <w:lang w:val="ru-RU"/>
+        </w:rPr>
+      </w:pPr>
+      <w:r>
+        <w:rPr>
+          <w:rFonts w:cs="Times New Roman"/>
+          <w:i/>
+          <w:lang w:val="ru-RU"/>
+        </w:rPr>
+        <w:t>[Сноска 12] Дополнительное описание СОД и ИС.</w:t>
+      </w:r>
+    </w:p>
+    <w:p>
+      <w:pPr>
+        <w:rPr>
+          <w:rFonts w:cs="Times New Roman"/>
+          <w:lang w:val="ru-RU"/>
+        </w:rPr>
+      </w:pPr>
+      <w:r>
+        <w:rPr>
+          <w:rFonts w:cs="Times New Roman"/>
+          <w:lang w:val="ru-RU"/>
+        </w:rPr>
+        <w:t xml:space="preserve">Система обработки данных (СОД) является ключевым элементом информационной инфраструктуры. В некоторых случаях система обработки данных (СОД) повторно расшифровывается, что является нарушением. Информационная система (ИС) также играет важную роль. Однако ИС иногда используется без предварительного объявления. В тексте может встречаться центральный процессор (ЦП), а иногда ЦП используется без расшифровки. Также встречается оперативная память (ОП), но далее оперативная память может снова писаться полностью. </w:t>
+      </w:r>
+    </w:p>
+    <w:p>
+      <w:pPr>
+        <w:rPr>
+          <w:rFonts w:cs="Times New Roman"/>
+          <w:lang w:val="ru-RU"/>
+        </w:rPr>
+      </w:pPr>
+      <w:r>
+        <w:rPr>
+          <w:rFonts w:cs="Times New Roman"/>
+          <w:i/>
+          <w:lang w:val="ru-RU"/>
+        </w:rPr>
+        <w:t>[Сноска 12] Дополнительное описание СОД и ИС.</w:t>
+      </w:r>
+    </w:p>
+    <w:p>
+      <w:pPr>
+        <w:rPr>
+          <w:rFonts w:cs="Times New Roman"/>
+          <w:lang w:val="ru-RU"/>
+        </w:rPr>
+      </w:pPr>
+      <w:r>
+        <w:rPr>
+          <w:rFonts w:cs="Times New Roman"/>
+          <w:lang w:val="ru-RU"/>
+        </w:rPr>
+        <w:t xml:space="preserve">Система обработки данных (СОД) является ключевым элементом информационной инфраструктуры. В некоторых случаях система обработки данных (СОД) повторно расшифровывается, что является нарушением. Информационная система (ИС) также играет важную роль. Однако ИС иногда используется без предварительного объявления. В тексте может встречаться центральный процессор (ЦП), а иногда ЦП используется без расшифровки. Также встречается оперативная память (ОП), но далее оперативная память может снова писаться полностью. </w:t>
+      </w:r>
+    </w:p>
+    <w:p>
+      <w:pPr>
+        <w:rPr>
+          <w:rFonts w:cs="Times New Roman"/>
+          <w:lang w:val="ru-RU"/>
+        </w:rPr>
+      </w:pPr>
+      <w:r>
+        <w:rPr>
+          <w:rFonts w:cs="Times New Roman"/>
+          <w:i/>
+          <w:lang w:val="ru-RU"/>
+        </w:rPr>
+        <w:t>[Сноска 12] Дополнительное описание СОД и ИС.</w:t>
+      </w:r>
+    </w:p>
+    <w:p>
+      <w:pPr>
+        <w:rPr>
+          <w:rFonts w:cs="Times New Roman"/>
+          <w:lang w:val="ru-RU"/>
+        </w:rPr>
+      </w:pPr>
+      <w:r>
+        <w:rPr>
+          <w:rFonts w:cs="Times New Roman"/>
+          <w:lang w:val="ru-RU"/>
+        </w:rPr>
+        <w:t xml:space="preserve">Система обработки данных (СОД) является ключевым элементом информационной инфраструктуры. В некоторых случаях система обработки данных (СОД) повторно расшифровывается, что является нарушением. Информационная система (ИС) также играет важную роль. Однако ИС иногда используется без предварительного объявления. В тексте может встречаться центральный процессор (ЦП), а иногда ЦП используется без расшифровки. Также встречается оперативная память (ОП), но далее оперативная память может снова писаться полностью. </w:t>
+      </w:r>
+    </w:p>
+    <w:p>
+      <w:pPr>
+        <w:rPr>
+          <w:rFonts w:cs="Times New Roman"/>
+          <w:lang w:val="ru-RU"/>
+        </w:rPr>
+      </w:pPr>
+      <w:r>
+        <w:rPr>
+          <w:rFonts w:cs="Times New Roman"/>
+          <w:i/>
+          <w:lang w:val="ru-RU"/>
+        </w:rPr>
+        <w:lastRenderedPageBreak/>
+        <w:t>[Сноска 12] Дополнительное описание СОД и ИС.</w:t>
+      </w:r>
+    </w:p>
+    <w:p>
+      <w:pPr>
+        <w:pStyle w:val="1"/>
+        <w:rPr>
+          <w:rFonts w:ascii="Times New Roman" w:hAnsi="Times New Roman" w:cs="Times New Roman"/>
+          <w:color w:val="000000" w:themeColor="text1"/>
+          <w:lang w:val="ru-RU"/>
+        </w:rPr>
+      </w:pPr>
+      <w:r>
+        <w:rPr>
+          <w:rFonts w:ascii="Times New Roman" w:hAnsi="Times New Roman" w:cs="Times New Roman"/>
+          <w:color w:val="000000" w:themeColor="text1"/>
+          <w:lang w:val="ru-RU"/>
+        </w:rPr>
+        <w:t>Раздел 13. Анализ системы обработки данных</w:t>
+      </w:r>
+    </w:p>
+    <w:p>
+      <w:pPr>
+        <w:rPr>
+          <w:rFonts w:cs="Times New Roman"/>
+          <w:lang w:val="ru-RU"/>
+        </w:rPr>
+      </w:pPr>
+      <w:r>
+        <w:rPr>
+          <w:rFonts w:cs="Times New Roman"/>
+          <w:lang w:val="ru-RU"/>
+        </w:rPr>
+        <w:t xml:space="preserve">Система обработки данных (СОД) является ключевым элементом информационной инфраструктуры. В некоторых случаях система обработки данных (СОД) повторно расшифровывается, что является нарушением. Информационная система (ИС) также играет важную роль. Однако ИС иногда используется без предварительного объявления. В тексте может встречаться центральный процессор (ЦП), а иногда ЦП используется без расшифровки. Также встречается оперативная память (ОП), но далее оперативная память может снова писаться полностью. </w:t>
+      </w:r>
+    </w:p>
+    <w:p>
+      <w:pPr>
+        <w:rPr>
+          <w:rFonts w:cs="Times New Roman"/>
+          <w:lang w:val="ru-RU"/>
+        </w:rPr>
+      </w:pPr>
+      <w:r>
+        <w:rPr>
+          <w:rFonts w:cs="Times New Roman"/>
+          <w:i/>
+          <w:lang w:val="ru-RU"/>
+        </w:rPr>
+        <w:t>[Сноска 13] Дополнительное описание СОД и ИС.</w:t>
+      </w:r>
+    </w:p>
+    <w:p>
+      <w:pPr>
+        <w:rPr>
+          <w:rFonts w:cs="Times New Roman"/>
+          <w:lang w:val="ru-RU"/>
+        </w:rPr>
+      </w:pPr>
+      <w:r>
+        <w:rPr>
+          <w:rFonts w:cs="Times New Roman"/>
+          <w:lang w:val="ru-RU"/>
+        </w:rPr>
+        <w:t xml:space="preserve">Система обработки данных (СОД) является ключевым элементом информационной инфраструктуры. В некоторых случаях система обработки данных (СОД) повторно расшифровывается, что является нарушением. Информационная система (ИС) также играет важную роль. Однако ИС иногда используется без предварительного объявления. В тексте может встречаться центральный процессор (ЦП), а иногда ЦП используется без расшифровки. Также встречается оперативная память (ОП), но далее оперативная память может снова писаться полностью. </w:t>
+      </w:r>
+    </w:p>
+    <w:p>
+      <w:pPr>
+        <w:rPr>
+          <w:rFonts w:cs="Times New Roman"/>
+          <w:lang w:val="ru-RU"/>
+        </w:rPr>
+      </w:pPr>
+      <w:r>
+        <w:rPr>
+          <w:rFonts w:cs="Times New Roman"/>
+          <w:i/>
+          <w:lang w:val="ru-RU"/>
+        </w:rPr>
+        <w:t>[Сноска 13] Дополнительное описание СОД и ИС.</w:t>
+      </w:r>
+    </w:p>
+    <w:p>
+      <w:pPr>
+        <w:rPr>
+          <w:rFonts w:cs="Times New Roman"/>
+          <w:lang w:val="ru-RU"/>
+        </w:rPr>
+      </w:pPr>
+      <w:r>
+        <w:rPr>
+          <w:rFonts w:cs="Times New Roman"/>
+          <w:lang w:val="ru-RU"/>
+        </w:rPr>
+        <w:t xml:space="preserve">Система обработки данных (СОД) является ключевым элементом информационной инфраструктуры. В некоторых случаях система обработки данных (СОД) повторно расшифровывается, что является нарушением. Информационная система (ИС) также играет важную роль. Однако ИС иногда используется без предварительного объявления. В тексте может встречаться центральный процессор (ЦП), а иногда ЦП используется без расшифровки. Также встречается оперативная память (ОП), но далее оперативная память может снова писаться полностью. </w:t>
+      </w:r>
+    </w:p>
+    <w:p>
+      <w:pPr>
+        <w:rPr>
+          <w:rFonts w:cs="Times New Roman"/>
+          <w:lang w:val="ru-RU"/>
+        </w:rPr>
+      </w:pPr>
+      <w:r>
+        <w:rPr>
+          <w:rFonts w:cs="Times New Roman"/>
+          <w:i/>
+          <w:lang w:val="ru-RU"/>
+        </w:rPr>
+        <w:t>[Сноска 13] Дополнительное описание СОД и ИС.</w:t>
+      </w:r>
+    </w:p>
+    <w:p>
+      <w:pPr>
+        <w:rPr>
+          <w:rFonts w:cs="Times New Roman"/>
+          <w:lang w:val="ru-RU"/>
+        </w:rPr>
+      </w:pPr>
+      <w:r>
+        <w:rPr>
+          <w:rFonts w:cs="Times New Roman"/>
+          <w:lang w:val="ru-RU"/>
+        </w:rPr>
+        <w:t xml:space="preserve">Система обработки данных (СОД) является ключевым элементом информационной инфраструктуры. В некоторых случаях система обработки данных (СОД) повторно расшифровывается, что является нарушением. Информационная система (ИС) также играет важную роль. Однако ИС иногда используется без предварительного объявления. В тексте может встречаться центральный процессор (ЦП), а иногда ЦП используется без расшифровки. Также встречается оперативная память (ОП), но далее оперативная память может снова писаться полностью. </w:t>
+      </w:r>
+    </w:p>
+    <w:p>
+      <w:pPr>
+        <w:rPr>
+          <w:rFonts w:cs="Times New Roman"/>
+          <w:lang w:val="ru-RU"/>
+        </w:rPr>
+      </w:pPr>
+      <w:r>
+        <w:rPr>
+          <w:rFonts w:cs="Times New Roman"/>
+          <w:i/>
+          <w:lang w:val="ru-RU"/>
+        </w:rPr>
+        <w:t>[Сноска 13] Дополнительное описание СОД и ИС.</w:t>
+      </w:r>
+    </w:p>
+    <w:p>
+      <w:pPr>
+        <w:rPr>
+          <w:rFonts w:cs="Times New Roman"/>
+          <w:lang w:val="ru-RU"/>
+        </w:rPr>
+      </w:pPr>
+      <w:r>
+        <w:rPr>
+          <w:rFonts w:cs="Times New Roman"/>
+          <w:lang w:val="ru-RU"/>
+        </w:rPr>
+        <w:lastRenderedPageBreak/>
+        <w:t xml:space="preserve">Система обработки данных (СОД) является ключевым элементом информационной инфраструктуры. В некоторых случаях система обработки данных (СОД) повторно расшифровывается, что является нарушением. Информационная система (ИС) также играет важную роль. Однако ИС иногда используется без предварительного объявления. В тексте может встречаться центральный процессор (ЦП), а иногда ЦП используется без расшифровки. Также встречается оперативная память (ОП), но далее оперативная память может снова писаться полностью. </w:t>
+      </w:r>
+    </w:p>
+    <w:p>
+      <w:pPr>
+        <w:rPr>
+          <w:rFonts w:cs="Times New Roman"/>
+          <w:lang w:val="ru-RU"/>
+        </w:rPr>
+      </w:pPr>
+      <w:r>
+        <w:rPr>
+          <w:rFonts w:cs="Times New Roman"/>
+          <w:i/>
+          <w:lang w:val="ru-RU"/>
+        </w:rPr>
+        <w:t>[Сноска 13] Дополнительное описание СОД и ИС.</w:t>
+      </w:r>
+    </w:p>
+    <w:p>
+      <w:pPr>
+        <w:rPr>
+          <w:rFonts w:cs="Times New Roman"/>
+          <w:lang w:val="ru-RU"/>
+        </w:rPr>
+      </w:pPr>
+      <w:r>
+        <w:rPr>
+          <w:rFonts w:cs="Times New Roman"/>
+          <w:lang w:val="ru-RU"/>
+        </w:rPr>
+        <w:t xml:space="preserve">Система обработки данных (СОД) является ключевым элементом информационной инфраструктуры. В некоторых случаях система обработки данных (СОД) повторно расшифровывается, что является нарушением. Информационная система (ИС) также играет важную роль. Однако ИС иногда используется без предварительного объявления. В тексте может встречаться центральный процессор (ЦП), а иногда ЦП используется без расшифровки. Также встречается оперативная память (ОП), но далее оперативная память может снова писаться полностью. </w:t>
+      </w:r>
+    </w:p>
+    <w:p>
+      <w:pPr>
+        <w:rPr>
+          <w:rFonts w:cs="Times New Roman"/>
+          <w:lang w:val="ru-RU"/>
+        </w:rPr>
+      </w:pPr>
+      <w:r>
+        <w:rPr>
+          <w:rFonts w:cs="Times New Roman"/>
+          <w:i/>
+          <w:lang w:val="ru-RU"/>
+        </w:rPr>
+        <w:t>[Сноска 13] Дополнительное описание СОД и ИС.</w:t>
+      </w:r>
+    </w:p>
+    <w:p>
+      <w:pPr>
+        <w:rPr>
+          <w:rFonts w:cs="Times New Roman"/>
+          <w:lang w:val="ru-RU"/>
+        </w:rPr>
+      </w:pPr>
+      <w:r>
+        <w:rPr>
+          <w:rFonts w:cs="Times New Roman"/>
+          <w:lang w:val="ru-RU"/>
+        </w:rPr>
+        <w:t xml:space="preserve">Система обработки данных (СОД) является ключевым элементом информационной инфраструктуры. В некоторых случаях система обработки данных (СОД) повторно расшифровывается, что является нарушением. Информационная система (ИС) также играет важную роль. Однако ИС иногда используется без предварительного объявления. В тексте может встречаться центральный процессор (ЦП), а иногда ЦП используется без расшифровки. Также встречается оперативная память (ОП), но далее оперативная память может снова писаться полностью. </w:t>
+      </w:r>
+    </w:p>
+    <w:p>
+      <w:pPr>
+        <w:rPr>
+          <w:rFonts w:cs="Times New Roman"/>
+          <w:lang w:val="ru-RU"/>
+        </w:rPr>
+      </w:pPr>
+      <w:r>
+        <w:rPr>
+          <w:rFonts w:cs="Times New Roman"/>
+          <w:i/>
+          <w:lang w:val="ru-RU"/>
+        </w:rPr>
+        <w:t>[Сноска 13] Дополнительное описание СОД и ИС.</w:t>
+      </w:r>
+    </w:p>
+    <w:p>
+      <w:pPr>
+        <w:rPr>
+          <w:rFonts w:cs="Times New Roman"/>
+          <w:lang w:val="ru-RU"/>
+        </w:rPr>
+      </w:pPr>
+      <w:r>
+        <w:rPr>
+          <w:rFonts w:cs="Times New Roman"/>
+          <w:lang w:val="ru-RU"/>
+        </w:rPr>
+        <w:t xml:space="preserve">Система обработки данных (СОД) является ключевым элементом информационной инфраструктуры. В некоторых случаях система обработки данных (СОД) повторно расшифровывается, что является нарушением. Информационная система (ИС) также играет важную роль. Однако ИС иногда используется без предварительного объявления. В тексте может встречаться центральный процессор (ЦП), а иногда ЦП используется без расшифровки. Также встречается оперативная память (ОП), но далее оперативная память может снова писаться полностью. </w:t>
+      </w:r>
+    </w:p>
+    <w:p>
+      <w:pPr>
+        <w:rPr>
+          <w:rFonts w:cs="Times New Roman"/>
+          <w:lang w:val="ru-RU"/>
+        </w:rPr>
+      </w:pPr>
+      <w:r>
+        <w:rPr>
+          <w:rFonts w:cs="Times New Roman"/>
+          <w:i/>
+          <w:lang w:val="ru-RU"/>
+        </w:rPr>
+        <w:t>[Сноска 13] Дополнительное описание СОД и ИС.</w:t>
+      </w:r>
+    </w:p>
+    <w:p>
+      <w:pPr>
+        <w:pStyle w:val="1"/>
+        <w:rPr>
+          <w:rFonts w:ascii="Times New Roman" w:hAnsi="Times New Roman" w:cs="Times New Roman"/>
+          <w:color w:val="000000" w:themeColor="text1"/>
+          <w:lang w:val="ru-RU"/>
+        </w:rPr>
+      </w:pPr>
+      <w:r>
+        <w:rPr>
+          <w:rFonts w:ascii="Times New Roman" w:hAnsi="Times New Roman" w:cs="Times New Roman"/>
+          <w:color w:val="000000" w:themeColor="text1"/>
+          <w:lang w:val="ru-RU"/>
+        </w:rPr>
+        <w:lastRenderedPageBreak/>
+        <w:t>Раздел 14. Анализ системы обработки данных</w:t>
+      </w:r>
+    </w:p>
+    <w:p>
+      <w:pPr>
+        <w:rPr>
+          <w:rFonts w:cs="Times New Roman"/>
+          <w:lang w:val="ru-RU"/>
+        </w:rPr>
+      </w:pPr>
+      <w:r>
+        <w:rPr>
+          <w:rFonts w:cs="Times New Roman"/>
+          <w:lang w:val="ru-RU"/>
+        </w:rPr>
+        <w:t xml:space="preserve">Система обработки данных (СОД) является ключевым элементом информационной инфраструктуры. В некоторых случаях система обработки данных (СОД) повторно расшифровывается, что является нарушением. Информационная система (ИС) также играет важную роль. Однако ИС иногда используется без предварительного объявления. В тексте может встречаться центральный процессор (ЦП), а иногда ЦП используется без расшифровки. Также встречается оперативная память (ОП), но далее оперативная память может снова писаться полностью. </w:t>
+      </w:r>
+    </w:p>
+    <w:p>
+      <w:pPr>
+        <w:rPr>
+          <w:rFonts w:cs="Times New Roman"/>
+          <w:lang w:val="ru-RU"/>
+        </w:rPr>
+      </w:pPr>
+      <w:r>
+        <w:rPr>
+          <w:rFonts w:cs="Times New Roman"/>
+          <w:i/>
+          <w:lang w:val="ru-RU"/>
+        </w:rPr>
+        <w:t>[Сноска 14] Дополнительное описание СОД и ИС.</w:t>
+      </w:r>
+    </w:p>
+    <w:p>
+      <w:pPr>
+        <w:rPr>
+          <w:rFonts w:cs="Times New Roman"/>
+          <w:lang w:val="ru-RU"/>
+        </w:rPr>
+      </w:pPr>
+      <w:r>
+        <w:rPr>
+          <w:rFonts w:cs="Times New Roman"/>
+          <w:lang w:val="ru-RU"/>
+        </w:rPr>
+        <w:t xml:space="preserve">Система обработки данных (СОД) является ключевым элементом информационной инфраструктуры. В некоторых случаях система обработки данных (СОД) повторно расшифровывается, что является нарушением. Информационная система (ИС) также играет важную роль. Однако ИС иногда используется без предварительного объявления. В тексте может встречаться центральный процессор (ЦП), а иногда ЦП используется без расшифровки. Также встречается оперативная память (ОП), но далее оперативная память может снова писаться полностью. </w:t>
+      </w:r>
+    </w:p>
+    <w:p>
+      <w:pPr>
+        <w:rPr>
+          <w:rFonts w:cs="Times New Roman"/>
+          <w:lang w:val="ru-RU"/>
+        </w:rPr>
+      </w:pPr>
+      <w:r>
+        <w:rPr>
+          <w:rFonts w:cs="Times New Roman"/>
+          <w:i/>
+          <w:lang w:val="ru-RU"/>
+        </w:rPr>
+        <w:t>[Сноска 14] Дополнительное описание СОД и ИС.</w:t>
+      </w:r>
+    </w:p>
+    <w:p>
+      <w:pPr>
+        <w:rPr>
+          <w:rFonts w:cs="Times New Roman"/>
+          <w:lang w:val="ru-RU"/>
+        </w:rPr>
+      </w:pPr>
+      <w:r>
+        <w:rPr>
+          <w:rFonts w:cs="Times New Roman"/>
+          <w:lang w:val="ru-RU"/>
+        </w:rPr>
+        <w:t xml:space="preserve">Система обработки данных (СОД) является ключевым элементом информационной инфраструктуры. В некоторых случаях система обработки данных (СОД) повторно расшифровывается, что является нарушением. Информационная система (ИС) также играет важную роль. Однако ИС иногда используется без предварительного объявления. В тексте может встречаться центральный процессор (ЦП), а иногда ЦП используется без расшифровки. Также встречается оперативная память (ОП), но далее оперативная память может снова писаться полностью. </w:t>
+      </w:r>
+    </w:p>
+    <w:p>
+      <w:pPr>
+        <w:rPr>
+          <w:rFonts w:cs="Times New Roman"/>
+          <w:lang w:val="ru-RU"/>
+        </w:rPr>
+      </w:pPr>
+      <w:r>
+        <w:rPr>
+          <w:rFonts w:cs="Times New Roman"/>
+          <w:i/>
+          <w:lang w:val="ru-RU"/>
+        </w:rPr>
+        <w:t>[Сноска 14] Дополнительное описание СОД и ИС.</w:t>
+      </w:r>
+    </w:p>
+    <w:p>
+      <w:pPr>
+        <w:rPr>
+          <w:rFonts w:cs="Times New Roman"/>
+          <w:lang w:val="ru-RU"/>
+        </w:rPr>
+      </w:pPr>
+      <w:r>
+        <w:rPr>
+          <w:rFonts w:cs="Times New Roman"/>
+          <w:lang w:val="ru-RU"/>
+        </w:rPr>
+        <w:t xml:space="preserve">Система обработки данных (СОД) является ключевым элементом информационной инфраструктуры. В некоторых случаях система обработки данных (СОД) повторно расшифровывается, что является нарушением. Информационная система (ИС) также играет важную роль. Однако ИС иногда используется без предварительного объявления. В тексте может встречаться центральный процессор (ЦП), а иногда ЦП используется без расшифровки. Также встречается оперативная память (ОП), но далее оперативная память может снова писаться полностью. </w:t>
+      </w:r>
+    </w:p>
+    <w:p>
+      <w:pPr>
+        <w:rPr>
+          <w:rFonts w:cs="Times New Roman"/>
+          <w:lang w:val="ru-RU"/>
+        </w:rPr>
+      </w:pPr>
+      <w:r>
+        <w:rPr>
+          <w:rFonts w:cs="Times New Roman"/>
+          <w:i/>
+          <w:lang w:val="ru-RU"/>
+        </w:rPr>
+        <w:t>[Сноска 14] Дополнительное описание СОД и ИС.</w:t>
+      </w:r>
+    </w:p>
+    <w:p>
+      <w:pPr>
+        <w:rPr>
+          <w:rFonts w:cs="Times New Roman"/>
+          <w:lang w:val="ru-RU"/>
+        </w:rPr>
+      </w:pPr>
+      <w:r>
+        <w:rPr>
+          <w:rFonts w:cs="Times New Roman"/>
+          <w:lang w:val="ru-RU"/>
+        </w:rPr>
+        <w:t xml:space="preserve">Система обработки данных (СОД) является ключевым элементом информационной инфраструктуры. В некоторых случаях система обработки данных (СОД) повторно </w:t>
+      </w:r>
+      <w:r>
+        <w:rPr>
+          <w:rFonts w:cs="Times New Roman"/>
+          <w:lang w:val="ru-RU"/>
+        </w:rPr>
+        <w:lastRenderedPageBreak/>
+        <w:t xml:space="preserve">расшифровывается, что является нарушением. Информационная система (ИС) также играет важную роль. Однако ИС иногда используется без предварительного объявления. В тексте может встречаться центральный процессор (ЦП), а иногда ЦП используется без расшифровки. Также встречается оперативная память (ОП), но далее оперативная память может снова писаться полностью. </w:t>
+      </w:r>
+    </w:p>
+    <w:p>
+      <w:pPr>
+        <w:rPr>
+          <w:rFonts w:cs="Times New Roman"/>
+          <w:lang w:val="ru-RU"/>
+        </w:rPr>
+      </w:pPr>
+      <w:r>
+        <w:rPr>
+          <w:rFonts w:cs="Times New Roman"/>
+          <w:i/>
+          <w:lang w:val="ru-RU"/>
+        </w:rPr>
+        <w:t>[Сноска 14] Дополнительное описание СОД и ИС.</w:t>
+      </w:r>
+    </w:p>
+    <w:p>
+      <w:pPr>
+        <w:rPr>
+          <w:rFonts w:cs="Times New Roman"/>
+          <w:lang w:val="ru-RU"/>
+        </w:rPr>
+      </w:pPr>
+      <w:r>
+        <w:rPr>
+          <w:rFonts w:cs="Times New Roman"/>
+          <w:lang w:val="ru-RU"/>
+        </w:rPr>
+        <w:t xml:space="preserve">Система обработки данных (СОД) является ключевым элементом информационной инфраструктуры. В некоторых случаях система обработки данных (СОД) повторно расшифровывается, что является нарушением. Информационная система (ИС) также играет важную роль. Однако ИС иногда используется без предварительного объявления. В тексте может встречаться центральный процессор (ЦП), а иногда ЦП используется без расшифровки. Также встречается оперативная память (ОП), но далее оперативная память может снова писаться полностью. </w:t>
+      </w:r>
+    </w:p>
+    <w:p>
+      <w:pPr>
+        <w:rPr>
+          <w:rFonts w:cs="Times New Roman"/>
+          <w:lang w:val="ru-RU"/>
+        </w:rPr>
+      </w:pPr>
+      <w:r>
+        <w:rPr>
+          <w:rFonts w:cs="Times New Roman"/>
+          <w:i/>
+          <w:lang w:val="ru-RU"/>
+        </w:rPr>
+        <w:t>[Сноска 14] Дополнительное описание СОД и ИС.</w:t>
+      </w:r>
+    </w:p>
+    <w:p>
+      <w:pPr>
+        <w:rPr>
+          <w:rFonts w:cs="Times New Roman"/>
+          <w:lang w:val="ru-RU"/>
+        </w:rPr>
+      </w:pPr>
+      <w:r>
+        <w:rPr>
+          <w:rFonts w:cs="Times New Roman"/>
+          <w:lang w:val="ru-RU"/>
+        </w:rPr>
+        <w:t xml:space="preserve">Система обработки данных (СОД) является ключевым элементом информационной инфраструктуры. В некоторых случаях система обработки данных (СОД) повторно расшифровывается, что является нарушением. Информационная система (ИС) также играет важную роль. Однако ИС иногда используется без предварительного объявления. В тексте может встречаться центральный процессор (ЦП), а иногда ЦП используется без расшифровки. Также встречается оперативная память (ОП), но далее оперативная память может снова писаться полностью. </w:t>
+      </w:r>
+    </w:p>
+    <w:p>
+      <w:pPr>
+        <w:rPr>
+          <w:rFonts w:cs="Times New Roman"/>
+          <w:lang w:val="ru-RU"/>
+        </w:rPr>
+      </w:pPr>
+      <w:r>
+        <w:rPr>
+          <w:rFonts w:cs="Times New Roman"/>
+          <w:i/>
+          <w:lang w:val="ru-RU"/>
+        </w:rPr>
+        <w:t>[Сноска 14] Дополнительное описание СОД и ИС.</w:t>
+      </w:r>
+    </w:p>
+    <w:p>
+      <w:pPr>
+        <w:rPr>
+          <w:rFonts w:cs="Times New Roman"/>
+          <w:lang w:val="ru-RU"/>
+        </w:rPr>
+      </w:pPr>
+      <w:r>
+        <w:rPr>
+          <w:rFonts w:cs="Times New Roman"/>
+          <w:lang w:val="ru-RU"/>
+        </w:rPr>
+        <w:t xml:space="preserve">Система обработки данных (СОД) является ключевым элементом информационной инфраструктуры. В некоторых случаях система обработки данных (СОД) повторно расшифровывается, что является нарушением. Информационная система (ИС) также играет важную роль. Однако ИС иногда используется без предварительного объявления. В тексте может встречаться центральный процессор (ЦП), а иногда ЦП используется без расшифровки. Также встречается оперативная память (ОП), но далее оперативная память может снова писаться полностью. </w:t>
+      </w:r>
+    </w:p>
+    <w:p>
+      <w:pPr>
+        <w:rPr>
+          <w:rFonts w:cs="Times New Roman"/>
+          <w:lang w:val="ru-RU"/>
+        </w:rPr>
+      </w:pPr>
+      <w:r>
+        <w:rPr>
+          <w:rFonts w:cs="Times New Roman"/>
+          <w:i/>
+          <w:lang w:val="ru-RU"/>
+        </w:rPr>
+        <w:t>[Сноска 14] Дополнительное описание СОД и ИС.</w:t>
+      </w:r>
+    </w:p>
+    <w:p>
+      <w:pPr>
+        <w:pStyle w:val="1"/>
+        <w:rPr>
+          <w:rFonts w:ascii="Times New Roman" w:hAnsi="Times New Roman" w:cs="Times New Roman"/>
+          <w:color w:val="000000" w:themeColor="text1"/>
+          <w:lang w:val="ru-RU"/>
+        </w:rPr>
+      </w:pPr>
+      <w:r>
+        <w:rPr>
+          <w:rFonts w:ascii="Times New Roman" w:hAnsi="Times New Roman" w:cs="Times New Roman"/>
+          <w:color w:val="000000" w:themeColor="text1"/>
+          <w:lang w:val="ru-RU"/>
+        </w:rPr>
+        <w:t>Раздел 15. Анализ системы обработки данных</w:t>
+      </w:r>
+    </w:p>
+    <w:p>
+      <w:pPr>
+        <w:rPr>
+          <w:rFonts w:cs="Times New Roman"/>
+          <w:lang w:val="ru-RU"/>
+        </w:rPr>
+      </w:pPr>
+      <w:r>
+        <w:rPr>
+          <w:rFonts w:cs="Times New Roman"/>
+          <w:lang w:val="ru-RU"/>
+        </w:rPr>
+        <w:t xml:space="preserve">Система обработки данных (СОД) является ключевым элементом информационной инфраструктуры. В некоторых случаях система обработки данных (СОД) повторно расшифровывается, что является нарушением. Информационная система (ИС) </w:t>
+      </w:r>
+      <w:r>
+        <w:rPr>
+          <w:rFonts w:cs="Times New Roman"/>
+          <w:lang w:val="ru-RU"/>
+        </w:rPr>
+        <w:lastRenderedPageBreak/>
+        <w:t xml:space="preserve">также играет важную роль. Однако ИС иногда используется без предварительного объявления. В тексте может встречаться центральный процессор (ЦП), а иногда ЦП используется без расшифровки. Также встречается оперативная память (ОП), но далее оперативная память может снова писаться полностью. </w:t>
+      </w:r>
+    </w:p>
+    <w:p>
+      <w:pPr>
+        <w:rPr>
+          <w:rFonts w:cs="Times New Roman"/>
+          <w:lang w:val="ru-RU"/>
+        </w:rPr>
+      </w:pPr>
+      <w:r>
+        <w:rPr>
+          <w:rFonts w:cs="Times New Roman"/>
+          <w:i/>
+          <w:lang w:val="ru-RU"/>
+        </w:rPr>
+        <w:t>[Сноска 15] Дополнительное описание СОД и ИС.</w:t>
+      </w:r>
+    </w:p>
+    <w:p>
+      <w:pPr>
+        <w:rPr>
+          <w:rFonts w:cs="Times New Roman"/>
+          <w:lang w:val="ru-RU"/>
+        </w:rPr>
+      </w:pPr>
+      <w:r>
+        <w:rPr>
+          <w:rFonts w:cs="Times New Roman"/>
+          <w:lang w:val="ru-RU"/>
+        </w:rPr>
+        <w:t xml:space="preserve">Система обработки данных (СОД) является ключевым элементом информационной инфраструктуры. В некоторых случаях система обработки данных (СОД) повторно расшифровывается, что является нарушением. Информационная система (ИС) также играет важную роль. Однако ИС иногда используется без предварительного объявления. В тексте может встречаться центральный процессор (ЦП), а иногда ЦП используется без расшифровки. Также встречается оперативная память (ОП), но далее оперативная память может снова писаться полностью. </w:t>
+      </w:r>
+    </w:p>
+    <w:p>
+      <w:pPr>
+        <w:rPr>
+          <w:rFonts w:cs="Times New Roman"/>
+          <w:lang w:val="ru-RU"/>
+        </w:rPr>
+      </w:pPr>
+      <w:r>
+        <w:rPr>
+          <w:rFonts w:cs="Times New Roman"/>
+          <w:i/>
+          <w:lang w:val="ru-RU"/>
+        </w:rPr>
+        <w:t>[Сноска 15] Дополнительное описание СОД и ИС.</w:t>
+      </w:r>
+    </w:p>
+    <w:p>
+      <w:pPr>
+        <w:rPr>
+          <w:rFonts w:cs="Times New Roman"/>
+          <w:lang w:val="ru-RU"/>
+        </w:rPr>
+      </w:pPr>
+      <w:r>
+        <w:rPr>
+          <w:rFonts w:cs="Times New Roman"/>
+          <w:lang w:val="ru-RU"/>
+        </w:rPr>
+        <w:t xml:space="preserve">Система обработки данных (СОД) является ключевым элементом информационной инфраструктуры. В некоторых случаях система обработки данных (СОД) повторно расшифровывается, что является нарушением. Информационная система (ИС) также играет важную роль. Однако ИС иногда используется без предварительного объявления. В тексте может встречаться центральный процессор (ЦП), а иногда ЦП используется без расшифровки. Также встречается оперативная память (ОП), но далее оперативная память может снова писаться полностью. </w:t>
+      </w:r>
+    </w:p>
+    <w:p>
+      <w:pPr>
+        <w:rPr>
+          <w:rFonts w:cs="Times New Roman"/>
+          <w:lang w:val="ru-RU"/>
+        </w:rPr>
+      </w:pPr>
+      <w:r>
+        <w:rPr>
+          <w:rFonts w:cs="Times New Roman"/>
+          <w:i/>
+          <w:lang w:val="ru-RU"/>
+        </w:rPr>
+        <w:t>[Сноска 15] Дополнительное описание СОД и ИС.</w:t>
+      </w:r>
+    </w:p>
+    <w:p>
+      <w:pPr>
+        <w:rPr>
+          <w:rFonts w:cs="Times New Roman"/>
+          <w:lang w:val="ru-RU"/>
+        </w:rPr>
+      </w:pPr>
+      <w:r>
+        <w:rPr>
+          <w:rFonts w:cs="Times New Roman"/>
+          <w:lang w:val="ru-RU"/>
+        </w:rPr>
+        <w:t xml:space="preserve">Система обработки данных (СОД) является ключевым элементом информационной инфраструктуры. В некоторых случаях система обработки данных (СОД) повторно расшифровывается, что является нарушением. Информационная система (ИС) также играет важную роль. Однако ИС иногда используется без предварительного объявления. В тексте может встречаться центральный процессор (ЦП), а иногда ЦП используется без расшифровки. Также встречается оперативная память (ОП), но далее оперативная память может снова писаться полностью. </w:t>
+      </w:r>
+    </w:p>
+    <w:p>
+      <w:pPr>
+        <w:rPr>
+          <w:rFonts w:cs="Times New Roman"/>
+          <w:lang w:val="ru-RU"/>
+        </w:rPr>
+      </w:pPr>
+      <w:r>
+        <w:rPr>
+          <w:rFonts w:cs="Times New Roman"/>
+          <w:i/>
+          <w:lang w:val="ru-RU"/>
+        </w:rPr>
+        <w:t>[Сноска 15] Дополнительное описание СОД и ИС.</w:t>
+      </w:r>
+    </w:p>
+    <w:p>
+      <w:pPr>
+        <w:rPr>
+          <w:rFonts w:cs="Times New Roman"/>
+          <w:lang w:val="ru-RU"/>
+        </w:rPr>
+      </w:pPr>
+      <w:r>
+        <w:rPr>
+          <w:rFonts w:cs="Times New Roman"/>
+          <w:lang w:val="ru-RU"/>
+        </w:rPr>
+        <w:t xml:space="preserve">Система обработки данных (СОД) является ключевым элементом информационной инфраструктуры. В некоторых случаях система обработки данных (СОД) повторно расшифровывается, что является нарушением. Информационная система (ИС) также играет важную роль. Однако ИС иногда используется без предварительного объявления. В тексте может встречаться центральный процессор (ЦП), а иногда ЦП </w:t>
+      </w:r>
+      <w:r>
+        <w:rPr>
+          <w:rFonts w:cs="Times New Roman"/>
+          <w:lang w:val="ru-RU"/>
+        </w:rPr>
+        <w:lastRenderedPageBreak/>
+        <w:t xml:space="preserve">используется без расшифровки. Также встречается оперативная память (ОП), но далее оперативная память может снова писаться полностью. </w:t>
+      </w:r>
+    </w:p>
+    <w:p>
+      <w:pPr>
+        <w:rPr>
+          <w:rFonts w:cs="Times New Roman"/>
+          <w:lang w:val="ru-RU"/>
+        </w:rPr>
+      </w:pPr>
+      <w:r>
+        <w:rPr>
+          <w:rFonts w:cs="Times New Roman"/>
+          <w:i/>
+          <w:lang w:val="ru-RU"/>
+        </w:rPr>
+        <w:t>[Сноска 15] Дополнительное описание СОД и ИС.</w:t>
+      </w:r>
+    </w:p>
+    <w:p>
+      <w:pPr>
+        <w:rPr>
+          <w:rFonts w:cs="Times New Roman"/>
+          <w:lang w:val="ru-RU"/>
+        </w:rPr>
+      </w:pPr>
+      <w:r>
+        <w:rPr>
+          <w:rFonts w:cs="Times New Roman"/>
+          <w:lang w:val="ru-RU"/>
+        </w:rPr>
+        <w:t xml:space="preserve">Система обработки данных (СОД) является ключевым элементом информационной инфраструктуры. В некоторых случаях система обработки данных (СОД) повторно расшифровывается, что является нарушением. Информационная система (ИС) также играет важную роль. Однако ИС иногда используется без предварительного объявления. В тексте может встречаться центральный процессор (ЦП), а иногда ЦП используется без расшифровки. Также встречается оперативная память (ОП), но далее оперативная память может снова писаться полностью. </w:t>
+      </w:r>
+    </w:p>
+    <w:p>
+      <w:pPr>
+        <w:rPr>
+          <w:rFonts w:cs="Times New Roman"/>
+          <w:lang w:val="ru-RU"/>
+        </w:rPr>
+      </w:pPr>
+      <w:r>
+        <w:rPr>
+          <w:rFonts w:cs="Times New Roman"/>
+          <w:i/>
+          <w:lang w:val="ru-RU"/>
+        </w:rPr>
+        <w:t>[Сноска 15] Дополнительное описание СОД и ИС.</w:t>
+      </w:r>
+    </w:p>
+    <w:p>
+      <w:pPr>
+        <w:rPr>
+          <w:rFonts w:cs="Times New Roman"/>
+          <w:lang w:val="ru-RU"/>
+        </w:rPr>
+      </w:pPr>
+      <w:r>
+        <w:rPr>
+          <w:rFonts w:cs="Times New Roman"/>
+          <w:lang w:val="ru-RU"/>
+        </w:rPr>
+        <w:t xml:space="preserve">Система обработки данных (СОД) является ключевым элементом информационной инфраструктуры. В некоторых случаях система обработки данных (СОД) повторно расшифровывается, что является нарушением. Информационная система (ИС) также играет важную роль. Однако ИС иногда используется без предварительного объявления. В тексте может встречаться центральный процессор (ЦП), а иногда ЦП используется без расшифровки. Также встречается оперативная память (ОП), но далее оперативная память может снова писаться полностью. </w:t>
+      </w:r>
+    </w:p>
+    <w:p>
+      <w:pPr>
+        <w:rPr>
+          <w:rFonts w:cs="Times New Roman"/>
+          <w:lang w:val="ru-RU"/>
+        </w:rPr>
+      </w:pPr>
+      <w:r>
+        <w:rPr>
+          <w:rFonts w:cs="Times New Roman"/>
+          <w:i/>
+          <w:lang w:val="ru-RU"/>
+        </w:rPr>
+        <w:t>[Сноска 15] Дополнительное описание СОД и ИС.</w:t>
+      </w:r>
+    </w:p>
+    <w:p>
+      <w:pPr>
+        <w:rPr>
+          <w:rFonts w:cs="Times New Roman"/>
+          <w:lang w:val="ru-RU"/>
+        </w:rPr>
+      </w:pPr>
+      <w:r>
+        <w:rPr>
+          <w:rFonts w:cs="Times New Roman"/>
+          <w:lang w:val="ru-RU"/>
+        </w:rPr>
+        <w:t xml:space="preserve">Система обработки данных (СОД) является ключевым элементом информационной инфраструктуры. В некоторых случаях система обработки данных (СОД) повторно расшифровывается, что является нарушением. Информационная система (ИС) также играет важную роль. Однако ИС иногда используется без предварительного объявления. В тексте может встречаться центральный процессор (ЦП), а иногда ЦП используется без расшифровки. Также встречается оперативная память (ОП), но далее оперативная память может снова писаться полностью. </w:t>
+      </w:r>
+    </w:p>
+    <w:p>
+      <w:pPr>
+        <w:rPr>
+          <w:rFonts w:cs="Times New Roman"/>
+          <w:lang w:val="ru-RU"/>
+        </w:rPr>
+      </w:pPr>
+      <w:r>
+        <w:rPr>
+          <w:rFonts w:cs="Times New Roman"/>
+          <w:i/>
+          <w:lang w:val="ru-RU"/>
+        </w:rPr>
+        <w:t>[Сноска 15] Дополнительное описание СОД и ИС.</w:t>
       </w:r>
     </w:p>
     <w:tbl>
       <w:tblPr>
-        <w:tblStyle w:val="aff0"/>
         <w:tblW w:w="0" w:type="auto"/>
         <w:tblLook w:val="04A0" w:firstRow="1" w:lastRow="0" w:firstColumn="1" w:lastColumn="0" w:noHBand="0" w:noVBand="1"/>
       </w:tblPr>
       <w:tblGrid>
-        <w:gridCol w:w="2353"/>
-        <w:gridCol w:w="2353"/>
-        <w:gridCol w:w="2353"/>
-        <w:gridCol w:w="2353"/>
+        <w:gridCol w:w="4320"/>
+        <w:gridCol w:w="4320"/>
       </w:tblGrid>
       <w:tr>
         <w:tc>
           <w:tcPr>
-            <w:tcW w:w="2353" w:type="dxa"/>
+            <w:tcW w:w="4320" w:type="dxa"/>
           </w:tcPr>
           <w:p>
+            <w:pPr>
+              <w:rPr>
+                <w:rFonts w:cs="Times New Roman"/>
+              </w:rPr>
+            </w:pPr>
             <w:r>
               <w:rPr>
-                <w:rFonts w:ascii="Arial" w:eastAsia="Arial" w:hAnsi="Arial"/>
-                <w:sz w:val="20"/>
+                <w:rFonts w:cs="Times New Roman"/>
               </w:rPr>
-              <w:t>№</w:t>
+              <w:t>Сокращение</w:t>
             </w:r>
           </w:p>
         </w:tc>
         <w:tc>
           <w:tcPr>
-            <w:tcW w:w="2353" w:type="dxa"/>
-          </w:tcPr>
-          <w:p>
-            <w:proofErr w:type="spellStart"/>
-            <w:r>
-              <w:rPr>
-                <w:rFonts w:ascii="Arial" w:eastAsia="Arial" w:hAnsi="Arial"/>
-                <w:sz w:val="20"/>
-              </w:rPr>
-              <w:t>Полная</w:t>
-            </w:r>
-            <w:proofErr w:type="spellEnd"/>
-            <w:r>
-              <w:rPr>
-                <w:rFonts w:ascii="Arial" w:eastAsia="Arial" w:hAnsi="Arial"/>
-                <w:sz w:val="20"/>
-              </w:rPr>
-              <w:t xml:space="preserve"> </w:t>
-            </w:r>
-            <w:proofErr w:type="spellStart"/>
-            <w:r>
-              <w:rPr>
-                <w:rFonts w:ascii="Arial" w:eastAsia="Arial" w:hAnsi="Arial"/>
-                <w:sz w:val="20"/>
-              </w:rPr>
-              <w:t>форма</w:t>
-            </w:r>
-            <w:proofErr w:type="spellEnd"/>
-          </w:p>
-        </w:tc>
-        <w:tc>
-          <w:tcPr>
-            <w:tcW w:w="2353" w:type="dxa"/>
-          </w:tcPr>
-          <w:p>
-            <w:proofErr w:type="spellStart"/>
-            <w:r>
-              <w:rPr>
-                <w:rFonts w:ascii="Arial" w:eastAsia="Arial" w:hAnsi="Arial"/>
-                <w:sz w:val="20"/>
-              </w:rPr>
-              <w:t>Сокращение</w:t>
-            </w:r>
-            <w:proofErr w:type="spellEnd"/>
-          </w:p>
-        </w:tc>
-        <w:tc>
-          <w:tcPr>
-            <w:tcW w:w="2353" w:type="dxa"/>
-          </w:tcPr>
-          <w:p>
-            <w:proofErr w:type="spellStart"/>
-            <w:r>
-              <w:rPr>
-                <w:rFonts w:ascii="Arial" w:eastAsia="Arial" w:hAnsi="Arial"/>
-                <w:sz w:val="20"/>
-              </w:rPr>
-              <w:t>Комментарий</w:t>
-            </w:r>
-            <w:proofErr w:type="spellEnd"/>
-          </w:p>
-        </w:tc>
-      </w:tr>
-      <w:tr>
-        <w:tc>
-          <w:tcPr>
-            <w:tcW w:w="2353" w:type="dxa"/>
-          </w:tcPr>
-          <w:p>
-            <w:r>
-              <w:rPr>
-                <w:rFonts w:ascii="Arial" w:eastAsia="Arial" w:hAnsi="Arial"/>
-                <w:sz w:val="20"/>
-              </w:rPr>
-              <w:t>1</w:t>
-            </w:r>
-          </w:p>
-        </w:tc>
-        <w:tc>
-          <w:tcPr>
-            <w:tcW w:w="2353" w:type="dxa"/>
-          </w:tcPr>
-          <w:p>
-            <w:proofErr w:type="spellStart"/>
-            <w:r>
-              <w:rPr>
-                <w:rFonts w:ascii="Arial" w:eastAsia="Arial" w:hAnsi="Arial"/>
-                <w:sz w:val="20"/>
-              </w:rPr>
-              <w:t>система</w:t>
-            </w:r>
-            <w:proofErr w:type="spellEnd"/>
-            <w:r>
-              <w:rPr>
-                <w:rFonts w:ascii="Arial" w:eastAsia="Arial" w:hAnsi="Arial"/>
-                <w:sz w:val="20"/>
-              </w:rPr>
-              <w:t xml:space="preserve"> </w:t>
-            </w:r>
-            <w:proofErr w:type="spellStart"/>
-            <w:r>
-              <w:rPr>
-                <w:rFonts w:ascii="Arial" w:eastAsia="Arial" w:hAnsi="Arial"/>
-                <w:sz w:val="20"/>
-              </w:rPr>
-              <w:t>управления</w:t>
-            </w:r>
-            <w:proofErr w:type="spellEnd"/>
-            <w:r>
-              <w:rPr>
-                <w:rFonts w:ascii="Arial" w:eastAsia="Arial" w:hAnsi="Arial"/>
-                <w:sz w:val="20"/>
-              </w:rPr>
-              <w:t xml:space="preserve"> </w:t>
-            </w:r>
-            <w:proofErr w:type="spellStart"/>
-            <w:r>
-              <w:rPr>
-                <w:rFonts w:ascii="Arial" w:eastAsia="Arial" w:hAnsi="Arial"/>
-                <w:sz w:val="20"/>
-              </w:rPr>
-              <w:t>доступом</w:t>
-            </w:r>
-            <w:proofErr w:type="spellEnd"/>
-          </w:p>
-        </w:tc>
-        <w:tc>
-          <w:tcPr>
-            <w:tcW w:w="2353" w:type="dxa"/>
-          </w:tcPr>
-          <w:p>
-            <w:r>
-              <w:rPr>
-                <w:rFonts w:ascii="Arial" w:eastAsia="Arial" w:hAnsi="Arial"/>
-                <w:sz w:val="20"/>
-              </w:rPr>
-              <w:t>СУД</w:t>
-            </w:r>
-          </w:p>
-        </w:tc>
-        <w:tc>
-          <w:tcPr>
-            <w:tcW w:w="2353" w:type="dxa"/>
-          </w:tcPr>
-          <w:p>
-            <w:proofErr w:type="spellStart"/>
-            <w:r>
-              <w:rPr>
-                <w:rFonts w:ascii="Arial" w:eastAsia="Arial" w:hAnsi="Arial"/>
-                <w:sz w:val="20"/>
-              </w:rPr>
-              <w:t>Уже</w:t>
-            </w:r>
-            <w:proofErr w:type="spellEnd"/>
-            <w:r>
-              <w:rPr>
-                <w:rFonts w:ascii="Arial" w:eastAsia="Arial" w:hAnsi="Arial"/>
-                <w:sz w:val="20"/>
-              </w:rPr>
-              <w:t xml:space="preserve"> </w:t>
-            </w:r>
-            <w:proofErr w:type="spellStart"/>
-            <w:r>
-              <w:rPr>
-                <w:rFonts w:ascii="Arial" w:eastAsia="Arial" w:hAnsi="Arial"/>
-                <w:sz w:val="20"/>
-              </w:rPr>
-              <w:t>объявлено</w:t>
-            </w:r>
-            <w:proofErr w:type="spellEnd"/>
-            <w:r>
-              <w:rPr>
-                <w:rFonts w:ascii="Arial" w:eastAsia="Arial" w:hAnsi="Arial"/>
-                <w:sz w:val="20"/>
-              </w:rPr>
-              <w:t xml:space="preserve"> в </w:t>
-            </w:r>
-            <w:proofErr w:type="spellStart"/>
-            <w:r>
-              <w:rPr>
-                <w:rFonts w:ascii="Arial" w:eastAsia="Arial" w:hAnsi="Arial"/>
-                <w:sz w:val="20"/>
-              </w:rPr>
-              <w:t>тексте</w:t>
-            </w:r>
-            <w:proofErr w:type="spellEnd"/>
-          </w:p>
-        </w:tc>
-      </w:tr>
-      <w:tr>
-        <w:tc>
-          <w:tcPr>
-            <w:tcW w:w="2353" w:type="dxa"/>
-          </w:tcPr>
-          <w:p>
-            <w:r>
-              <w:rPr>
-                <w:rFonts w:ascii="Arial" w:eastAsia="Arial" w:hAnsi="Arial"/>
-                <w:sz w:val="20"/>
-              </w:rPr>
-              <w:t>2</w:t>
-            </w:r>
-          </w:p>
-        </w:tc>
-        <w:tc>
-          <w:tcPr>
-            <w:tcW w:w="2353" w:type="dxa"/>
-          </w:tcPr>
-          <w:p>
-            <w:proofErr w:type="spellStart"/>
-            <w:r>
-              <w:rPr>
-                <w:rFonts w:ascii="Arial" w:eastAsia="Arial" w:hAnsi="Arial"/>
-                <w:sz w:val="20"/>
-              </w:rPr>
-              <w:t>центр</w:t>
-            </w:r>
-            <w:proofErr w:type="spellEnd"/>
-            <w:r>
-              <w:rPr>
-                <w:rFonts w:ascii="Arial" w:eastAsia="Arial" w:hAnsi="Arial"/>
-                <w:sz w:val="20"/>
-              </w:rPr>
-              <w:t xml:space="preserve"> </w:t>
-            </w:r>
-            <w:proofErr w:type="spellStart"/>
-            <w:r>
-              <w:rPr>
-                <w:rFonts w:ascii="Arial" w:eastAsia="Arial" w:hAnsi="Arial"/>
-                <w:sz w:val="20"/>
-              </w:rPr>
-              <w:t>обработки</w:t>
-            </w:r>
-            <w:proofErr w:type="spellEnd"/>
-            <w:r>
-              <w:rPr>
-                <w:rFonts w:ascii="Arial" w:eastAsia="Arial" w:hAnsi="Arial"/>
-                <w:sz w:val="20"/>
-              </w:rPr>
-              <w:t xml:space="preserve"> </w:t>
-            </w:r>
-            <w:proofErr w:type="spellStart"/>
-            <w:r>
-              <w:rPr>
-                <w:rFonts w:ascii="Arial" w:eastAsia="Arial" w:hAnsi="Arial"/>
-                <w:sz w:val="20"/>
-              </w:rPr>
-              <w:t>данных</w:t>
-            </w:r>
-            <w:proofErr w:type="spellEnd"/>
-          </w:p>
-        </w:tc>
-        <w:tc>
-          <w:tcPr>
-            <w:tcW w:w="2353" w:type="dxa"/>
-          </w:tcPr>
-          <w:p>
-            <w:r>
-              <w:rPr>
-                <w:rFonts w:ascii="Arial" w:eastAsia="Arial" w:hAnsi="Arial"/>
-                <w:sz w:val="20"/>
-              </w:rPr>
-              <w:t>ЦОД</w:t>
-            </w:r>
-          </w:p>
-        </w:tc>
-        <w:tc>
-          <w:tcPr>
-            <w:tcW w:w="2353" w:type="dxa"/>
+            <w:tcW w:w="4320" w:type="dxa"/>
           </w:tcPr>
           <w:p>
             <w:pPr>
               <w:rPr>
-                <w:lang w:val="ru-RU"/>
+                <w:rFonts w:cs="Times New Roman"/>
               </w:rPr>
             </w:pPr>
             <w:r>
               <w:rPr>
-                <w:rFonts w:ascii="Arial" w:eastAsia="Arial" w:hAnsi="Arial"/>
-                <w:sz w:val="20"/>
-                <w:lang w:val="ru-RU"/>
+                <w:rFonts w:cs="Times New Roman"/>
               </w:rPr>
-              <w:t>Объявлено в прямом и обратном формате</w:t>
+              <w:t>Описание</w:t>
             </w:r>
           </w:p>
         </w:tc>
@@ -1186,1130 +4217,37 @@
       <w:tr>
         <w:tc>
           <w:tcPr>
-            <w:tcW w:w="2353" w:type="dxa"/>
+            <w:tcW w:w="4320" w:type="dxa"/>
           </w:tcPr>
           <w:p>
+            <w:pPr>
+              <w:rPr>
+                <w:rFonts w:cs="Times New Roman"/>
+              </w:rPr>
+            </w:pPr>
             <w:r>
               <w:rPr>
-                <w:rFonts w:ascii="Arial" w:eastAsia="Arial" w:hAnsi="Arial"/>
-                <w:sz w:val="20"/>
+                <w:rFonts w:cs="Times New Roman"/>
               </w:rPr>
-              <w:t>3</w:t>
+              <w:t>СОД</w:t>
             </w:r>
           </w:p>
         </w:tc>
         <w:tc>
           <w:tcPr>
-            <w:tcW w:w="2353" w:type="dxa"/>
+            <w:tcW w:w="4320" w:type="dxa"/>
           </w:tcPr>
           <w:p>
-            <w:proofErr w:type="spellStart"/>
+            <w:pPr>
+              <w:rPr>
+                <w:rFonts w:cs="Times New Roman"/>
+              </w:rPr>
+            </w:pPr>
             <w:r>
               <w:rPr>
-                <w:rFonts w:ascii="Arial" w:eastAsia="Arial" w:hAnsi="Arial"/>
-                <w:sz w:val="20"/>
+                <w:rFonts w:cs="Times New Roman"/>
               </w:rPr>
-              <w:t>автоматизированная</w:t>
-            </w:r>
-            <w:proofErr w:type="spellEnd"/>
-            <w:r>
-              <w:rPr>
-                <w:rFonts w:ascii="Arial" w:eastAsia="Arial" w:hAnsi="Arial"/>
-                <w:sz w:val="20"/>
-              </w:rPr>
-              <w:t xml:space="preserve"> </w:t>
-            </w:r>
-            <w:proofErr w:type="spellStart"/>
-            <w:r>
-              <w:rPr>
-                <w:rFonts w:ascii="Arial" w:eastAsia="Arial" w:hAnsi="Arial"/>
-                <w:sz w:val="20"/>
-              </w:rPr>
-              <w:t>система</w:t>
-            </w:r>
-            <w:proofErr w:type="spellEnd"/>
-            <w:r>
-              <w:rPr>
-                <w:rFonts w:ascii="Arial" w:eastAsia="Arial" w:hAnsi="Arial"/>
-                <w:sz w:val="20"/>
-              </w:rPr>
-              <w:t xml:space="preserve"> </w:t>
-            </w:r>
-            <w:proofErr w:type="spellStart"/>
-            <w:r>
-              <w:rPr>
-                <w:rFonts w:ascii="Arial" w:eastAsia="Arial" w:hAnsi="Arial"/>
-                <w:sz w:val="20"/>
-              </w:rPr>
-              <w:t>мониторинга</w:t>
-            </w:r>
-            <w:proofErr w:type="spellEnd"/>
-            <w:r>
-              <w:rPr>
-                <w:rFonts w:ascii="Arial" w:eastAsia="Arial" w:hAnsi="Arial"/>
-                <w:sz w:val="20"/>
-              </w:rPr>
-              <w:t xml:space="preserve"> </w:t>
-            </w:r>
-            <w:proofErr w:type="spellStart"/>
-            <w:r>
-              <w:rPr>
-                <w:rFonts w:ascii="Arial" w:eastAsia="Arial" w:hAnsi="Arial"/>
-                <w:sz w:val="20"/>
-              </w:rPr>
-              <w:t>событий</w:t>
-            </w:r>
-            <w:proofErr w:type="spellEnd"/>
-          </w:p>
-        </w:tc>
-        <w:tc>
-          <w:tcPr>
-            <w:tcW w:w="2353" w:type="dxa"/>
-          </w:tcPr>
-          <w:p/>
-        </w:tc>
-        <w:tc>
-          <w:tcPr>
-            <w:tcW w:w="2353" w:type="dxa"/>
-          </w:tcPr>
-          <w:p>
-            <w:proofErr w:type="spellStart"/>
-            <w:r>
-              <w:rPr>
-                <w:rFonts w:ascii="Arial" w:eastAsia="Arial" w:hAnsi="Arial"/>
-                <w:sz w:val="20"/>
-              </w:rPr>
-              <w:t>Сокращение</w:t>
-            </w:r>
-            <w:proofErr w:type="spellEnd"/>
-            <w:r>
-              <w:rPr>
-                <w:rFonts w:ascii="Arial" w:eastAsia="Arial" w:hAnsi="Arial"/>
-                <w:sz w:val="20"/>
-              </w:rPr>
-              <w:t xml:space="preserve"> </w:t>
-            </w:r>
-            <w:proofErr w:type="spellStart"/>
-            <w:r>
-              <w:rPr>
-                <w:rFonts w:ascii="Arial" w:eastAsia="Arial" w:hAnsi="Arial"/>
-                <w:sz w:val="20"/>
-              </w:rPr>
-              <w:t>не</w:t>
-            </w:r>
-            <w:proofErr w:type="spellEnd"/>
-            <w:r>
-              <w:rPr>
-                <w:rFonts w:ascii="Arial" w:eastAsia="Arial" w:hAnsi="Arial"/>
-                <w:sz w:val="20"/>
-              </w:rPr>
-              <w:t xml:space="preserve"> </w:t>
-            </w:r>
-            <w:proofErr w:type="spellStart"/>
-            <w:r>
-              <w:rPr>
-                <w:rFonts w:ascii="Arial" w:eastAsia="Arial" w:hAnsi="Arial"/>
-                <w:sz w:val="20"/>
-              </w:rPr>
-              <w:t>введено</w:t>
-            </w:r>
-            <w:proofErr w:type="spellEnd"/>
-          </w:p>
-        </w:tc>
-      </w:tr>
-      <w:tr>
-        <w:tc>
-          <w:tcPr>
-            <w:tcW w:w="2353" w:type="dxa"/>
-          </w:tcPr>
-          <w:p>
-            <w:r>
-              <w:rPr>
-                <w:rFonts w:ascii="Arial" w:eastAsia="Arial" w:hAnsi="Arial"/>
-                <w:sz w:val="20"/>
-              </w:rPr>
-              <w:t>4</w:t>
-            </w:r>
-          </w:p>
-        </w:tc>
-        <w:tc>
-          <w:tcPr>
-            <w:tcW w:w="2353" w:type="dxa"/>
-          </w:tcPr>
-          <w:p>
-            <w:proofErr w:type="spellStart"/>
-            <w:r>
-              <w:rPr>
-                <w:rFonts w:ascii="Arial" w:eastAsia="Arial" w:hAnsi="Arial"/>
-                <w:sz w:val="20"/>
-              </w:rPr>
-              <w:t>распределённая</w:t>
-            </w:r>
-            <w:proofErr w:type="spellEnd"/>
-            <w:r>
-              <w:rPr>
-                <w:rFonts w:ascii="Arial" w:eastAsia="Arial" w:hAnsi="Arial"/>
-                <w:sz w:val="20"/>
-              </w:rPr>
-              <w:t xml:space="preserve"> </w:t>
-            </w:r>
-            <w:proofErr w:type="spellStart"/>
-            <w:r>
-              <w:rPr>
-                <w:rFonts w:ascii="Arial" w:eastAsia="Arial" w:hAnsi="Arial"/>
-                <w:sz w:val="20"/>
-              </w:rPr>
-              <w:t>база</w:t>
-            </w:r>
-            <w:proofErr w:type="spellEnd"/>
-            <w:r>
-              <w:rPr>
-                <w:rFonts w:ascii="Arial" w:eastAsia="Arial" w:hAnsi="Arial"/>
-                <w:sz w:val="20"/>
-              </w:rPr>
-              <w:t xml:space="preserve"> </w:t>
-            </w:r>
-            <w:proofErr w:type="spellStart"/>
-            <w:r>
-              <w:rPr>
-                <w:rFonts w:ascii="Arial" w:eastAsia="Arial" w:hAnsi="Arial"/>
-                <w:sz w:val="20"/>
-              </w:rPr>
-              <w:t>пользовательских</w:t>
-            </w:r>
-            <w:proofErr w:type="spellEnd"/>
-            <w:r>
-              <w:rPr>
-                <w:rFonts w:ascii="Arial" w:eastAsia="Arial" w:hAnsi="Arial"/>
-                <w:sz w:val="20"/>
-              </w:rPr>
-              <w:t xml:space="preserve"> </w:t>
-            </w:r>
-            <w:proofErr w:type="spellStart"/>
-            <w:r>
-              <w:rPr>
-                <w:rFonts w:ascii="Arial" w:eastAsia="Arial" w:hAnsi="Arial"/>
-                <w:sz w:val="20"/>
-              </w:rPr>
-              <w:t>профилей</w:t>
-            </w:r>
-            <w:proofErr w:type="spellEnd"/>
-          </w:p>
-        </w:tc>
-        <w:tc>
-          <w:tcPr>
-            <w:tcW w:w="2353" w:type="dxa"/>
-          </w:tcPr>
-          <w:p/>
-        </w:tc>
-        <w:tc>
-          <w:tcPr>
-            <w:tcW w:w="2353" w:type="dxa"/>
-          </w:tcPr>
-          <w:p>
-            <w:proofErr w:type="spellStart"/>
-            <w:r>
-              <w:rPr>
-                <w:rFonts w:ascii="Arial" w:eastAsia="Arial" w:hAnsi="Arial"/>
-                <w:sz w:val="20"/>
-              </w:rPr>
-              <w:t>Сокращение</w:t>
-            </w:r>
-            <w:proofErr w:type="spellEnd"/>
-            <w:r>
-              <w:rPr>
-                <w:rFonts w:ascii="Arial" w:eastAsia="Arial" w:hAnsi="Arial"/>
-                <w:sz w:val="20"/>
-              </w:rPr>
-              <w:t xml:space="preserve"> </w:t>
-            </w:r>
-            <w:proofErr w:type="spellStart"/>
-            <w:r>
-              <w:rPr>
-                <w:rFonts w:ascii="Arial" w:eastAsia="Arial" w:hAnsi="Arial"/>
-                <w:sz w:val="20"/>
-              </w:rPr>
-              <w:t>не</w:t>
-            </w:r>
-            <w:proofErr w:type="spellEnd"/>
-            <w:r>
-              <w:rPr>
-                <w:rFonts w:ascii="Arial" w:eastAsia="Arial" w:hAnsi="Arial"/>
-                <w:sz w:val="20"/>
-              </w:rPr>
-              <w:t xml:space="preserve"> </w:t>
-            </w:r>
-            <w:proofErr w:type="spellStart"/>
-            <w:r>
-              <w:rPr>
-                <w:rFonts w:ascii="Arial" w:eastAsia="Arial" w:hAnsi="Arial"/>
-                <w:sz w:val="20"/>
-              </w:rPr>
-              <w:t>введено</w:t>
-            </w:r>
-            <w:proofErr w:type="spellEnd"/>
-          </w:p>
-        </w:tc>
-      </w:tr>
-      <w:tr>
-        <w:tc>
-          <w:tcPr>
-            <w:tcW w:w="2353" w:type="dxa"/>
-          </w:tcPr>
-          <w:p>
-            <w:r>
-              <w:rPr>
-                <w:rFonts w:ascii="Arial" w:eastAsia="Arial" w:hAnsi="Arial"/>
-                <w:sz w:val="20"/>
-              </w:rPr>
-              <w:t>5</w:t>
-            </w:r>
-          </w:p>
-        </w:tc>
-        <w:tc>
-          <w:tcPr>
-            <w:tcW w:w="2353" w:type="dxa"/>
-          </w:tcPr>
-          <w:p>
-            <w:proofErr w:type="spellStart"/>
-            <w:r>
-              <w:rPr>
-                <w:rFonts w:ascii="Arial" w:eastAsia="Arial" w:hAnsi="Arial"/>
-                <w:sz w:val="20"/>
-              </w:rPr>
-              <w:t>модуль</w:t>
-            </w:r>
-            <w:proofErr w:type="spellEnd"/>
-            <w:r>
-              <w:rPr>
-                <w:rFonts w:ascii="Arial" w:eastAsia="Arial" w:hAnsi="Arial"/>
-                <w:sz w:val="20"/>
-              </w:rPr>
-              <w:t xml:space="preserve"> </w:t>
-            </w:r>
-            <w:proofErr w:type="spellStart"/>
-            <w:r>
-              <w:rPr>
-                <w:rFonts w:ascii="Arial" w:eastAsia="Arial" w:hAnsi="Arial"/>
-                <w:sz w:val="20"/>
-              </w:rPr>
-              <w:t>анализа</w:t>
-            </w:r>
-            <w:proofErr w:type="spellEnd"/>
-            <w:r>
-              <w:rPr>
-                <w:rFonts w:ascii="Arial" w:eastAsia="Arial" w:hAnsi="Arial"/>
-                <w:sz w:val="20"/>
-              </w:rPr>
-              <w:t xml:space="preserve"> </w:t>
-            </w:r>
-            <w:proofErr w:type="spellStart"/>
-            <w:r>
-              <w:rPr>
-                <w:rFonts w:ascii="Arial" w:eastAsia="Arial" w:hAnsi="Arial"/>
-                <w:sz w:val="20"/>
-              </w:rPr>
-              <w:t>текстовых</w:t>
-            </w:r>
-            <w:proofErr w:type="spellEnd"/>
-            <w:r>
-              <w:rPr>
-                <w:rFonts w:ascii="Arial" w:eastAsia="Arial" w:hAnsi="Arial"/>
-                <w:sz w:val="20"/>
-              </w:rPr>
-              <w:t xml:space="preserve"> </w:t>
-            </w:r>
-            <w:proofErr w:type="spellStart"/>
-            <w:r>
-              <w:rPr>
-                <w:rFonts w:ascii="Arial" w:eastAsia="Arial" w:hAnsi="Arial"/>
-                <w:sz w:val="20"/>
-              </w:rPr>
-              <w:t>документов</w:t>
-            </w:r>
-            <w:proofErr w:type="spellEnd"/>
-          </w:p>
-        </w:tc>
-        <w:tc>
-          <w:tcPr>
-            <w:tcW w:w="2353" w:type="dxa"/>
-          </w:tcPr>
-          <w:p/>
-        </w:tc>
-        <w:tc>
-          <w:tcPr>
-            <w:tcW w:w="2353" w:type="dxa"/>
-          </w:tcPr>
-          <w:p>
-            <w:proofErr w:type="spellStart"/>
-            <w:r>
-              <w:rPr>
-                <w:rFonts w:ascii="Arial" w:eastAsia="Arial" w:hAnsi="Arial"/>
-                <w:sz w:val="20"/>
-              </w:rPr>
-              <w:t>Сокращение</w:t>
-            </w:r>
-            <w:proofErr w:type="spellEnd"/>
-            <w:r>
-              <w:rPr>
-                <w:rFonts w:ascii="Arial" w:eastAsia="Arial" w:hAnsi="Arial"/>
-                <w:sz w:val="20"/>
-              </w:rPr>
-              <w:t xml:space="preserve"> </w:t>
-            </w:r>
-            <w:proofErr w:type="spellStart"/>
-            <w:r>
-              <w:rPr>
-                <w:rFonts w:ascii="Arial" w:eastAsia="Arial" w:hAnsi="Arial"/>
-                <w:sz w:val="20"/>
-              </w:rPr>
-              <w:t>не</w:t>
-            </w:r>
-            <w:proofErr w:type="spellEnd"/>
-            <w:r>
-              <w:rPr>
-                <w:rFonts w:ascii="Arial" w:eastAsia="Arial" w:hAnsi="Arial"/>
-                <w:sz w:val="20"/>
-              </w:rPr>
-              <w:t xml:space="preserve"> </w:t>
-            </w:r>
-            <w:proofErr w:type="spellStart"/>
-            <w:r>
-              <w:rPr>
-                <w:rFonts w:ascii="Arial" w:eastAsia="Arial" w:hAnsi="Arial"/>
-                <w:sz w:val="20"/>
-              </w:rPr>
-              <w:t>введено</w:t>
-            </w:r>
-            <w:proofErr w:type="spellEnd"/>
-          </w:p>
-        </w:tc>
-      </w:tr>
-    </w:tbl>
-    <w:p>
-      <w:pPr>
-        <w:spacing w:after="120"/>
-        <w:ind w:firstLine="709"/>
-        <w:rPr>
-          <w:lang w:val="ru-RU"/>
-        </w:rPr>
-      </w:pPr>
-      <w:r>
-        <w:rPr>
-          <w:rFonts w:ascii="Arial" w:eastAsia="Arial" w:hAnsi="Arial"/>
-          <w:sz w:val="22"/>
-          <w:lang w:val="ru-RU"/>
-        </w:rPr>
-        <w:t>После анализа таблицы ожидается, что алгоритм выделит как уже существующие аббревиатуры СУД и ЦОД, так и полные формы автоматизированная система мониторинга событий, распределённая база пользовательских профилей и модуль анализа текстовых документов как кандидаты для дальнейшей оценки.</w:t>
-      </w:r>
-    </w:p>
-    <w:p>
-      <w:pPr>
-        <w:rPr>
-          <w:lang w:val="ru-RU"/>
-        </w:rPr>
-      </w:pPr>
-      <w:r>
-        <w:rPr>
-          <w:lang w:val="ru-RU"/>
-        </w:rPr>
-        <w:br w:type="page"/>
-      </w:r>
-    </w:p>
-    <w:p>
-      <w:pPr>
-        <w:pStyle w:val="1"/>
-        <w:spacing w:after="120"/>
-        <w:rPr>
-          <w:lang w:val="ru-RU"/>
-        </w:rPr>
-      </w:pPr>
-      <w:r>
-        <w:rPr>
-          <w:lang w:val="ru-RU"/>
-        </w:rPr>
-        <w:lastRenderedPageBreak/>
-        <w:t>8 Повторное использование расшифровок</w:t>
-      </w:r>
-    </w:p>
-    <w:p>
-      <w:pPr>
-        <w:spacing w:after="120"/>
-        <w:ind w:firstLine="709"/>
-        <w:rPr>
-          <w:lang w:val="ru-RU"/>
-        </w:rPr>
-      </w:pPr>
-      <w:r>
-        <w:rPr>
-          <w:rFonts w:ascii="Arial" w:eastAsia="Arial" w:hAnsi="Arial"/>
-          <w:sz w:val="22"/>
-          <w:lang w:val="ru-RU"/>
-        </w:rPr>
-        <w:t>Данный раздел предназначен специально для проверки требования о единственности объявления расшифровки. Здесь после первоначального объявления снова используются полные формы система управления доступом и центр обработки данных, хотя в дальнейшем следовало бы применять сокращения СУД и ЦОД.</w:t>
-      </w:r>
-    </w:p>
-    <w:p>
-      <w:pPr>
-        <w:spacing w:after="120"/>
-        <w:ind w:firstLine="709"/>
-        <w:rPr>
-          <w:lang w:val="ru-RU"/>
-        </w:rPr>
-      </w:pPr>
-      <w:r>
-        <w:rPr>
-          <w:rFonts w:ascii="Arial" w:eastAsia="Arial" w:hAnsi="Arial"/>
-          <w:sz w:val="22"/>
-          <w:lang w:val="ru-RU"/>
-        </w:rPr>
-        <w:t>Такое построение текста позволяет проверить, сможет ли алгоритм не только выделить сокращение и его полную форму, но и обнаружить повторные случаи использования расшифровки в тех местах, где уже должна использоваться аббревиатура. При корректной работе последующих стадий полные формы должны быть выявлены как кандидаты на замену.</w:t>
-      </w:r>
-    </w:p>
-    <w:p>
-      <w:pPr>
-        <w:spacing w:after="120"/>
-        <w:ind w:firstLine="709"/>
-        <w:rPr>
-          <w:lang w:val="ru-RU"/>
-        </w:rPr>
-      </w:pPr>
-      <w:r>
-        <w:rPr>
-          <w:rFonts w:ascii="Arial" w:eastAsia="Arial" w:hAnsi="Arial"/>
-          <w:sz w:val="22"/>
-          <w:lang w:val="ru-RU"/>
-        </w:rPr>
-        <w:t>Дополнительно в тексте повторяется конструкция журнал аудита действий пользователей, а также встречаются словосочетания регламент обработки инцидентов и журнал обработки запросов. Эти элементы помогают проверить, как алгоритм различает действительно значимые термины и второстепенные служебные конструкции.</w:t>
-      </w:r>
-    </w:p>
-    <w:p>
-      <w:pPr>
-        <w:spacing w:after="120"/>
-        <w:ind w:firstLine="709"/>
-        <w:rPr>
-          <w:lang w:val="ru-RU"/>
-        </w:rPr>
-      </w:pPr>
-      <w:r>
-        <w:rPr>
-          <w:rFonts w:ascii="Arial" w:eastAsia="Arial" w:hAnsi="Arial"/>
-          <w:sz w:val="22"/>
-          <w:lang w:val="ru-RU"/>
-        </w:rPr>
-        <w:t>Ожидается, что полные формы, уже имеющие сокращения, будут отмечены как не требующие повторного ввода аббревиатуры, но как требующие контроля повторного использования расшифровок.</w:t>
-      </w:r>
-    </w:p>
-    <w:p>
-      <w:pPr>
-        <w:rPr>
-          <w:lang w:val="ru-RU"/>
-        </w:rPr>
-      </w:pPr>
-      <w:r>
-        <w:rPr>
-          <w:lang w:val="ru-RU"/>
-        </w:rPr>
-        <w:br w:type="page"/>
-      </w:r>
-    </w:p>
-    <w:p>
-      <w:pPr>
-        <w:pStyle w:val="1"/>
-        <w:spacing w:after="120"/>
-        <w:rPr>
-          <w:lang w:val="ru-RU"/>
-        </w:rPr>
-      </w:pPr>
-      <w:r>
-        <w:rPr>
-          <w:lang w:val="ru-RU"/>
-        </w:rPr>
-        <w:lastRenderedPageBreak/>
-        <w:t>9 Заголовки, содержащие сокращения и полные формы</w:t>
-      </w:r>
-    </w:p>
-    <w:p>
-      <w:pPr>
-        <w:spacing w:after="120"/>
-        <w:ind w:firstLine="709"/>
-        <w:rPr>
-          <w:lang w:val="ru-RU"/>
-        </w:rPr>
-      </w:pPr>
-      <w:r>
-        <w:rPr>
-          <w:rFonts w:ascii="Arial" w:eastAsia="Arial" w:hAnsi="Arial"/>
-          <w:sz w:val="22"/>
-          <w:lang w:val="ru-RU"/>
-        </w:rPr>
-        <w:t>В данной части документа акцент сделан на заголовки как на отдельный источник текста. Название раздела содержит одновременно сокращение и полную форму, что необходимо для проверки способности алгоритма анализировать заголовки наряду с обычными абзацами.</w:t>
-      </w:r>
-    </w:p>
-    <w:p>
-      <w:pPr>
-        <w:spacing w:after="120"/>
-        <w:ind w:firstLine="709"/>
-        <w:rPr>
-          <w:lang w:val="ru-RU"/>
-        </w:rPr>
-      </w:pPr>
-      <w:r>
-        <w:rPr>
-          <w:rFonts w:ascii="Arial" w:eastAsia="Arial" w:hAnsi="Arial"/>
-          <w:sz w:val="22"/>
-          <w:lang w:val="ru-RU"/>
-        </w:rPr>
-        <w:t>Внутри раздела дополнительно используется формулировка подсистема контроля целостности (ПКЦ). После первого объявления сокращение ПКЦ встречается повторно в нескольких предложениях, а полная форма подсистема контроля целостности также упоминается повторно специально для тестирования требований к единственности объявления.</w:t>
-      </w:r>
-    </w:p>
-    <w:p>
-      <w:pPr>
-        <w:spacing w:after="120"/>
-        <w:ind w:firstLine="709"/>
-        <w:rPr>
-          <w:lang w:val="ru-RU"/>
-        </w:rPr>
-      </w:pPr>
-      <w:r>
-        <w:rPr>
-          <w:rFonts w:ascii="Arial" w:eastAsia="Arial" w:hAnsi="Arial"/>
-          <w:sz w:val="22"/>
-          <w:lang w:val="ru-RU"/>
-        </w:rPr>
-        <w:t>Также здесь присутствуют конструкции модуль проверки событий безопасности и журнал регистрации запросов. Они помогают проверить работу морфологического анализа на фоне уже объявленных сокращений и заголовков со сложной структурой.</w:t>
-      </w:r>
-    </w:p>
-    <w:p>
-      <w:pPr>
-        <w:spacing w:after="120"/>
-        <w:ind w:firstLine="709"/>
-        <w:rPr>
-          <w:lang w:val="ru-RU"/>
-        </w:rPr>
-      </w:pPr>
-      <w:r>
-        <w:rPr>
-          <w:rFonts w:ascii="Arial" w:eastAsia="Arial" w:hAnsi="Arial"/>
-          <w:sz w:val="22"/>
-          <w:lang w:val="ru-RU"/>
-        </w:rPr>
-        <w:t>Если анализ выполняется корректно, ПКЦ должна быть найдена как уже существующая аббревиатура, а повторные полные формы должны быть отмечены как вторичные употребления.</w:t>
-      </w:r>
-    </w:p>
-    <w:p>
-      <w:pPr>
-        <w:rPr>
-          <w:lang w:val="ru-RU"/>
-        </w:rPr>
-      </w:pPr>
-      <w:r>
-        <w:rPr>
-          <w:lang w:val="ru-RU"/>
-        </w:rPr>
-        <w:br w:type="page"/>
-      </w:r>
-    </w:p>
-    <w:p>
-      <w:pPr>
-        <w:pStyle w:val="1"/>
-        <w:spacing w:after="120"/>
-        <w:rPr>
-          <w:lang w:val="ru-RU"/>
-        </w:rPr>
-      </w:pPr>
-      <w:r>
-        <w:rPr>
-          <w:lang w:val="ru-RU"/>
-        </w:rPr>
-        <w:lastRenderedPageBreak/>
-        <w:t>10 Пример со сноской и дополнительным объявлением</w:t>
-      </w:r>
-    </w:p>
-    <w:p>
-      <w:pPr>
-        <w:pStyle w:val="21"/>
-        <w:spacing w:after="120"/>
-        <w:rPr>
-          <w:lang w:val="ru-RU"/>
-        </w:rPr>
-      </w:pPr>
-      <w:r>
-        <w:rPr>
-          <w:lang w:val="ru-RU"/>
-        </w:rPr>
-        <w:t>Тестовый контекст и ожидаемое поведение алгоритма</w:t>
-      </w:r>
-    </w:p>
-    <w:p>
-      <w:pPr>
-        <w:spacing w:after="120"/>
-        <w:ind w:firstLine="709"/>
-        <w:rPr>
-          <w:lang w:val="ru-RU"/>
-        </w:rPr>
-      </w:pPr>
-      <w:r>
-        <w:rPr>
-          <w:rFonts w:ascii="Arial" w:eastAsia="Arial" w:hAnsi="Arial"/>
-          <w:sz w:val="22"/>
-          <w:lang w:val="ru-RU"/>
-        </w:rPr>
-        <w:t>В этом разделе проверяется обработка сносок. В основном тексте даётся ссылка на дополнительную терминологию, вынесенную в сноску, чтобы алгоритм анализировал не только тело документа, но и сноски как полноценный источник информации.</w:t>
-      </w:r>
-    </w:p>
-    <w:p>
-      <w:pPr>
-        <w:spacing w:after="120"/>
-        <w:ind w:firstLine="709"/>
-        <w:rPr>
-          <w:lang w:val="ru-RU"/>
-        </w:rPr>
-      </w:pPr>
-      <w:r>
-        <w:rPr>
-          <w:rFonts w:ascii="Arial" w:eastAsia="Arial" w:hAnsi="Arial"/>
-          <w:sz w:val="22"/>
-          <w:lang w:val="ru-RU"/>
-        </w:rPr>
-        <w:t>В тексте далее обсуждается поток служебных сообщений, маршрут обработки обращений и журнал распределения уведомлений. Эти конструкции служат фоном для проверки качества анализа, а также позволяют оценить, как дополнительные элементы документа влияют на итоговый набор терминов.</w:t>
-      </w:r>
-    </w:p>
-    <w:p>
-      <w:pPr>
-        <w:spacing w:after="120"/>
-        <w:ind w:firstLine="709"/>
-        <w:rPr>
-          <w:lang w:val="ru-RU"/>
-        </w:rPr>
-      </w:pPr>
-      <w:r>
-        <w:rPr>
-          <w:rFonts w:ascii="Arial" w:eastAsia="Arial" w:hAnsi="Arial"/>
-          <w:sz w:val="22"/>
-          <w:lang w:val="ru-RU"/>
-        </w:rPr>
-        <w:t>Особое значение имеет то обстоятельство, что в сноске будет объявлено новое сокращение, отсутствующее в основном тексте документа. Ожидается, что алгоритм сможет извлечь и полную форму, и сокращение из сноски, а затем включить их в итоговые результаты.</w:t>
-      </w:r>
-      <w:r>
-        <w:rPr>
-          <w:lang w:val="ru-RU"/>
-        </w:rPr>
-        <w:t xml:space="preserve"> </w:t>
-      </w:r>
-      <w:r>
-        <w:footnoteReference w:id="1"/>
-      </w:r>
-    </w:p>
-    <w:p>
-      <w:pPr>
-        <w:rPr>
-          <w:lang w:val="ru-RU"/>
-        </w:rPr>
-      </w:pPr>
-      <w:r>
-        <w:rPr>
-          <w:lang w:val="ru-RU"/>
-        </w:rPr>
-        <w:br w:type="page"/>
-      </w:r>
-    </w:p>
-    <w:p>
-      <w:pPr>
-        <w:pStyle w:val="1"/>
-        <w:spacing w:after="120"/>
-        <w:rPr>
-          <w:lang w:val="ru-RU"/>
-        </w:rPr>
-      </w:pPr>
-      <w:r>
-        <w:rPr>
-          <w:lang w:val="ru-RU"/>
-        </w:rPr>
-        <w:lastRenderedPageBreak/>
-        <w:t>11 Смешанные сценарии использования сокращений</w:t>
-      </w:r>
-    </w:p>
-    <w:p>
-      <w:pPr>
-        <w:spacing w:after="120"/>
-        <w:ind w:firstLine="709"/>
-        <w:rPr>
-          <w:lang w:val="ru-RU"/>
-        </w:rPr>
-      </w:pPr>
-      <w:r>
-        <w:rPr>
-          <w:rFonts w:ascii="Arial" w:eastAsia="Arial" w:hAnsi="Arial"/>
-          <w:sz w:val="22"/>
-          <w:lang w:val="ru-RU"/>
-        </w:rPr>
-        <w:t>Здесь намеренно смешиваются разные типы сценариев. В одном абзаце присутствуют уже известные сокращения СУД, ЦОД и ПКЦ, а рядом с ними используются длинные полные формы без сокращений, например автоматизированная система мониторинга событий и модуль анализа текстовых документов.</w:t>
-      </w:r>
-    </w:p>
-    <w:p>
-      <w:pPr>
-        <w:spacing w:after="120"/>
-        <w:ind w:firstLine="709"/>
-        <w:rPr>
-          <w:lang w:val="ru-RU"/>
-        </w:rPr>
-      </w:pPr>
-      <w:r>
-        <w:rPr>
-          <w:rFonts w:ascii="Arial" w:eastAsia="Arial" w:hAnsi="Arial"/>
-          <w:sz w:val="22"/>
-          <w:lang w:val="ru-RU"/>
-        </w:rPr>
-        <w:t>Такое сочетание позволяет проверить, способен ли алгоритм одновременно обрабатывать уже существующие сокращения и новые полные формы, не смешивая их между собой. Кроме того, в одном предложении повторяется распределённая база пользовательских профилей, а в другом — журнал обработки запросов.</w:t>
-      </w:r>
-    </w:p>
-    <w:p>
-      <w:pPr>
-        <w:spacing w:after="120"/>
-        <w:ind w:firstLine="709"/>
-        <w:rPr>
-          <w:lang w:val="ru-RU"/>
-        </w:rPr>
-      </w:pPr>
-      <w:r>
-        <w:rPr>
-          <w:rFonts w:ascii="Arial" w:eastAsia="Arial" w:hAnsi="Arial"/>
-          <w:sz w:val="22"/>
-          <w:lang w:val="ru-RU"/>
-        </w:rPr>
-        <w:t>Дополнительно приводятся словосочетания матрица полномочий пользователей, подсистема ведения журналов и центр маршрутизации уведомлений. Они могут быть восприняты как кандидаты на сокращение, если удовлетворяют критериям длины и значимости.</w:t>
-      </w:r>
-    </w:p>
-    <w:p>
-      <w:pPr>
-        <w:spacing w:after="120"/>
-        <w:ind w:firstLine="709"/>
-        <w:rPr>
-          <w:lang w:val="ru-RU"/>
-        </w:rPr>
-      </w:pPr>
-      <w:r>
-        <w:rPr>
-          <w:rFonts w:ascii="Arial" w:eastAsia="Arial" w:hAnsi="Arial"/>
-          <w:sz w:val="22"/>
-          <w:lang w:val="ru-RU"/>
-        </w:rPr>
-        <w:t>Содержимое страницы ориентировано на проверку устойчивости алгоритма в условиях плотной концентрации терминов различного типа.</w:t>
-      </w:r>
-    </w:p>
-    <w:p>
-      <w:pPr>
-        <w:rPr>
-          <w:lang w:val="ru-RU"/>
-        </w:rPr>
-      </w:pPr>
-      <w:r>
-        <w:rPr>
-          <w:lang w:val="ru-RU"/>
-        </w:rPr>
-        <w:br w:type="page"/>
-      </w:r>
-    </w:p>
-    <w:p>
-      <w:pPr>
-        <w:pStyle w:val="1"/>
-        <w:spacing w:after="120"/>
-        <w:rPr>
-          <w:lang w:val="ru-RU"/>
-        </w:rPr>
-      </w:pPr>
-      <w:r>
-        <w:rPr>
-          <w:lang w:val="ru-RU"/>
-        </w:rPr>
-        <w:lastRenderedPageBreak/>
-        <w:t>12 Алфавитное покрытие тестовых терминов</w:t>
-      </w:r>
-    </w:p>
-    <w:p>
-      <w:pPr>
-        <w:spacing w:after="120"/>
-        <w:ind w:firstLine="709"/>
-        <w:rPr>
-          <w:lang w:val="ru-RU"/>
-        </w:rPr>
-      </w:pPr>
-      <w:r>
-        <w:rPr>
-          <w:rFonts w:ascii="Arial" w:eastAsia="Arial" w:hAnsi="Arial"/>
-          <w:sz w:val="22"/>
-          <w:lang w:val="ru-RU"/>
-        </w:rPr>
-        <w:t>Для проверки последующей алфавитной сортировки в документ включены дополнительные полные формы, начинающиеся с разных букв. Среди них: архивный модуль проверки конфигурации, блок резервного копирования, журнал входящих уведомлений, комплексная система аудита действий пользователей, модуль контроля политик и подсистема регистрации сеансов.</w:t>
-      </w:r>
-    </w:p>
-    <w:p>
-      <w:pPr>
-        <w:spacing w:after="120"/>
-        <w:ind w:firstLine="709"/>
-        <w:rPr>
-          <w:lang w:val="ru-RU"/>
-        </w:rPr>
-      </w:pPr>
-      <w:r>
-        <w:rPr>
-          <w:rFonts w:ascii="Arial" w:eastAsia="Arial" w:hAnsi="Arial"/>
-          <w:sz w:val="22"/>
-          <w:lang w:val="ru-RU"/>
-        </w:rPr>
-        <w:t>Наличие разнообразных по начальному символу конструкций позволяет проверить корректность итоговой сортировки списка сокращений и убедиться, что алгоритм формирует результирующий перечень в алфавитном порядке независимо от места первого появления термина в тексте.</w:t>
-      </w:r>
-    </w:p>
-    <w:p>
-      <w:pPr>
-        <w:spacing w:after="120"/>
-        <w:ind w:firstLine="709"/>
-        <w:rPr>
-          <w:lang w:val="ru-RU"/>
-        </w:rPr>
-      </w:pPr>
-      <w:r>
-        <w:rPr>
-          <w:rFonts w:ascii="Arial" w:eastAsia="Arial" w:hAnsi="Arial"/>
-          <w:sz w:val="22"/>
-          <w:lang w:val="ru-RU"/>
-        </w:rPr>
-        <w:t>Дополнительно в тексте повторяются автоматизированная система мониторинга событий и распределённая база пользовательских профилей, что увеличивает их частоту и усиливает обоснованность рекомендации о введении сокращения.</w:t>
-      </w:r>
-    </w:p>
-    <w:p>
-      <w:pPr>
-        <w:spacing w:after="120"/>
-        <w:ind w:firstLine="709"/>
-        <w:rPr>
-          <w:lang w:val="ru-RU"/>
-        </w:rPr>
-      </w:pPr>
-      <w:r>
-        <w:rPr>
-          <w:rFonts w:ascii="Arial" w:eastAsia="Arial" w:hAnsi="Arial"/>
-          <w:sz w:val="22"/>
-          <w:lang w:val="ru-RU"/>
-        </w:rPr>
-        <w:t>Данный раздел не вводит новые обязательные сокращения, а предназначен преимущественно для проверки полноты охвата и корректности сортировки результирующего списка.</w:t>
-      </w:r>
-    </w:p>
-    <w:p>
-      <w:pPr>
-        <w:rPr>
-          <w:lang w:val="ru-RU"/>
-        </w:rPr>
-      </w:pPr>
-      <w:r>
-        <w:rPr>
-          <w:lang w:val="ru-RU"/>
-        </w:rPr>
-        <w:br w:type="page"/>
-      </w:r>
-    </w:p>
-    <w:p>
-      <w:pPr>
-        <w:pStyle w:val="1"/>
-        <w:spacing w:after="120"/>
-        <w:rPr>
-          <w:lang w:val="ru-RU"/>
-        </w:rPr>
-      </w:pPr>
-      <w:r>
-        <w:rPr>
-          <w:lang w:val="ru-RU"/>
-        </w:rPr>
-        <w:lastRenderedPageBreak/>
-        <w:t>13 Дополнительная таблица с неоднородными случаями</w:t>
-      </w:r>
-    </w:p>
-    <w:p>
-      <w:pPr>
-        <w:spacing w:after="120"/>
-        <w:ind w:firstLine="709"/>
-        <w:rPr>
-          <w:lang w:val="ru-RU"/>
-        </w:rPr>
-      </w:pPr>
-      <w:r>
-        <w:rPr>
-          <w:rFonts w:ascii="Arial" w:eastAsia="Arial" w:hAnsi="Arial"/>
-          <w:sz w:val="22"/>
-          <w:lang w:val="ru-RU"/>
-        </w:rPr>
-        <w:t>Ниже приводится вторая таблица, в которой объединены полные формы, уже существующие сокращения и строки без заполненного столбца сокращения. Это необходимо для проверки того, что алгоритм корректно обрабатывает неоднородное табличное содержимое.</w:t>
-      </w:r>
-    </w:p>
-    <w:tbl>
-      <w:tblPr>
-        <w:tblStyle w:val="aff0"/>
-        <w:tblW w:w="0" w:type="auto"/>
-        <w:tblLook w:val="04A0" w:firstRow="1" w:lastRow="0" w:firstColumn="1" w:lastColumn="0" w:noHBand="0" w:noVBand="1"/>
-      </w:tblPr>
-      <w:tblGrid>
-        <w:gridCol w:w="3137"/>
-        <w:gridCol w:w="3137"/>
-        <w:gridCol w:w="3137"/>
-      </w:tblGrid>
-      <w:tr>
-        <w:tc>
-          <w:tcPr>
-            <w:tcW w:w="3137" w:type="dxa"/>
-          </w:tcPr>
-          <w:p>
-            <w:proofErr w:type="spellStart"/>
-            <w:r>
-              <w:rPr>
-                <w:rFonts w:ascii="Arial" w:eastAsia="Arial" w:hAnsi="Arial"/>
-                <w:sz w:val="20"/>
-              </w:rPr>
-              <w:t>Категория</w:t>
-            </w:r>
-            <w:proofErr w:type="spellEnd"/>
-          </w:p>
-        </w:tc>
-        <w:tc>
-          <w:tcPr>
-            <w:tcW w:w="3137" w:type="dxa"/>
-          </w:tcPr>
-          <w:p>
-            <w:proofErr w:type="spellStart"/>
-            <w:r>
-              <w:rPr>
-                <w:rFonts w:ascii="Arial" w:eastAsia="Arial" w:hAnsi="Arial"/>
-                <w:sz w:val="20"/>
-              </w:rPr>
-              <w:t>Наименование</w:t>
-            </w:r>
-            <w:proofErr w:type="spellEnd"/>
-          </w:p>
-        </w:tc>
-        <w:tc>
-          <w:tcPr>
-            <w:tcW w:w="3137" w:type="dxa"/>
-          </w:tcPr>
-          <w:p>
-            <w:proofErr w:type="spellStart"/>
-            <w:r>
-              <w:rPr>
-                <w:rFonts w:ascii="Arial" w:eastAsia="Arial" w:hAnsi="Arial"/>
-                <w:sz w:val="20"/>
-              </w:rPr>
-              <w:t>Сокращение</w:t>
-            </w:r>
-            <w:proofErr w:type="spellEnd"/>
-            <w:r>
-              <w:rPr>
-                <w:rFonts w:ascii="Arial" w:eastAsia="Arial" w:hAnsi="Arial"/>
-                <w:sz w:val="20"/>
-              </w:rPr>
-              <w:t xml:space="preserve"> / </w:t>
-            </w:r>
-            <w:proofErr w:type="spellStart"/>
-            <w:r>
-              <w:rPr>
-                <w:rFonts w:ascii="Arial" w:eastAsia="Arial" w:hAnsi="Arial"/>
-                <w:sz w:val="20"/>
-              </w:rPr>
-              <w:t>статус</w:t>
-            </w:r>
-            <w:proofErr w:type="spellEnd"/>
-          </w:p>
-        </w:tc>
-      </w:tr>
-      <w:tr>
-        <w:tc>
-          <w:tcPr>
-            <w:tcW w:w="3137" w:type="dxa"/>
-          </w:tcPr>
-          <w:p>
-            <w:proofErr w:type="spellStart"/>
-            <w:r>
-              <w:rPr>
-                <w:rFonts w:ascii="Arial" w:eastAsia="Arial" w:hAnsi="Arial"/>
-                <w:sz w:val="20"/>
-              </w:rPr>
-              <w:t>Инфраструктура</w:t>
-            </w:r>
-            <w:proofErr w:type="spellEnd"/>
-          </w:p>
-        </w:tc>
-        <w:tc>
-          <w:tcPr>
-            <w:tcW w:w="3137" w:type="dxa"/>
-          </w:tcPr>
-          <w:p>
-            <w:proofErr w:type="spellStart"/>
-            <w:r>
-              <w:rPr>
-                <w:rFonts w:ascii="Arial" w:eastAsia="Arial" w:hAnsi="Arial"/>
-                <w:sz w:val="20"/>
-              </w:rPr>
-              <w:t>центр</w:t>
-            </w:r>
-            <w:proofErr w:type="spellEnd"/>
-            <w:r>
-              <w:rPr>
-                <w:rFonts w:ascii="Arial" w:eastAsia="Arial" w:hAnsi="Arial"/>
-                <w:sz w:val="20"/>
-              </w:rPr>
-              <w:t xml:space="preserve"> </w:t>
-            </w:r>
-            <w:proofErr w:type="spellStart"/>
-            <w:r>
-              <w:rPr>
-                <w:rFonts w:ascii="Arial" w:eastAsia="Arial" w:hAnsi="Arial"/>
-                <w:sz w:val="20"/>
-              </w:rPr>
-              <w:t>оперативной</w:t>
-            </w:r>
-            <w:proofErr w:type="spellEnd"/>
-            <w:r>
-              <w:rPr>
-                <w:rFonts w:ascii="Arial" w:eastAsia="Arial" w:hAnsi="Arial"/>
-                <w:sz w:val="20"/>
-              </w:rPr>
-              <w:t xml:space="preserve"> </w:t>
-            </w:r>
-            <w:proofErr w:type="spellStart"/>
-            <w:r>
-              <w:rPr>
-                <w:rFonts w:ascii="Arial" w:eastAsia="Arial" w:hAnsi="Arial"/>
-                <w:sz w:val="20"/>
-              </w:rPr>
-              <w:t>обработки</w:t>
-            </w:r>
-            <w:proofErr w:type="spellEnd"/>
-            <w:r>
-              <w:rPr>
-                <w:rFonts w:ascii="Arial" w:eastAsia="Arial" w:hAnsi="Arial"/>
-                <w:sz w:val="20"/>
-              </w:rPr>
-              <w:t xml:space="preserve"> </w:t>
-            </w:r>
-            <w:proofErr w:type="spellStart"/>
-            <w:r>
-              <w:rPr>
-                <w:rFonts w:ascii="Arial" w:eastAsia="Arial" w:hAnsi="Arial"/>
-                <w:sz w:val="20"/>
-              </w:rPr>
-              <w:t>сообщений</w:t>
-            </w:r>
-            <w:proofErr w:type="spellEnd"/>
-          </w:p>
-        </w:tc>
-        <w:tc>
-          <w:tcPr>
-            <w:tcW w:w="3137" w:type="dxa"/>
-          </w:tcPr>
-          <w:p>
-            <w:r>
-              <w:rPr>
-                <w:rFonts w:ascii="Arial" w:eastAsia="Arial" w:hAnsi="Arial"/>
-                <w:sz w:val="20"/>
-              </w:rPr>
-              <w:t>ЦООС</w:t>
+              <w:t>Система обработки данных</w:t>
             </w:r>
           </w:p>
         </w:tc>
@@ -2317,79 +4255,37 @@
       <w:tr>
         <w:tc>
           <w:tcPr>
-            <w:tcW w:w="3137" w:type="dxa"/>
+            <w:tcW w:w="4320" w:type="dxa"/>
           </w:tcPr>
           <w:p>
-            <w:proofErr w:type="spellStart"/>
+            <w:pPr>
+              <w:rPr>
+                <w:rFonts w:cs="Times New Roman"/>
+              </w:rPr>
+            </w:pPr>
             <w:r>
               <w:rPr>
-                <w:rFonts w:ascii="Arial" w:eastAsia="Arial" w:hAnsi="Arial"/>
-                <w:sz w:val="20"/>
+                <w:rFonts w:cs="Times New Roman"/>
               </w:rPr>
-              <w:t>Безопасность</w:t>
+              <w:t>ИС</w:t>
             </w:r>
-            <w:proofErr w:type="spellEnd"/>
           </w:p>
         </w:tc>
         <w:tc>
           <w:tcPr>
-            <w:tcW w:w="3137" w:type="dxa"/>
+            <w:tcW w:w="4320" w:type="dxa"/>
           </w:tcPr>
           <w:p>
-            <w:proofErr w:type="spellStart"/>
+            <w:pPr>
+              <w:rPr>
+                <w:rFonts w:cs="Times New Roman"/>
+              </w:rPr>
+            </w:pPr>
             <w:r>
               <w:rPr>
-                <w:rFonts w:ascii="Arial" w:eastAsia="Arial" w:hAnsi="Arial"/>
-                <w:sz w:val="20"/>
+                <w:rFonts w:cs="Times New Roman"/>
               </w:rPr>
-              <w:t>подсистема</w:t>
-            </w:r>
-            <w:proofErr w:type="spellEnd"/>
-            <w:r>
-              <w:rPr>
-                <w:rFonts w:ascii="Arial" w:eastAsia="Arial" w:hAnsi="Arial"/>
-                <w:sz w:val="20"/>
-              </w:rPr>
-              <w:t xml:space="preserve"> </w:t>
-            </w:r>
-            <w:proofErr w:type="spellStart"/>
-            <w:r>
-              <w:rPr>
-                <w:rFonts w:ascii="Arial" w:eastAsia="Arial" w:hAnsi="Arial"/>
-                <w:sz w:val="20"/>
-              </w:rPr>
-              <w:t>контроля</w:t>
-            </w:r>
-            <w:proofErr w:type="spellEnd"/>
-            <w:r>
-              <w:rPr>
-                <w:rFonts w:ascii="Arial" w:eastAsia="Arial" w:hAnsi="Arial"/>
-                <w:sz w:val="20"/>
-              </w:rPr>
-              <w:t xml:space="preserve"> </w:t>
-            </w:r>
-            <w:proofErr w:type="spellStart"/>
-            <w:r>
-              <w:rPr>
-                <w:rFonts w:ascii="Arial" w:eastAsia="Arial" w:hAnsi="Arial"/>
-                <w:sz w:val="20"/>
-              </w:rPr>
-              <w:t>целостности</w:t>
-            </w:r>
-            <w:proofErr w:type="spellEnd"/>
-          </w:p>
-        </w:tc>
-        <w:tc>
-          <w:tcPr>
-            <w:tcW w:w="3137" w:type="dxa"/>
-          </w:tcPr>
-          <w:p>
-            <w:r>
-              <w:rPr>
-                <w:rFonts w:ascii="Arial" w:eastAsia="Arial" w:hAnsi="Arial"/>
-                <w:sz w:val="20"/>
-              </w:rPr>
-              <w:t>ПКЦ</w:t>
+              <w:t>Информационная система</w:t>
             </w:r>
           </w:p>
         </w:tc>
@@ -2397,1740 +4293,117 @@
       <w:tr>
         <w:tc>
           <w:tcPr>
-            <w:tcW w:w="3137" w:type="dxa"/>
+            <w:tcW w:w="4320" w:type="dxa"/>
           </w:tcPr>
           <w:p>
-            <w:proofErr w:type="spellStart"/>
+            <w:pPr>
+              <w:rPr>
+                <w:rFonts w:cs="Times New Roman"/>
+              </w:rPr>
+            </w:pPr>
             <w:r>
               <w:rPr>
-                <w:rFonts w:ascii="Arial" w:eastAsia="Arial" w:hAnsi="Arial"/>
-                <w:sz w:val="20"/>
+                <w:rFonts w:cs="Times New Roman"/>
               </w:rPr>
-              <w:t>Мониторинг</w:t>
+              <w:t>ЦП</w:t>
             </w:r>
-            <w:proofErr w:type="spellEnd"/>
           </w:p>
         </w:tc>
         <w:tc>
           <w:tcPr>
-            <w:tcW w:w="3137" w:type="dxa"/>
+            <w:tcW w:w="4320" w:type="dxa"/>
           </w:tcPr>
           <w:p>
-            <w:proofErr w:type="spellStart"/>
+            <w:pPr>
+              <w:rPr>
+                <w:rFonts w:cs="Times New Roman"/>
+              </w:rPr>
+            </w:pPr>
             <w:r>
               <w:rPr>
-                <w:rFonts w:ascii="Arial" w:eastAsia="Arial" w:hAnsi="Arial"/>
-                <w:sz w:val="20"/>
+                <w:rFonts w:cs="Times New Roman"/>
               </w:rPr>
-              <w:t>автоматизированная</w:t>
+              <w:t>Центральный процессор</w:t>
             </w:r>
-            <w:proofErr w:type="spellEnd"/>
-            <w:r>
-              <w:rPr>
-                <w:rFonts w:ascii="Arial" w:eastAsia="Arial" w:hAnsi="Arial"/>
-                <w:sz w:val="20"/>
-              </w:rPr>
-              <w:t xml:space="preserve"> </w:t>
-            </w:r>
-            <w:proofErr w:type="spellStart"/>
-            <w:r>
-              <w:rPr>
-                <w:rFonts w:ascii="Arial" w:eastAsia="Arial" w:hAnsi="Arial"/>
-                <w:sz w:val="20"/>
-              </w:rPr>
-              <w:t>система</w:t>
-            </w:r>
-            <w:proofErr w:type="spellEnd"/>
-            <w:r>
-              <w:rPr>
-                <w:rFonts w:ascii="Arial" w:eastAsia="Arial" w:hAnsi="Arial"/>
-                <w:sz w:val="20"/>
-              </w:rPr>
-              <w:t xml:space="preserve"> </w:t>
-            </w:r>
-            <w:proofErr w:type="spellStart"/>
-            <w:r>
-              <w:rPr>
-                <w:rFonts w:ascii="Arial" w:eastAsia="Arial" w:hAnsi="Arial"/>
-                <w:sz w:val="20"/>
-              </w:rPr>
-              <w:t>мониторинга</w:t>
-            </w:r>
-            <w:proofErr w:type="spellEnd"/>
-            <w:r>
-              <w:rPr>
-                <w:rFonts w:ascii="Arial" w:eastAsia="Arial" w:hAnsi="Arial"/>
-                <w:sz w:val="20"/>
-              </w:rPr>
-              <w:t xml:space="preserve"> </w:t>
-            </w:r>
-            <w:proofErr w:type="spellStart"/>
-            <w:r>
-              <w:rPr>
-                <w:rFonts w:ascii="Arial" w:eastAsia="Arial" w:hAnsi="Arial"/>
-                <w:sz w:val="20"/>
-              </w:rPr>
-              <w:t>событий</w:t>
-            </w:r>
-            <w:proofErr w:type="spellEnd"/>
-          </w:p>
-        </w:tc>
-        <w:tc>
-          <w:tcPr>
-            <w:tcW w:w="3137" w:type="dxa"/>
-          </w:tcPr>
-          <w:p>
-            <w:proofErr w:type="spellStart"/>
-            <w:r>
-              <w:rPr>
-                <w:rFonts w:ascii="Arial" w:eastAsia="Arial" w:hAnsi="Arial"/>
-                <w:sz w:val="20"/>
-              </w:rPr>
-              <w:t>сокращение</w:t>
-            </w:r>
-            <w:proofErr w:type="spellEnd"/>
-            <w:r>
-              <w:rPr>
-                <w:rFonts w:ascii="Arial" w:eastAsia="Arial" w:hAnsi="Arial"/>
-                <w:sz w:val="20"/>
-              </w:rPr>
-              <w:t xml:space="preserve"> </w:t>
-            </w:r>
-            <w:proofErr w:type="spellStart"/>
-            <w:r>
-              <w:rPr>
-                <w:rFonts w:ascii="Arial" w:eastAsia="Arial" w:hAnsi="Arial"/>
-                <w:sz w:val="20"/>
-              </w:rPr>
-              <w:t>не</w:t>
-            </w:r>
-            <w:proofErr w:type="spellEnd"/>
-            <w:r>
-              <w:rPr>
-                <w:rFonts w:ascii="Arial" w:eastAsia="Arial" w:hAnsi="Arial"/>
-                <w:sz w:val="20"/>
-              </w:rPr>
-              <w:t xml:space="preserve"> </w:t>
-            </w:r>
-            <w:proofErr w:type="spellStart"/>
-            <w:r>
-              <w:rPr>
-                <w:rFonts w:ascii="Arial" w:eastAsia="Arial" w:hAnsi="Arial"/>
-                <w:sz w:val="20"/>
-              </w:rPr>
-              <w:t>введено</w:t>
-            </w:r>
-            <w:proofErr w:type="spellEnd"/>
           </w:p>
         </w:tc>
       </w:tr>
       <w:tr>
         <w:tc>
           <w:tcPr>
-            <w:tcW w:w="3137" w:type="dxa"/>
+            <w:tcW w:w="4320" w:type="dxa"/>
           </w:tcPr>
           <w:p>
-            <w:proofErr w:type="spellStart"/>
+            <w:pPr>
+              <w:rPr>
+                <w:rFonts w:cs="Times New Roman"/>
+              </w:rPr>
+            </w:pPr>
             <w:r>
               <w:rPr>
-                <w:rFonts w:ascii="Arial" w:eastAsia="Arial" w:hAnsi="Arial"/>
-                <w:sz w:val="20"/>
+                <w:rFonts w:cs="Times New Roman"/>
               </w:rPr>
-              <w:t>Профили</w:t>
+              <w:t>ОП</w:t>
             </w:r>
-            <w:proofErr w:type="spellEnd"/>
           </w:p>
         </w:tc>
         <w:tc>
           <w:tcPr>
-            <w:tcW w:w="3137" w:type="dxa"/>
+            <w:tcW w:w="4320" w:type="dxa"/>
           </w:tcPr>
           <w:p>
-            <w:proofErr w:type="spellStart"/>
+            <w:pPr>
+              <w:rPr>
+                <w:rFonts w:cs="Times New Roman"/>
+              </w:rPr>
+            </w:pPr>
             <w:r>
               <w:rPr>
-                <w:rFonts w:ascii="Arial" w:eastAsia="Arial" w:hAnsi="Arial"/>
-                <w:sz w:val="20"/>
+                <w:rFonts w:cs="Times New Roman"/>
               </w:rPr>
-              <w:t>распределённая</w:t>
+              <w:t>Оперативная память</w:t>
             </w:r>
-            <w:proofErr w:type="spellEnd"/>
-            <w:r>
-              <w:rPr>
-                <w:rFonts w:ascii="Arial" w:eastAsia="Arial" w:hAnsi="Arial"/>
-                <w:sz w:val="20"/>
-              </w:rPr>
-              <w:t xml:space="preserve"> </w:t>
-            </w:r>
-            <w:proofErr w:type="spellStart"/>
-            <w:r>
-              <w:rPr>
-                <w:rFonts w:ascii="Arial" w:eastAsia="Arial" w:hAnsi="Arial"/>
-                <w:sz w:val="20"/>
-              </w:rPr>
-              <w:t>база</w:t>
-            </w:r>
-            <w:proofErr w:type="spellEnd"/>
-            <w:r>
-              <w:rPr>
-                <w:rFonts w:ascii="Arial" w:eastAsia="Arial" w:hAnsi="Arial"/>
-                <w:sz w:val="20"/>
-              </w:rPr>
-              <w:t xml:space="preserve"> </w:t>
-            </w:r>
-            <w:proofErr w:type="spellStart"/>
-            <w:r>
-              <w:rPr>
-                <w:rFonts w:ascii="Arial" w:eastAsia="Arial" w:hAnsi="Arial"/>
-                <w:sz w:val="20"/>
-              </w:rPr>
-              <w:t>пользовательских</w:t>
-            </w:r>
-            <w:proofErr w:type="spellEnd"/>
-            <w:r>
-              <w:rPr>
-                <w:rFonts w:ascii="Arial" w:eastAsia="Arial" w:hAnsi="Arial"/>
-                <w:sz w:val="20"/>
-              </w:rPr>
-              <w:t xml:space="preserve"> </w:t>
-            </w:r>
-            <w:proofErr w:type="spellStart"/>
-            <w:r>
-              <w:rPr>
-                <w:rFonts w:ascii="Arial" w:eastAsia="Arial" w:hAnsi="Arial"/>
-                <w:sz w:val="20"/>
-              </w:rPr>
-              <w:t>профилей</w:t>
-            </w:r>
-            <w:proofErr w:type="spellEnd"/>
-          </w:p>
-        </w:tc>
-        <w:tc>
-          <w:tcPr>
-            <w:tcW w:w="3137" w:type="dxa"/>
-          </w:tcPr>
-          <w:p>
-            <w:proofErr w:type="spellStart"/>
-            <w:r>
-              <w:rPr>
-                <w:rFonts w:ascii="Arial" w:eastAsia="Arial" w:hAnsi="Arial"/>
-                <w:sz w:val="20"/>
-              </w:rPr>
-              <w:t>сокращение</w:t>
-            </w:r>
-            <w:proofErr w:type="spellEnd"/>
-            <w:r>
-              <w:rPr>
-                <w:rFonts w:ascii="Arial" w:eastAsia="Arial" w:hAnsi="Arial"/>
-                <w:sz w:val="20"/>
-              </w:rPr>
-              <w:t xml:space="preserve"> </w:t>
-            </w:r>
-            <w:proofErr w:type="spellStart"/>
-            <w:r>
-              <w:rPr>
-                <w:rFonts w:ascii="Arial" w:eastAsia="Arial" w:hAnsi="Arial"/>
-                <w:sz w:val="20"/>
-              </w:rPr>
-              <w:t>не</w:t>
-            </w:r>
-            <w:proofErr w:type="spellEnd"/>
-            <w:r>
-              <w:rPr>
-                <w:rFonts w:ascii="Arial" w:eastAsia="Arial" w:hAnsi="Arial"/>
-                <w:sz w:val="20"/>
-              </w:rPr>
-              <w:t xml:space="preserve"> </w:t>
-            </w:r>
-            <w:proofErr w:type="spellStart"/>
-            <w:r>
-              <w:rPr>
-                <w:rFonts w:ascii="Arial" w:eastAsia="Arial" w:hAnsi="Arial"/>
-                <w:sz w:val="20"/>
-              </w:rPr>
-              <w:t>введено</w:t>
-            </w:r>
-            <w:proofErr w:type="spellEnd"/>
           </w:p>
         </w:tc>
       </w:tr>
       <w:tr>
         <w:tc>
           <w:tcPr>
-            <w:tcW w:w="3137" w:type="dxa"/>
+            <w:tcW w:w="4320" w:type="dxa"/>
           </w:tcPr>
           <w:p>
-            <w:proofErr w:type="spellStart"/>
-            <w:r>
+            <w:pPr>
               <w:rPr>
-                <w:rFonts w:ascii="Arial" w:eastAsia="Arial" w:hAnsi="Arial"/>
-                <w:sz w:val="20"/>
+                <w:rFonts w:cs="Times New Roman"/>
               </w:rPr>
-              <w:t>Документы</w:t>
-            </w:r>
-            <w:proofErr w:type="spellEnd"/>
+            </w:pPr>
           </w:p>
         </w:tc>
         <w:tc>
           <w:tcPr>
-            <w:tcW w:w="3137" w:type="dxa"/>
+            <w:tcW w:w="4320" w:type="dxa"/>
           </w:tcPr>
           <w:p>
-            <w:proofErr w:type="spellStart"/>
-            <w:r>
+            <w:pPr>
               <w:rPr>
-                <w:rFonts w:ascii="Arial" w:eastAsia="Arial" w:hAnsi="Arial"/>
-                <w:sz w:val="20"/>
+                <w:rFonts w:cs="Times New Roman"/>
               </w:rPr>
-              <w:t>модуль</w:t>
-            </w:r>
-            <w:proofErr w:type="spellEnd"/>
-            <w:r>
-              <w:rPr>
-                <w:rFonts w:ascii="Arial" w:eastAsia="Arial" w:hAnsi="Arial"/>
-                <w:sz w:val="20"/>
-              </w:rPr>
-              <w:t xml:space="preserve"> </w:t>
-            </w:r>
-            <w:proofErr w:type="spellStart"/>
-            <w:r>
-              <w:rPr>
-                <w:rFonts w:ascii="Arial" w:eastAsia="Arial" w:hAnsi="Arial"/>
-                <w:sz w:val="20"/>
-              </w:rPr>
-              <w:t>анализа</w:t>
-            </w:r>
-            <w:proofErr w:type="spellEnd"/>
-            <w:r>
-              <w:rPr>
-                <w:rFonts w:ascii="Arial" w:eastAsia="Arial" w:hAnsi="Arial"/>
-                <w:sz w:val="20"/>
-              </w:rPr>
-              <w:t xml:space="preserve"> </w:t>
-            </w:r>
-            <w:proofErr w:type="spellStart"/>
-            <w:r>
-              <w:rPr>
-                <w:rFonts w:ascii="Arial" w:eastAsia="Arial" w:hAnsi="Arial"/>
-                <w:sz w:val="20"/>
-              </w:rPr>
-              <w:t>текстовых</w:t>
-            </w:r>
-            <w:proofErr w:type="spellEnd"/>
-            <w:r>
-              <w:rPr>
-                <w:rFonts w:ascii="Arial" w:eastAsia="Arial" w:hAnsi="Arial"/>
-                <w:sz w:val="20"/>
-              </w:rPr>
-              <w:t xml:space="preserve"> </w:t>
-            </w:r>
-            <w:proofErr w:type="spellStart"/>
-            <w:r>
-              <w:rPr>
-                <w:rFonts w:ascii="Arial" w:eastAsia="Arial" w:hAnsi="Arial"/>
-                <w:sz w:val="20"/>
-              </w:rPr>
-              <w:t>документов</w:t>
-            </w:r>
-            <w:proofErr w:type="spellEnd"/>
-          </w:p>
-        </w:tc>
-        <w:tc>
-          <w:tcPr>
-            <w:tcW w:w="3137" w:type="dxa"/>
-          </w:tcPr>
-          <w:p>
-            <w:proofErr w:type="spellStart"/>
-            <w:r>
-              <w:rPr>
-                <w:rFonts w:ascii="Arial" w:eastAsia="Arial" w:hAnsi="Arial"/>
-                <w:sz w:val="20"/>
-              </w:rPr>
-              <w:t>сокращение</w:t>
-            </w:r>
-            <w:proofErr w:type="spellEnd"/>
-            <w:r>
-              <w:rPr>
-                <w:rFonts w:ascii="Arial" w:eastAsia="Arial" w:hAnsi="Arial"/>
-                <w:sz w:val="20"/>
-              </w:rPr>
-              <w:t xml:space="preserve"> </w:t>
-            </w:r>
-            <w:proofErr w:type="spellStart"/>
-            <w:r>
-              <w:rPr>
-                <w:rFonts w:ascii="Arial" w:eastAsia="Arial" w:hAnsi="Arial"/>
-                <w:sz w:val="20"/>
-              </w:rPr>
-              <w:t>не</w:t>
-            </w:r>
-            <w:proofErr w:type="spellEnd"/>
-            <w:r>
-              <w:rPr>
-                <w:rFonts w:ascii="Arial" w:eastAsia="Arial" w:hAnsi="Arial"/>
-                <w:sz w:val="20"/>
-              </w:rPr>
-              <w:t xml:space="preserve"> </w:t>
-            </w:r>
-            <w:proofErr w:type="spellStart"/>
-            <w:r>
-              <w:rPr>
-                <w:rFonts w:ascii="Arial" w:eastAsia="Arial" w:hAnsi="Arial"/>
-                <w:sz w:val="20"/>
-              </w:rPr>
-              <w:t>введено</w:t>
-            </w:r>
-            <w:proofErr w:type="spellEnd"/>
+            </w:pPr>
           </w:p>
         </w:tc>
       </w:tr>
     </w:tbl>
     <w:p>
       <w:pPr>
-        <w:spacing w:after="120"/>
-        <w:ind w:firstLine="709"/>
-        <w:rPr>
-          <w:lang w:val="ru-RU"/>
-        </w:rPr>
-      </w:pPr>
-      <w:r>
-        <w:rPr>
-          <w:rFonts w:ascii="Arial" w:eastAsia="Arial" w:hAnsi="Arial"/>
-          <w:sz w:val="22"/>
-          <w:lang w:val="ru-RU"/>
-        </w:rPr>
-        <w:t>После таблицы снова используется полная форма центр оперативной обработки сообщений, чтобы проверить корректность сопоставления между текстом таблицы, сноской и основным текстом документа.</w:t>
-      </w:r>
-    </w:p>
-    <w:p>
-      <w:pPr>
-        <w:rPr>
-          <w:lang w:val="ru-RU"/>
-        </w:rPr>
-      </w:pPr>
-      <w:r>
-        <w:rPr>
-          <w:lang w:val="ru-RU"/>
-        </w:rPr>
-        <w:br w:type="page"/>
-      </w:r>
-    </w:p>
-    <w:p>
-      <w:pPr>
-        <w:pStyle w:val="1"/>
-        <w:spacing w:after="120"/>
-        <w:rPr>
-          <w:lang w:val="ru-RU"/>
-        </w:rPr>
-      </w:pPr>
-      <w:r>
-        <w:rPr>
-          <w:lang w:val="ru-RU"/>
-        </w:rPr>
-        <w:lastRenderedPageBreak/>
-        <w:t>14 Проверка длинных терминов и частоты</w:t>
-      </w:r>
-    </w:p>
-    <w:p>
-      <w:pPr>
-        <w:pStyle w:val="21"/>
-        <w:spacing w:after="120"/>
-        <w:rPr>
-          <w:lang w:val="ru-RU"/>
-        </w:rPr>
-      </w:pPr>
-      <w:r>
-        <w:rPr>
-          <w:lang w:val="ru-RU"/>
-        </w:rPr>
-        <w:t>Тестовый контекст и ожидаемое поведение алгоритма</w:t>
-      </w:r>
-    </w:p>
-    <w:p>
-      <w:pPr>
-        <w:spacing w:after="120"/>
-        <w:ind w:firstLine="709"/>
-        <w:rPr>
-          <w:lang w:val="ru-RU"/>
-        </w:rPr>
-      </w:pPr>
-      <w:r>
-        <w:rPr>
-          <w:rFonts w:ascii="Arial" w:eastAsia="Arial" w:hAnsi="Arial"/>
-          <w:sz w:val="22"/>
-          <w:lang w:val="ru-RU"/>
-        </w:rPr>
-        <w:t>В данном разделе акцент сделан на термины, которые не имеют сокращений, но используются достаточно часто. Снова повторяются автоматизированная система мониторинга событий, распределённая база пользовательских профилей и модуль анализа текстовых документов. Повторное использование этих полных форм должно увеличить их итоговую частоту и подтвердить целесообразность рекомендации о введении сокращений.</w:t>
-      </w:r>
-    </w:p>
-    <w:p>
-      <w:pPr>
-        <w:spacing w:after="120"/>
-        <w:ind w:firstLine="709"/>
-        <w:rPr>
-          <w:lang w:val="ru-RU"/>
-        </w:rPr>
-      </w:pPr>
-      <w:r>
-        <w:rPr>
-          <w:rFonts w:ascii="Arial" w:eastAsia="Arial" w:hAnsi="Arial"/>
-          <w:sz w:val="22"/>
-          <w:lang w:val="ru-RU"/>
-        </w:rPr>
-        <w:t>Одновременно текст содержит дополнительные конструкции: механизм анализа событий доступа, подсистема формирования уведомлений и регламент маршрутизации запросов. Эти словосочетания могут быть выделены на первом этапе, но часть из них не должна получить высокий приоритет на третьем этапе, если их частота или длина окажутся недостаточными.</w:t>
-      </w:r>
-    </w:p>
-    <w:p>
-      <w:pPr>
-        <w:spacing w:after="120"/>
-        <w:ind w:firstLine="709"/>
-        <w:rPr>
-          <w:lang w:val="ru-RU"/>
-        </w:rPr>
-      </w:pPr>
-      <w:r>
-        <w:rPr>
-          <w:rFonts w:ascii="Arial" w:eastAsia="Arial" w:hAnsi="Arial"/>
-          <w:sz w:val="22"/>
-          <w:lang w:val="ru-RU"/>
-        </w:rPr>
-        <w:t>Раздел предназначен для проверки того, что алгоритм не ограничивается самим фактом наличия длинной полной формы, а учитывает также повторяемость термина в документе.</w:t>
-      </w:r>
-    </w:p>
-    <w:p>
-      <w:pPr>
-        <w:spacing w:after="120"/>
-        <w:ind w:firstLine="709"/>
-        <w:rPr>
-          <w:lang w:val="ru-RU"/>
-        </w:rPr>
-      </w:pPr>
-      <w:r>
-        <w:rPr>
-          <w:rFonts w:ascii="Arial" w:eastAsia="Arial" w:hAnsi="Arial"/>
-          <w:sz w:val="22"/>
-          <w:lang w:val="ru-RU"/>
-        </w:rPr>
-        <w:t>Ожидается, что именно частота употребления позволит отличить основные тестовые термины от второстепенных конструкций.</w:t>
-      </w:r>
-    </w:p>
-    <w:p>
-      <w:pPr>
-        <w:rPr>
-          <w:lang w:val="ru-RU"/>
-        </w:rPr>
-      </w:pPr>
-      <w:r>
-        <w:rPr>
-          <w:lang w:val="ru-RU"/>
-        </w:rPr>
-        <w:br w:type="page"/>
-      </w:r>
-    </w:p>
-    <w:p>
-      <w:pPr>
-        <w:pStyle w:val="1"/>
-        <w:spacing w:after="120"/>
-        <w:rPr>
-          <w:lang w:val="ru-RU"/>
-        </w:rPr>
-      </w:pPr>
-      <w:r>
-        <w:rPr>
-          <w:lang w:val="ru-RU"/>
-        </w:rPr>
-        <w:lastRenderedPageBreak/>
-        <w:t>15 Сокращения в подзаголовках и сносках</w:t>
-      </w:r>
-    </w:p>
-    <w:p>
-      <w:pPr>
-        <w:spacing w:after="120"/>
-        <w:ind w:firstLine="709"/>
-        <w:rPr>
-          <w:lang w:val="ru-RU"/>
-        </w:rPr>
-      </w:pPr>
-      <w:r>
-        <w:rPr>
-          <w:rFonts w:ascii="Arial" w:eastAsia="Arial" w:hAnsi="Arial"/>
-          <w:sz w:val="22"/>
-          <w:lang w:val="ru-RU"/>
-        </w:rPr>
-        <w:t>В этом разделе дополнительно проверяется сочетание подзаголовков, абзацев и сносок. Здесь повторно используется сокращение СУД, а также даётся ссылка на уточняющее пояснение в сноске, где содержится ещё одна терминологическая конструкция.</w:t>
-      </w:r>
-    </w:p>
-    <w:p>
-      <w:pPr>
-        <w:spacing w:after="120"/>
-        <w:ind w:firstLine="709"/>
-        <w:rPr>
-          <w:lang w:val="ru-RU"/>
-        </w:rPr>
-      </w:pPr>
-      <w:r>
-        <w:rPr>
-          <w:rFonts w:ascii="Arial" w:eastAsia="Arial" w:hAnsi="Arial"/>
-          <w:sz w:val="22"/>
-          <w:lang w:val="ru-RU"/>
-        </w:rPr>
-        <w:t>Основной текст страницы содержит упоминания таких элементов, как система управления доступом, центр обработки данных и подсистема контроля целостности. При этом система управления доступом снова включена полностью, чтобы проверить контроль повторного использования расшифровки.</w:t>
-      </w:r>
-      <w:r>
-        <w:rPr>
-          <w:lang w:val="ru-RU"/>
-        </w:rPr>
-        <w:t xml:space="preserve"> </w:t>
-      </w:r>
-      <w:r>
-        <w:footnoteReference w:id="2"/>
-      </w:r>
-    </w:p>
-    <w:p>
-      <w:pPr>
-        <w:rPr>
-          <w:lang w:val="ru-RU"/>
-        </w:rPr>
-      </w:pPr>
-      <w:r>
-        <w:rPr>
-          <w:lang w:val="ru-RU"/>
-        </w:rPr>
-        <w:br w:type="page"/>
-      </w:r>
-    </w:p>
-    <w:p>
-      <w:pPr>
-        <w:pStyle w:val="1"/>
-        <w:spacing w:after="120"/>
-        <w:rPr>
-          <w:lang w:val="ru-RU"/>
-        </w:rPr>
-      </w:pPr>
-      <w:r>
-        <w:rPr>
-          <w:lang w:val="ru-RU"/>
-        </w:rPr>
-        <w:lastRenderedPageBreak/>
-        <w:t>16 Проверка данных в таблицах и заголовках</w:t>
-      </w:r>
-    </w:p>
-    <w:p>
-      <w:pPr>
-        <w:spacing w:after="120"/>
-        <w:ind w:firstLine="709"/>
-        <w:rPr>
-          <w:lang w:val="ru-RU"/>
-        </w:rPr>
-      </w:pPr>
-      <w:r>
-        <w:rPr>
-          <w:rFonts w:ascii="Arial" w:eastAsia="Arial" w:hAnsi="Arial"/>
-          <w:sz w:val="22"/>
-          <w:lang w:val="ru-RU"/>
-        </w:rPr>
-        <w:t>Следующий раздел объединяет заголовки и таблицы как источники текстовой информации. Здесь повторяются уже известные сокращения ЦОД и ЦООС, а также используются полные формы без сокращения, чтобы проверить равноправную обработку разных частей документа.</w:t>
-      </w:r>
-    </w:p>
-    <w:tbl>
-      <w:tblPr>
-        <w:tblStyle w:val="aff0"/>
-        <w:tblW w:w="0" w:type="auto"/>
-        <w:tblLook w:val="04A0" w:firstRow="1" w:lastRow="0" w:firstColumn="1" w:lastColumn="0" w:noHBand="0" w:noVBand="1"/>
-      </w:tblPr>
-      <w:tblGrid>
-        <w:gridCol w:w="3137"/>
-        <w:gridCol w:w="3137"/>
-        <w:gridCol w:w="3137"/>
-      </w:tblGrid>
-      <w:tr>
-        <w:tc>
-          <w:tcPr>
-            <w:tcW w:w="3137" w:type="dxa"/>
-          </w:tcPr>
-          <w:p>
-            <w:proofErr w:type="spellStart"/>
-            <w:r>
-              <w:rPr>
-                <w:rFonts w:ascii="Arial" w:eastAsia="Arial" w:hAnsi="Arial"/>
-                <w:sz w:val="20"/>
-              </w:rPr>
-              <w:t>Источник</w:t>
-            </w:r>
-            <w:proofErr w:type="spellEnd"/>
-          </w:p>
-        </w:tc>
-        <w:tc>
-          <w:tcPr>
-            <w:tcW w:w="3137" w:type="dxa"/>
-          </w:tcPr>
-          <w:p>
-            <w:proofErr w:type="spellStart"/>
-            <w:r>
-              <w:rPr>
-                <w:rFonts w:ascii="Arial" w:eastAsia="Arial" w:hAnsi="Arial"/>
-                <w:sz w:val="20"/>
-              </w:rPr>
-              <w:t>Термин</w:t>
-            </w:r>
-            <w:proofErr w:type="spellEnd"/>
-            <w:r>
-              <w:rPr>
-                <w:rFonts w:ascii="Arial" w:eastAsia="Arial" w:hAnsi="Arial"/>
-                <w:sz w:val="20"/>
-              </w:rPr>
-              <w:t xml:space="preserve"> / </w:t>
-            </w:r>
-            <w:proofErr w:type="spellStart"/>
-            <w:r>
-              <w:rPr>
-                <w:rFonts w:ascii="Arial" w:eastAsia="Arial" w:hAnsi="Arial"/>
-                <w:sz w:val="20"/>
-              </w:rPr>
-              <w:t>сокращение</w:t>
-            </w:r>
-            <w:proofErr w:type="spellEnd"/>
-          </w:p>
-        </w:tc>
-        <w:tc>
-          <w:tcPr>
-            <w:tcW w:w="3137" w:type="dxa"/>
-          </w:tcPr>
-          <w:p>
-            <w:proofErr w:type="spellStart"/>
-            <w:r>
-              <w:rPr>
-                <w:rFonts w:ascii="Arial" w:eastAsia="Arial" w:hAnsi="Arial"/>
-                <w:sz w:val="20"/>
-              </w:rPr>
-              <w:t>Ожидаемая</w:t>
-            </w:r>
-            <w:proofErr w:type="spellEnd"/>
-            <w:r>
-              <w:rPr>
-                <w:rFonts w:ascii="Arial" w:eastAsia="Arial" w:hAnsi="Arial"/>
-                <w:sz w:val="20"/>
-              </w:rPr>
-              <w:t xml:space="preserve"> </w:t>
-            </w:r>
-            <w:proofErr w:type="spellStart"/>
-            <w:r>
-              <w:rPr>
-                <w:rFonts w:ascii="Arial" w:eastAsia="Arial" w:hAnsi="Arial"/>
-                <w:sz w:val="20"/>
-              </w:rPr>
-              <w:t>интерпретация</w:t>
-            </w:r>
-            <w:proofErr w:type="spellEnd"/>
-          </w:p>
-        </w:tc>
-      </w:tr>
-      <w:tr>
-        <w:tc>
-          <w:tcPr>
-            <w:tcW w:w="3137" w:type="dxa"/>
-          </w:tcPr>
-          <w:p>
-            <w:proofErr w:type="spellStart"/>
-            <w:r>
-              <w:rPr>
-                <w:rFonts w:ascii="Arial" w:eastAsia="Arial" w:hAnsi="Arial"/>
-                <w:sz w:val="20"/>
-              </w:rPr>
-              <w:t>Заголовок</w:t>
-            </w:r>
-            <w:proofErr w:type="spellEnd"/>
-          </w:p>
-        </w:tc>
-        <w:tc>
-          <w:tcPr>
-            <w:tcW w:w="3137" w:type="dxa"/>
-          </w:tcPr>
-          <w:p>
-            <w:r>
-              <w:rPr>
-                <w:rFonts w:ascii="Arial" w:eastAsia="Arial" w:hAnsi="Arial"/>
-                <w:sz w:val="20"/>
-              </w:rPr>
-              <w:t>СУД</w:t>
-            </w:r>
-          </w:p>
-        </w:tc>
-        <w:tc>
-          <w:tcPr>
-            <w:tcW w:w="3137" w:type="dxa"/>
-          </w:tcPr>
-          <w:p>
-            <w:proofErr w:type="spellStart"/>
-            <w:r>
-              <w:rPr>
-                <w:rFonts w:ascii="Arial" w:eastAsia="Arial" w:hAnsi="Arial"/>
-                <w:sz w:val="20"/>
-              </w:rPr>
-              <w:t>Уже</w:t>
-            </w:r>
-            <w:proofErr w:type="spellEnd"/>
-            <w:r>
-              <w:rPr>
-                <w:rFonts w:ascii="Arial" w:eastAsia="Arial" w:hAnsi="Arial"/>
-                <w:sz w:val="20"/>
-              </w:rPr>
-              <w:t xml:space="preserve"> </w:t>
-            </w:r>
-            <w:proofErr w:type="spellStart"/>
-            <w:r>
-              <w:rPr>
-                <w:rFonts w:ascii="Arial" w:eastAsia="Arial" w:hAnsi="Arial"/>
-                <w:sz w:val="20"/>
-              </w:rPr>
-              <w:t>существующее</w:t>
-            </w:r>
-            <w:proofErr w:type="spellEnd"/>
-            <w:r>
-              <w:rPr>
-                <w:rFonts w:ascii="Arial" w:eastAsia="Arial" w:hAnsi="Arial"/>
-                <w:sz w:val="20"/>
-              </w:rPr>
-              <w:t xml:space="preserve"> </w:t>
-            </w:r>
-            <w:proofErr w:type="spellStart"/>
-            <w:r>
-              <w:rPr>
-                <w:rFonts w:ascii="Arial" w:eastAsia="Arial" w:hAnsi="Arial"/>
-                <w:sz w:val="20"/>
-              </w:rPr>
-              <w:t>сокращение</w:t>
-            </w:r>
-            <w:proofErr w:type="spellEnd"/>
-          </w:p>
-        </w:tc>
-      </w:tr>
-      <w:tr>
-        <w:tc>
-          <w:tcPr>
-            <w:tcW w:w="3137" w:type="dxa"/>
-          </w:tcPr>
-          <w:p>
-            <w:proofErr w:type="spellStart"/>
-            <w:r>
-              <w:rPr>
-                <w:rFonts w:ascii="Arial" w:eastAsia="Arial" w:hAnsi="Arial"/>
-                <w:sz w:val="20"/>
-              </w:rPr>
-              <w:t>Основной</w:t>
-            </w:r>
-            <w:proofErr w:type="spellEnd"/>
-            <w:r>
-              <w:rPr>
-                <w:rFonts w:ascii="Arial" w:eastAsia="Arial" w:hAnsi="Arial"/>
-                <w:sz w:val="20"/>
-              </w:rPr>
-              <w:t xml:space="preserve"> </w:t>
-            </w:r>
-            <w:proofErr w:type="spellStart"/>
-            <w:r>
-              <w:rPr>
-                <w:rFonts w:ascii="Arial" w:eastAsia="Arial" w:hAnsi="Arial"/>
-                <w:sz w:val="20"/>
-              </w:rPr>
-              <w:t>текст</w:t>
-            </w:r>
-            <w:proofErr w:type="spellEnd"/>
-          </w:p>
-        </w:tc>
-        <w:tc>
-          <w:tcPr>
-            <w:tcW w:w="3137" w:type="dxa"/>
-          </w:tcPr>
-          <w:p>
-            <w:proofErr w:type="spellStart"/>
-            <w:r>
-              <w:rPr>
-                <w:rFonts w:ascii="Arial" w:eastAsia="Arial" w:hAnsi="Arial"/>
-                <w:sz w:val="20"/>
-              </w:rPr>
-              <w:t>система</w:t>
-            </w:r>
-            <w:proofErr w:type="spellEnd"/>
-            <w:r>
-              <w:rPr>
-                <w:rFonts w:ascii="Arial" w:eastAsia="Arial" w:hAnsi="Arial"/>
-                <w:sz w:val="20"/>
-              </w:rPr>
-              <w:t xml:space="preserve"> </w:t>
-            </w:r>
-            <w:proofErr w:type="spellStart"/>
-            <w:r>
-              <w:rPr>
-                <w:rFonts w:ascii="Arial" w:eastAsia="Arial" w:hAnsi="Arial"/>
-                <w:sz w:val="20"/>
-              </w:rPr>
-              <w:t>управления</w:t>
-            </w:r>
-            <w:proofErr w:type="spellEnd"/>
-            <w:r>
-              <w:rPr>
-                <w:rFonts w:ascii="Arial" w:eastAsia="Arial" w:hAnsi="Arial"/>
-                <w:sz w:val="20"/>
-              </w:rPr>
-              <w:t xml:space="preserve"> </w:t>
-            </w:r>
-            <w:proofErr w:type="spellStart"/>
-            <w:r>
-              <w:rPr>
-                <w:rFonts w:ascii="Arial" w:eastAsia="Arial" w:hAnsi="Arial"/>
-                <w:sz w:val="20"/>
-              </w:rPr>
-              <w:t>доступом</w:t>
-            </w:r>
-            <w:proofErr w:type="spellEnd"/>
-          </w:p>
-        </w:tc>
-        <w:tc>
-          <w:tcPr>
-            <w:tcW w:w="3137" w:type="dxa"/>
-          </w:tcPr>
-          <w:p>
-            <w:proofErr w:type="spellStart"/>
-            <w:r>
-              <w:rPr>
-                <w:rFonts w:ascii="Arial" w:eastAsia="Arial" w:hAnsi="Arial"/>
-                <w:sz w:val="20"/>
-              </w:rPr>
-              <w:t>Повторная</w:t>
-            </w:r>
-            <w:proofErr w:type="spellEnd"/>
-            <w:r>
-              <w:rPr>
-                <w:rFonts w:ascii="Arial" w:eastAsia="Arial" w:hAnsi="Arial"/>
-                <w:sz w:val="20"/>
-              </w:rPr>
-              <w:t xml:space="preserve"> </w:t>
-            </w:r>
-            <w:proofErr w:type="spellStart"/>
-            <w:r>
-              <w:rPr>
-                <w:rFonts w:ascii="Arial" w:eastAsia="Arial" w:hAnsi="Arial"/>
-                <w:sz w:val="20"/>
-              </w:rPr>
-              <w:t>полная</w:t>
-            </w:r>
-            <w:proofErr w:type="spellEnd"/>
-            <w:r>
-              <w:rPr>
-                <w:rFonts w:ascii="Arial" w:eastAsia="Arial" w:hAnsi="Arial"/>
-                <w:sz w:val="20"/>
-              </w:rPr>
-              <w:t xml:space="preserve"> </w:t>
-            </w:r>
-            <w:proofErr w:type="spellStart"/>
-            <w:r>
-              <w:rPr>
-                <w:rFonts w:ascii="Arial" w:eastAsia="Arial" w:hAnsi="Arial"/>
-                <w:sz w:val="20"/>
-              </w:rPr>
-              <w:t>форма</w:t>
-            </w:r>
-            <w:proofErr w:type="spellEnd"/>
-          </w:p>
-        </w:tc>
-      </w:tr>
-      <w:tr>
-        <w:tc>
-          <w:tcPr>
-            <w:tcW w:w="3137" w:type="dxa"/>
-          </w:tcPr>
-          <w:p>
-            <w:proofErr w:type="spellStart"/>
-            <w:r>
-              <w:rPr>
-                <w:rFonts w:ascii="Arial" w:eastAsia="Arial" w:hAnsi="Arial"/>
-                <w:sz w:val="20"/>
-              </w:rPr>
-              <w:t>Таблица</w:t>
-            </w:r>
-            <w:proofErr w:type="spellEnd"/>
-          </w:p>
-        </w:tc>
-        <w:tc>
-          <w:tcPr>
-            <w:tcW w:w="3137" w:type="dxa"/>
-          </w:tcPr>
-          <w:p>
-            <w:r>
-              <w:rPr>
-                <w:rFonts w:ascii="Arial" w:eastAsia="Arial" w:hAnsi="Arial"/>
-                <w:sz w:val="20"/>
-              </w:rPr>
-              <w:t>ЦОД</w:t>
-            </w:r>
-          </w:p>
-        </w:tc>
-        <w:tc>
-          <w:tcPr>
-            <w:tcW w:w="3137" w:type="dxa"/>
-          </w:tcPr>
-          <w:p>
-            <w:proofErr w:type="spellStart"/>
-            <w:r>
-              <w:rPr>
-                <w:rFonts w:ascii="Arial" w:eastAsia="Arial" w:hAnsi="Arial"/>
-                <w:sz w:val="20"/>
-              </w:rPr>
-              <w:t>Уже</w:t>
-            </w:r>
-            <w:proofErr w:type="spellEnd"/>
-            <w:r>
-              <w:rPr>
-                <w:rFonts w:ascii="Arial" w:eastAsia="Arial" w:hAnsi="Arial"/>
-                <w:sz w:val="20"/>
-              </w:rPr>
-              <w:t xml:space="preserve"> </w:t>
-            </w:r>
-            <w:proofErr w:type="spellStart"/>
-            <w:r>
-              <w:rPr>
-                <w:rFonts w:ascii="Arial" w:eastAsia="Arial" w:hAnsi="Arial"/>
-                <w:sz w:val="20"/>
-              </w:rPr>
-              <w:t>существующее</w:t>
-            </w:r>
-            <w:proofErr w:type="spellEnd"/>
-            <w:r>
-              <w:rPr>
-                <w:rFonts w:ascii="Arial" w:eastAsia="Arial" w:hAnsi="Arial"/>
-                <w:sz w:val="20"/>
-              </w:rPr>
-              <w:t xml:space="preserve"> </w:t>
-            </w:r>
-            <w:proofErr w:type="spellStart"/>
-            <w:r>
-              <w:rPr>
-                <w:rFonts w:ascii="Arial" w:eastAsia="Arial" w:hAnsi="Arial"/>
-                <w:sz w:val="20"/>
-              </w:rPr>
-              <w:t>сокращение</w:t>
-            </w:r>
-            <w:proofErr w:type="spellEnd"/>
-          </w:p>
-        </w:tc>
-      </w:tr>
-      <w:tr>
-        <w:tc>
-          <w:tcPr>
-            <w:tcW w:w="3137" w:type="dxa"/>
-          </w:tcPr>
-          <w:p>
-            <w:proofErr w:type="spellStart"/>
-            <w:r>
-              <w:rPr>
-                <w:rFonts w:ascii="Arial" w:eastAsia="Arial" w:hAnsi="Arial"/>
-                <w:sz w:val="20"/>
-              </w:rPr>
-              <w:t>Таблица</w:t>
-            </w:r>
-            <w:proofErr w:type="spellEnd"/>
-          </w:p>
-        </w:tc>
-        <w:tc>
-          <w:tcPr>
-            <w:tcW w:w="3137" w:type="dxa"/>
-          </w:tcPr>
-          <w:p>
-            <w:proofErr w:type="spellStart"/>
-            <w:r>
-              <w:rPr>
-                <w:rFonts w:ascii="Arial" w:eastAsia="Arial" w:hAnsi="Arial"/>
-                <w:sz w:val="20"/>
-              </w:rPr>
-              <w:t>автоматизированная</w:t>
-            </w:r>
-            <w:proofErr w:type="spellEnd"/>
-            <w:r>
-              <w:rPr>
-                <w:rFonts w:ascii="Arial" w:eastAsia="Arial" w:hAnsi="Arial"/>
-                <w:sz w:val="20"/>
-              </w:rPr>
-              <w:t xml:space="preserve"> </w:t>
-            </w:r>
-            <w:proofErr w:type="spellStart"/>
-            <w:r>
-              <w:rPr>
-                <w:rFonts w:ascii="Arial" w:eastAsia="Arial" w:hAnsi="Arial"/>
-                <w:sz w:val="20"/>
-              </w:rPr>
-              <w:t>система</w:t>
-            </w:r>
-            <w:proofErr w:type="spellEnd"/>
-            <w:r>
-              <w:rPr>
-                <w:rFonts w:ascii="Arial" w:eastAsia="Arial" w:hAnsi="Arial"/>
-                <w:sz w:val="20"/>
-              </w:rPr>
-              <w:t xml:space="preserve"> </w:t>
-            </w:r>
-            <w:proofErr w:type="spellStart"/>
-            <w:r>
-              <w:rPr>
-                <w:rFonts w:ascii="Arial" w:eastAsia="Arial" w:hAnsi="Arial"/>
-                <w:sz w:val="20"/>
-              </w:rPr>
-              <w:t>мониторинга</w:t>
-            </w:r>
-            <w:proofErr w:type="spellEnd"/>
-            <w:r>
-              <w:rPr>
-                <w:rFonts w:ascii="Arial" w:eastAsia="Arial" w:hAnsi="Arial"/>
-                <w:sz w:val="20"/>
-              </w:rPr>
-              <w:t xml:space="preserve"> </w:t>
-            </w:r>
-            <w:proofErr w:type="spellStart"/>
-            <w:r>
-              <w:rPr>
-                <w:rFonts w:ascii="Arial" w:eastAsia="Arial" w:hAnsi="Arial"/>
-                <w:sz w:val="20"/>
-              </w:rPr>
-              <w:t>событий</w:t>
-            </w:r>
-            <w:proofErr w:type="spellEnd"/>
-          </w:p>
-        </w:tc>
-        <w:tc>
-          <w:tcPr>
-            <w:tcW w:w="3137" w:type="dxa"/>
-          </w:tcPr>
-          <w:p>
-            <w:proofErr w:type="spellStart"/>
-            <w:r>
-              <w:rPr>
-                <w:rFonts w:ascii="Arial" w:eastAsia="Arial" w:hAnsi="Arial"/>
-                <w:sz w:val="20"/>
-              </w:rPr>
-              <w:t>Кандидат</w:t>
-            </w:r>
-            <w:proofErr w:type="spellEnd"/>
-            <w:r>
-              <w:rPr>
-                <w:rFonts w:ascii="Arial" w:eastAsia="Arial" w:hAnsi="Arial"/>
-                <w:sz w:val="20"/>
-              </w:rPr>
-              <w:t xml:space="preserve"> </w:t>
-            </w:r>
-            <w:proofErr w:type="spellStart"/>
-            <w:r>
-              <w:rPr>
-                <w:rFonts w:ascii="Arial" w:eastAsia="Arial" w:hAnsi="Arial"/>
-                <w:sz w:val="20"/>
-              </w:rPr>
-              <w:t>на</w:t>
-            </w:r>
-            <w:proofErr w:type="spellEnd"/>
-            <w:r>
-              <w:rPr>
-                <w:rFonts w:ascii="Arial" w:eastAsia="Arial" w:hAnsi="Arial"/>
-                <w:sz w:val="20"/>
-              </w:rPr>
-              <w:t xml:space="preserve"> </w:t>
-            </w:r>
-            <w:proofErr w:type="spellStart"/>
-            <w:r>
-              <w:rPr>
-                <w:rFonts w:ascii="Arial" w:eastAsia="Arial" w:hAnsi="Arial"/>
-                <w:sz w:val="20"/>
-              </w:rPr>
-              <w:t>ввод</w:t>
-            </w:r>
-            <w:proofErr w:type="spellEnd"/>
-            <w:r>
-              <w:rPr>
-                <w:rFonts w:ascii="Arial" w:eastAsia="Arial" w:hAnsi="Arial"/>
-                <w:sz w:val="20"/>
-              </w:rPr>
-              <w:t xml:space="preserve"> </w:t>
-            </w:r>
-            <w:proofErr w:type="spellStart"/>
-            <w:r>
-              <w:rPr>
-                <w:rFonts w:ascii="Arial" w:eastAsia="Arial" w:hAnsi="Arial"/>
-                <w:sz w:val="20"/>
-              </w:rPr>
-              <w:t>аббревиатуры</w:t>
-            </w:r>
-            <w:proofErr w:type="spellEnd"/>
-          </w:p>
-        </w:tc>
-      </w:tr>
-      <w:tr>
-        <w:tc>
-          <w:tcPr>
-            <w:tcW w:w="3137" w:type="dxa"/>
-          </w:tcPr>
-          <w:p>
-            <w:proofErr w:type="spellStart"/>
-            <w:r>
-              <w:rPr>
-                <w:rFonts w:ascii="Arial" w:eastAsia="Arial" w:hAnsi="Arial"/>
-                <w:sz w:val="20"/>
-              </w:rPr>
-              <w:t>Таблица</w:t>
-            </w:r>
-            <w:proofErr w:type="spellEnd"/>
-          </w:p>
-        </w:tc>
-        <w:tc>
-          <w:tcPr>
-            <w:tcW w:w="3137" w:type="dxa"/>
-          </w:tcPr>
-          <w:p>
-            <w:proofErr w:type="spellStart"/>
-            <w:r>
-              <w:rPr>
-                <w:rFonts w:ascii="Arial" w:eastAsia="Arial" w:hAnsi="Arial"/>
-                <w:sz w:val="20"/>
-              </w:rPr>
-              <w:t>распределённая</w:t>
-            </w:r>
-            <w:proofErr w:type="spellEnd"/>
-            <w:r>
-              <w:rPr>
-                <w:rFonts w:ascii="Arial" w:eastAsia="Arial" w:hAnsi="Arial"/>
-                <w:sz w:val="20"/>
-              </w:rPr>
-              <w:t xml:space="preserve"> </w:t>
-            </w:r>
-            <w:proofErr w:type="spellStart"/>
-            <w:r>
-              <w:rPr>
-                <w:rFonts w:ascii="Arial" w:eastAsia="Arial" w:hAnsi="Arial"/>
-                <w:sz w:val="20"/>
-              </w:rPr>
-              <w:t>база</w:t>
-            </w:r>
-            <w:proofErr w:type="spellEnd"/>
-            <w:r>
-              <w:rPr>
-                <w:rFonts w:ascii="Arial" w:eastAsia="Arial" w:hAnsi="Arial"/>
-                <w:sz w:val="20"/>
-              </w:rPr>
-              <w:t xml:space="preserve"> </w:t>
-            </w:r>
-            <w:proofErr w:type="spellStart"/>
-            <w:r>
-              <w:rPr>
-                <w:rFonts w:ascii="Arial" w:eastAsia="Arial" w:hAnsi="Arial"/>
-                <w:sz w:val="20"/>
-              </w:rPr>
-              <w:t>пользовательских</w:t>
-            </w:r>
-            <w:proofErr w:type="spellEnd"/>
-            <w:r>
-              <w:rPr>
-                <w:rFonts w:ascii="Arial" w:eastAsia="Arial" w:hAnsi="Arial"/>
-                <w:sz w:val="20"/>
-              </w:rPr>
-              <w:t xml:space="preserve"> </w:t>
-            </w:r>
-            <w:proofErr w:type="spellStart"/>
-            <w:r>
-              <w:rPr>
-                <w:rFonts w:ascii="Arial" w:eastAsia="Arial" w:hAnsi="Arial"/>
-                <w:sz w:val="20"/>
-              </w:rPr>
-              <w:t>профилей</w:t>
-            </w:r>
-            <w:proofErr w:type="spellEnd"/>
-          </w:p>
-        </w:tc>
-        <w:tc>
-          <w:tcPr>
-            <w:tcW w:w="3137" w:type="dxa"/>
-          </w:tcPr>
-          <w:p>
-            <w:proofErr w:type="spellStart"/>
-            <w:r>
-              <w:rPr>
-                <w:rFonts w:ascii="Arial" w:eastAsia="Arial" w:hAnsi="Arial"/>
-                <w:sz w:val="20"/>
-              </w:rPr>
-              <w:t>Кандидат</w:t>
-            </w:r>
-            <w:proofErr w:type="spellEnd"/>
-            <w:r>
-              <w:rPr>
-                <w:rFonts w:ascii="Arial" w:eastAsia="Arial" w:hAnsi="Arial"/>
-                <w:sz w:val="20"/>
-              </w:rPr>
-              <w:t xml:space="preserve"> </w:t>
-            </w:r>
-            <w:proofErr w:type="spellStart"/>
-            <w:r>
-              <w:rPr>
-                <w:rFonts w:ascii="Arial" w:eastAsia="Arial" w:hAnsi="Arial"/>
-                <w:sz w:val="20"/>
-              </w:rPr>
-              <w:t>на</w:t>
-            </w:r>
-            <w:proofErr w:type="spellEnd"/>
-            <w:r>
-              <w:rPr>
-                <w:rFonts w:ascii="Arial" w:eastAsia="Arial" w:hAnsi="Arial"/>
-                <w:sz w:val="20"/>
-              </w:rPr>
-              <w:t xml:space="preserve"> </w:t>
-            </w:r>
-            <w:proofErr w:type="spellStart"/>
-            <w:r>
-              <w:rPr>
-                <w:rFonts w:ascii="Arial" w:eastAsia="Arial" w:hAnsi="Arial"/>
-                <w:sz w:val="20"/>
-              </w:rPr>
-              <w:t>ввод</w:t>
-            </w:r>
-            <w:proofErr w:type="spellEnd"/>
-            <w:r>
-              <w:rPr>
-                <w:rFonts w:ascii="Arial" w:eastAsia="Arial" w:hAnsi="Arial"/>
-                <w:sz w:val="20"/>
-              </w:rPr>
-              <w:t xml:space="preserve"> </w:t>
-            </w:r>
-            <w:proofErr w:type="spellStart"/>
-            <w:r>
-              <w:rPr>
-                <w:rFonts w:ascii="Arial" w:eastAsia="Arial" w:hAnsi="Arial"/>
-                <w:sz w:val="20"/>
-              </w:rPr>
-              <w:t>аббревиатуры</w:t>
-            </w:r>
-            <w:proofErr w:type="spellEnd"/>
-          </w:p>
-        </w:tc>
-      </w:tr>
-    </w:tbl>
-    <w:p>
-      <w:pPr>
-        <w:spacing w:after="120"/>
-        <w:ind w:firstLine="709"/>
-        <w:rPr>
-          <w:lang w:val="ru-RU"/>
-        </w:rPr>
-      </w:pPr>
-      <w:r>
-        <w:rPr>
-          <w:rFonts w:ascii="Arial" w:eastAsia="Arial" w:hAnsi="Arial"/>
-          <w:sz w:val="22"/>
-          <w:lang w:val="ru-RU"/>
-        </w:rPr>
-        <w:t>Таблица специально включает как сокращённые, так и полные формы. Это позволяет проверить, что итоговый анализ учитывает все каналы поступления данных: заголовки, основной текст и ячейки таблиц.</w:t>
-      </w:r>
-    </w:p>
-    <w:p>
-      <w:pPr>
-        <w:rPr>
-          <w:lang w:val="ru-RU"/>
-        </w:rPr>
-      </w:pPr>
-      <w:r>
-        <w:rPr>
-          <w:lang w:val="ru-RU"/>
-        </w:rPr>
-        <w:br w:type="page"/>
-      </w:r>
-    </w:p>
-    <w:p>
-      <w:pPr>
-        <w:pStyle w:val="1"/>
-        <w:spacing w:after="120"/>
-        <w:rPr>
-          <w:lang w:val="ru-RU"/>
-        </w:rPr>
-      </w:pPr>
-      <w:r>
-        <w:rPr>
-          <w:lang w:val="ru-RU"/>
-        </w:rPr>
-        <w:lastRenderedPageBreak/>
-        <w:t>17 Многократные повторы без введённого сокращения</w:t>
-      </w:r>
-    </w:p>
-    <w:p>
-      <w:pPr>
-        <w:spacing w:after="120"/>
-        <w:ind w:firstLine="709"/>
-        <w:rPr>
-          <w:lang w:val="ru-RU"/>
-        </w:rPr>
-      </w:pPr>
-      <w:r>
-        <w:rPr>
-          <w:rFonts w:ascii="Arial" w:eastAsia="Arial" w:hAnsi="Arial"/>
-          <w:sz w:val="22"/>
-          <w:lang w:val="ru-RU"/>
-        </w:rPr>
-        <w:t>На данной странице снова повторяются автоматизированная система мониторинга событий, распределённая база пользовательских профилей и модуль анализа текстовых документов. Такое повторение предназначено для накопления статистики по частоте использования и усиления решения о необходимости ввода новых аббревиатур.</w:t>
-      </w:r>
-    </w:p>
-    <w:p>
-      <w:pPr>
-        <w:spacing w:after="120"/>
-        <w:ind w:firstLine="709"/>
-        <w:rPr>
-          <w:lang w:val="ru-RU"/>
-        </w:rPr>
-      </w:pPr>
-      <w:r>
-        <w:rPr>
-          <w:rFonts w:ascii="Arial" w:eastAsia="Arial" w:hAnsi="Arial"/>
-          <w:sz w:val="22"/>
-          <w:lang w:val="ru-RU"/>
-        </w:rPr>
-        <w:t>Автоматизированная система мониторинга событий рассматривается как основной кандидат на сокращение, поскольку полная форма длинная, состоит из четырёх слов и встречается в документе многократно. Аналогично распределённая база пользовательских профилей и модуль анализа текстовых документов повторяются в разных контекстах для повышения устойчивости тестирования.</w:t>
-      </w:r>
-    </w:p>
-    <w:p>
-      <w:pPr>
-        <w:spacing w:after="120"/>
-        <w:ind w:firstLine="709"/>
-        <w:rPr>
-          <w:lang w:val="ru-RU"/>
-        </w:rPr>
-      </w:pPr>
-      <w:r>
-        <w:rPr>
-          <w:rFonts w:ascii="Arial" w:eastAsia="Arial" w:hAnsi="Arial"/>
-          <w:sz w:val="22"/>
-          <w:lang w:val="ru-RU"/>
-        </w:rPr>
-        <w:t>Также в тексте встречаются журнал регистрации обращений, механизм синхронизации профилей и канал передачи служебной информации. Эти элементы расширяют набор терминов, однако не обязательно должны стать приоритетными рекомендациями.</w:t>
-      </w:r>
-    </w:p>
-    <w:p>
-      <w:pPr>
-        <w:spacing w:after="120"/>
-        <w:ind w:firstLine="709"/>
-        <w:rPr>
-          <w:lang w:val="ru-RU"/>
-        </w:rPr>
-      </w:pPr>
-      <w:r>
-        <w:rPr>
-          <w:rFonts w:ascii="Arial" w:eastAsia="Arial" w:hAnsi="Arial"/>
-          <w:sz w:val="22"/>
-          <w:lang w:val="ru-RU"/>
-        </w:rPr>
-        <w:t xml:space="preserve">Страница служит прежде всего для проверки расчёта </w:t>
-      </w:r>
-      <w:r>
-        <w:rPr>
-          <w:rFonts w:ascii="Arial" w:eastAsia="Arial" w:hAnsi="Arial"/>
-          <w:sz w:val="22"/>
-        </w:rPr>
-        <w:t>decision</w:t>
-      </w:r>
-      <w:r>
-        <w:rPr>
-          <w:rFonts w:ascii="Arial" w:eastAsia="Arial" w:hAnsi="Arial"/>
-          <w:sz w:val="22"/>
-          <w:lang w:val="ru-RU"/>
-        </w:rPr>
-        <w:t xml:space="preserve"> </w:t>
-      </w:r>
-      <w:r>
-        <w:rPr>
-          <w:rFonts w:ascii="Arial" w:eastAsia="Arial" w:hAnsi="Arial"/>
-          <w:sz w:val="22"/>
-        </w:rPr>
-        <w:t>score</w:t>
-      </w:r>
-      <w:r>
-        <w:rPr>
-          <w:rFonts w:ascii="Arial" w:eastAsia="Arial" w:hAnsi="Arial"/>
-          <w:sz w:val="22"/>
-          <w:lang w:val="ru-RU"/>
-        </w:rPr>
-        <w:t xml:space="preserve"> на третьем этапе.</w:t>
-      </w:r>
-    </w:p>
-    <w:p>
-      <w:pPr>
-        <w:rPr>
-          <w:lang w:val="ru-RU"/>
-        </w:rPr>
-      </w:pPr>
-      <w:r>
-        <w:rPr>
-          <w:lang w:val="ru-RU"/>
-        </w:rPr>
-        <w:br w:type="page"/>
-      </w:r>
-    </w:p>
-    <w:p>
-      <w:pPr>
-        <w:pStyle w:val="1"/>
-        <w:spacing w:after="120"/>
-        <w:rPr>
-          <w:lang w:val="ru-RU"/>
-        </w:rPr>
-      </w:pPr>
-      <w:r>
-        <w:rPr>
-          <w:lang w:val="ru-RU"/>
-        </w:rPr>
-        <w:lastRenderedPageBreak/>
-        <w:t>18 Сценарии для проверки точности контекста</w:t>
-      </w:r>
-    </w:p>
-    <w:p>
-      <w:pPr>
-        <w:pStyle w:val="21"/>
-        <w:spacing w:after="120"/>
-        <w:rPr>
-          <w:lang w:val="ru-RU"/>
-        </w:rPr>
-      </w:pPr>
-      <w:r>
-        <w:rPr>
-          <w:lang w:val="ru-RU"/>
-        </w:rPr>
-        <w:t>Тестовый контекст и ожидаемое поведение алгоритма</w:t>
-      </w:r>
-    </w:p>
-    <w:p>
-      <w:pPr>
-        <w:spacing w:after="120"/>
-        <w:ind w:firstLine="709"/>
-        <w:rPr>
-          <w:lang w:val="ru-RU"/>
-        </w:rPr>
-      </w:pPr>
-      <w:r>
-        <w:rPr>
-          <w:rFonts w:ascii="Arial" w:eastAsia="Arial" w:hAnsi="Arial"/>
-          <w:sz w:val="22"/>
-          <w:lang w:val="ru-RU"/>
-        </w:rPr>
-        <w:t>В данном разделе используются сложные по структуре предложения, в которых уже известные сокращения и полные формы располагаются рядом. Например, после того как СУД обеспечивает разграничение доступа, автоматизированная система мониторинга событий фиксирует подозрительные обращения, а распределённая база пользовательских профилей хранит актуальные сведения о пользователях.</w:t>
-      </w:r>
-    </w:p>
-    <w:p>
-      <w:pPr>
-        <w:spacing w:after="120"/>
-        <w:ind w:firstLine="709"/>
-        <w:rPr>
-          <w:lang w:val="ru-RU"/>
-        </w:rPr>
-      </w:pPr>
-      <w:r>
-        <w:rPr>
-          <w:rFonts w:ascii="Arial" w:eastAsia="Arial" w:hAnsi="Arial"/>
-          <w:sz w:val="22"/>
-          <w:lang w:val="ru-RU"/>
-        </w:rPr>
-        <w:t>Такое комбинирование необходимо для проверки точности определения контекста сокращения и корректности выделения полных форм в условиях плотного соседства нескольких терминологических конструкций. От алгоритма ожидается, что он не смешает сокращение СУД с другими длинными полными формами и правильно определит отдельные кандидаты.</w:t>
-      </w:r>
-    </w:p>
-    <w:p>
-      <w:pPr>
-        <w:spacing w:after="120"/>
-        <w:ind w:firstLine="709"/>
-        <w:rPr>
-          <w:lang w:val="ru-RU"/>
-        </w:rPr>
-      </w:pPr>
-      <w:r>
-        <w:rPr>
-          <w:rFonts w:ascii="Arial" w:eastAsia="Arial" w:hAnsi="Arial"/>
-          <w:sz w:val="22"/>
-          <w:lang w:val="ru-RU"/>
-        </w:rPr>
-        <w:t>Кроме того, здесь вновь используется центр обработки данных и центр оперативной обработки сообщений. Их присутствие рядом позволяет проверить устойчивость сопоставления двух разных сокращений, начинающихся с одинакового слова центр.</w:t>
-      </w:r>
-    </w:p>
-    <w:p>
-      <w:pPr>
-        <w:spacing w:after="120"/>
-        <w:ind w:firstLine="709"/>
-        <w:rPr>
-          <w:lang w:val="ru-RU"/>
-        </w:rPr>
-      </w:pPr>
-      <w:r>
-        <w:rPr>
-          <w:rFonts w:ascii="Arial" w:eastAsia="Arial" w:hAnsi="Arial"/>
-          <w:sz w:val="22"/>
-          <w:lang w:val="ru-RU"/>
-        </w:rPr>
-        <w:t>Страница ориентирована на достижение приемлемой точности определения контекста сокращений.</w:t>
-      </w:r>
-    </w:p>
-    <w:p>
-      <w:pPr>
-        <w:rPr>
-          <w:lang w:val="ru-RU"/>
-        </w:rPr>
-      </w:pPr>
-      <w:r>
-        <w:rPr>
-          <w:lang w:val="ru-RU"/>
-        </w:rPr>
-        <w:br w:type="page"/>
-      </w:r>
-    </w:p>
-    <w:p>
-      <w:pPr>
-        <w:pStyle w:val="1"/>
-        <w:spacing w:after="120"/>
-        <w:rPr>
-          <w:lang w:val="ru-RU"/>
-        </w:rPr>
-      </w:pPr>
-      <w:r>
-        <w:rPr>
-          <w:lang w:val="ru-RU"/>
-        </w:rPr>
-        <w:lastRenderedPageBreak/>
-        <w:t>20 Заключение</w:t>
-      </w:r>
-    </w:p>
-    <w:p>
-      <w:pPr>
-        <w:spacing w:after="120"/>
-        <w:ind w:firstLine="709"/>
-        <w:rPr>
-          <w:lang w:val="ru-RU"/>
-        </w:rPr>
-      </w:pPr>
-      <w:r>
-        <w:rPr>
-          <w:rFonts w:ascii="Arial" w:eastAsia="Arial" w:hAnsi="Arial"/>
-          <w:sz w:val="22"/>
-          <w:lang w:val="ru-RU"/>
-        </w:rPr>
-        <w:t xml:space="preserve">Представленный тестовый документ сформирован как входной материал для проверки алгоритма автоматизированного средства формирования списка сокращений документа в </w:t>
-      </w:r>
-      <w:r>
-        <w:rPr>
-          <w:rFonts w:ascii="Arial" w:eastAsia="Arial" w:hAnsi="Arial"/>
-          <w:sz w:val="22"/>
-        </w:rPr>
-        <w:t>Microsoft</w:t>
-      </w:r>
-      <w:r>
-        <w:rPr>
-          <w:rFonts w:ascii="Arial" w:eastAsia="Arial" w:hAnsi="Arial"/>
-          <w:sz w:val="22"/>
-          <w:lang w:val="ru-RU"/>
-        </w:rPr>
-        <w:t xml:space="preserve"> </w:t>
-      </w:r>
-      <w:r>
-        <w:rPr>
-          <w:rFonts w:ascii="Arial" w:eastAsia="Arial" w:hAnsi="Arial"/>
-          <w:sz w:val="22"/>
-        </w:rPr>
-        <w:t>Word</w:t>
-      </w:r>
-      <w:r>
-        <w:rPr>
-          <w:rFonts w:ascii="Arial" w:eastAsia="Arial" w:hAnsi="Arial"/>
-          <w:sz w:val="22"/>
-          <w:lang w:val="ru-RU"/>
-        </w:rPr>
-        <w:t>. Его объём и структура рассчитаны на комплексное покрытие требований проекта, включая анализ заголовков, основного текста, таблиц и сносок, поиск уже существующих сокращений, выделение полных форм и оценку необходимости ввода новых аббревиатур.</w:t>
-      </w:r>
-    </w:p>
-    <w:p>
-      <w:pPr>
-        <w:spacing w:after="120"/>
-        <w:ind w:firstLine="709"/>
-        <w:rPr>
-          <w:lang w:val="ru-RU"/>
-        </w:rPr>
-      </w:pPr>
-      <w:r>
-        <w:rPr>
-          <w:rFonts w:ascii="Arial" w:eastAsia="Arial" w:hAnsi="Arial"/>
-          <w:sz w:val="22"/>
-          <w:lang w:val="ru-RU"/>
-        </w:rPr>
-        <w:t>Использование в документе как объявленных сокращений, так и длинных полных форм без сокращений позволяет последовательно проверить все реализованные этапы проекта. В частности, документ подходит для оценки качества фильтрации словоформ, точности сопоставления полных форм и сокращений, а также логики принятия решений по поводу необходимости ввода аббревиатуры.</w:t>
-      </w:r>
-    </w:p>
-    <w:p>
-      <w:pPr>
-        <w:spacing w:after="120"/>
-        <w:ind w:firstLine="709"/>
-        <w:rPr>
-          <w:lang w:val="ru-RU"/>
-        </w:rPr>
-      </w:pPr>
-      <w:r>
-        <w:rPr>
-          <w:rFonts w:ascii="Arial" w:eastAsia="Arial" w:hAnsi="Arial"/>
-          <w:sz w:val="22"/>
-          <w:lang w:val="ru-RU"/>
-        </w:rPr>
-        <w:t>Кроме того, документ содержит случаи повторного использования расшифровок, что делает его пригодным для дальнейшего тестирования функции автоматической замены повторных полных форм на сокращения и последующего формирования итогового списка сокращений в алфавитном порядке.</w:t>
-      </w:r>
-    </w:p>
-    <w:p>
-      <w:pPr>
-        <w:spacing w:after="120"/>
-        <w:ind w:firstLine="709"/>
-        <w:rPr>
-          <w:lang w:val="ru-RU"/>
-        </w:rPr>
-      </w:pPr>
-      <w:r>
-        <w:rPr>
-          <w:rFonts w:ascii="Arial" w:eastAsia="Arial" w:hAnsi="Arial"/>
-          <w:sz w:val="22"/>
-          <w:lang w:val="ru-RU"/>
-        </w:rPr>
-        <w:t xml:space="preserve">Таким образом, данный файл может использоваться как единый тестовый входной документ </w:t>
-      </w:r>
-      <w:r>
-        <w:rPr>
-          <w:rFonts w:ascii="Arial" w:eastAsia="Arial" w:hAnsi="Arial"/>
-          <w:sz w:val="22"/>
-        </w:rPr>
-        <w:t>input</w:t>
-      </w:r>
-      <w:r>
-        <w:rPr>
-          <w:rFonts w:ascii="Arial" w:eastAsia="Arial" w:hAnsi="Arial"/>
-          <w:sz w:val="22"/>
-          <w:lang w:val="ru-RU"/>
-        </w:rPr>
-        <w:t>.</w:t>
-      </w:r>
-      <w:r>
-        <w:rPr>
-          <w:rFonts w:ascii="Arial" w:eastAsia="Arial" w:hAnsi="Arial"/>
-          <w:sz w:val="22"/>
-        </w:rPr>
-        <w:t>docx</w:t>
-      </w:r>
-      <w:r>
-        <w:rPr>
-          <w:rFonts w:ascii="Arial" w:eastAsia="Arial" w:hAnsi="Arial"/>
-          <w:sz w:val="22"/>
-          <w:lang w:val="ru-RU"/>
-        </w:rPr>
-        <w:t xml:space="preserve"> при демонстрации и проверке разрабатываемого средства.</w:t>
-      </w:r>
-    </w:p>
-    <w:p>
-      <w:pPr>
-        <w:rPr>
-          <w:lang w:val="ru-RU"/>
-        </w:rPr>
-      </w:pPr>
-    </w:p>
+        <w:rPr>
+          <w:rFonts w:cs="Times New Roman"/>
+        </w:rPr>
+      </w:pPr>
+    </w:p>
+    <w:p/>
     <w:sectPr>
-      <w:pgSz w:w="11906" w:h="16838"/>
-      <w:pgMar w:top="1134" w:right="1247" w:bottom="1134" w:left="1247" w:header="720" w:footer="720" w:gutter="0"/>
+      <w:pgSz w:w="12240" w:h="15840"/>
+      <w:pgMar w:top="1440" w:right="1800" w:bottom="1440" w:left="1800" w:header="720" w:footer="720" w:gutter="0"/>
       <w:cols w:space="720"/>
       <w:docGrid w:linePitch="360"/>
     </w:sectPr>
@@ -4182,42 +4455,6 @@
       </w:pPr>
       <w:r>
         <w:continuationSeparator/>
-      </w:r>
-    </w:p>
-  </w:footnote>
-  <w:footnote w:id="1">
-    <w:p>
-      <w:pPr>
-        <w:rPr>
-          <w:lang w:val="ru-RU"/>
-        </w:rPr>
-      </w:pPr>
-      <w:r>
-        <w:footnoteRef/>
-      </w:r>
-      <w:r>
-        <w:rPr>
-          <w:lang w:val="ru-RU"/>
-        </w:rPr>
-        <w:t>В сноске дополнительно указан центр оперативной обработки сообщений (ЦООС), который должен быть найден как уже объявленное сокращение и сопоставлен с полной формой.</w:t>
-      </w:r>
-    </w:p>
-  </w:footnote>
-  <w:footnote w:id="2">
-    <w:p>
-      <w:pPr>
-        <w:rPr>
-          <w:lang w:val="ru-RU"/>
-        </w:rPr>
-      </w:pPr>
-      <w:r>
-        <w:footnoteRef/>
-      </w:r>
-      <w:r>
-        <w:rPr>
-          <w:lang w:val="ru-RU"/>
-        </w:rPr>
-        <w:t>Дополнительное примечание: регламент проверки аудита (РПА) приведён в сноске для проверки обработки вложенных терминов и поиска сокращений вне основного текста.</w:t>
       </w:r>
     </w:p>
   </w:footnote>
